--- a/flutter_documents/f2_navigation/f9_go_router_or_navigator_2_advanced_navigation.docx
+++ b/flutter_documents/f2_navigation/f9_go_router_or_navigator_2_advanced_navigation.docx
@@ -152,6 +152,5131 @@
         </w:rPr>
         <w:t xml:space="preserve"># </w:t>
       </w:r>
+      <w:r>
+        <w:rPr>
+          <w:sz w:val="32"/>
+          <w:szCs w:val="32"/>
+        </w:rPr>
+        <w:t xml:space="preserve">The three pieces that work together in every </w:t>
+      </w:r>
+      <w:proofErr w:type="spellStart"/>
+      <w:r>
+        <w:rPr>
+          <w:b/>
+          <w:bCs/>
+          <w:sz w:val="32"/>
+          <w:szCs w:val="32"/>
+        </w:rPr>
+        <w:t>go_router</w:t>
+      </w:r>
+      <w:proofErr w:type="spellEnd"/>
+      <w:r>
+        <w:rPr>
+          <w:sz w:val="32"/>
+          <w:szCs w:val="32"/>
+        </w:rPr>
+        <w:t xml:space="preserve"> app:</w:t>
+      </w:r>
+    </w:p>
+    <w:tbl>
+      <w:tblPr>
+        <w:tblStyle w:val="GridTable4-Accent3"/>
+        <w:tblW w:w="0" w:type="auto"/>
+        <w:tblLook w:val="04A0" w:firstRow="1" w:lastRow="0" w:firstColumn="1" w:lastColumn="0" w:noHBand="0" w:noVBand="1"/>
+      </w:tblPr>
+      <w:tblGrid>
+        <w:gridCol w:w="2974"/>
+        <w:gridCol w:w="6042"/>
+      </w:tblGrid>
+      <w:tr>
+        <w:trPr>
+          <w:cnfStyle w:val="100000000000" w:firstRow="1" w:lastRow="0" w:firstColumn="0" w:lastColumn="0" w:oddVBand="0" w:evenVBand="0" w:oddHBand="0" w:evenHBand="0" w:firstRowFirstColumn="0" w:firstRowLastColumn="0" w:lastRowFirstColumn="0" w:lastRowLastColumn="0"/>
+        </w:trPr>
+        <w:tc>
+          <w:tcPr>
+            <w:cnfStyle w:val="001000000000" w:firstRow="0" w:lastRow="0" w:firstColumn="1" w:lastColumn="0" w:oddVBand="0" w:evenVBand="0" w:oddHBand="0" w:evenHBand="0" w:firstRowFirstColumn="0" w:firstRowLastColumn="0" w:lastRowFirstColumn="0" w:lastRowLastColumn="0"/>
+            <w:tcW w:w="0" w:type="auto"/>
+            <w:hideMark/>
+          </w:tcPr>
+          <w:p>
+            <w:pPr>
+              <w:spacing w:after="160" w:line="278" w:lineRule="auto"/>
+              <w:jc w:val="both"/>
+              <w:rPr>
+                <w:sz w:val="32"/>
+                <w:szCs w:val="32"/>
+              </w:rPr>
+            </w:pPr>
+            <w:r>
+              <w:rPr>
+                <w:sz w:val="32"/>
+                <w:szCs w:val="32"/>
+              </w:rPr>
+              <w:t>Piece</w:t>
+            </w:r>
+          </w:p>
+        </w:tc>
+        <w:tc>
+          <w:tcPr>
+            <w:tcW w:w="0" w:type="auto"/>
+            <w:hideMark/>
+          </w:tcPr>
+          <w:p>
+            <w:pPr>
+              <w:spacing w:after="160" w:line="278" w:lineRule="auto"/>
+              <w:jc w:val="both"/>
+              <w:cnfStyle w:val="100000000000" w:firstRow="1" w:lastRow="0" w:firstColumn="0" w:lastColumn="0" w:oddVBand="0" w:evenVBand="0" w:oddHBand="0" w:evenHBand="0" w:firstRowFirstColumn="0" w:firstRowLastColumn="0" w:lastRowFirstColumn="0" w:lastRowLastColumn="0"/>
+              <w:rPr>
+                <w:sz w:val="32"/>
+                <w:szCs w:val="32"/>
+              </w:rPr>
+            </w:pPr>
+            <w:r>
+              <w:rPr>
+                <w:sz w:val="32"/>
+                <w:szCs w:val="32"/>
+              </w:rPr>
+              <w:t>What it actually is</w:t>
+            </w:r>
+          </w:p>
+        </w:tc>
+      </w:tr>
+      <w:tr>
+        <w:trPr>
+          <w:cnfStyle w:val="000000100000" w:firstRow="0" w:lastRow="0" w:firstColumn="0" w:lastColumn="0" w:oddVBand="0" w:evenVBand="0" w:oddHBand="1" w:evenHBand="0" w:firstRowFirstColumn="0" w:firstRowLastColumn="0" w:lastRowFirstColumn="0" w:lastRowLastColumn="0"/>
+        </w:trPr>
+        <w:tc>
+          <w:tcPr>
+            <w:cnfStyle w:val="001000000000" w:firstRow="0" w:lastRow="0" w:firstColumn="1" w:lastColumn="0" w:oddVBand="0" w:evenVBand="0" w:oddHBand="0" w:evenHBand="0" w:firstRowFirstColumn="0" w:firstRowLastColumn="0" w:lastRowFirstColumn="0" w:lastRowLastColumn="0"/>
+            <w:tcW w:w="0" w:type="auto"/>
+            <w:hideMark/>
+          </w:tcPr>
+          <w:p>
+            <w:pPr>
+              <w:spacing w:after="160" w:line="278" w:lineRule="auto"/>
+              <w:jc w:val="both"/>
+              <w:rPr>
+                <w:sz w:val="32"/>
+                <w:szCs w:val="32"/>
+              </w:rPr>
+            </w:pPr>
+            <w:proofErr w:type="spellStart"/>
+            <w:r>
+              <w:rPr>
+                <w:sz w:val="32"/>
+                <w:szCs w:val="32"/>
+              </w:rPr>
+              <w:t>GoRouter</w:t>
+            </w:r>
+            <w:proofErr w:type="spellEnd"/>
+          </w:p>
+        </w:tc>
+        <w:tc>
+          <w:tcPr>
+            <w:tcW w:w="0" w:type="auto"/>
+            <w:hideMark/>
+          </w:tcPr>
+          <w:p>
+            <w:pPr>
+              <w:spacing w:after="160" w:line="278" w:lineRule="auto"/>
+              <w:jc w:val="both"/>
+              <w:cnfStyle w:val="000000100000" w:firstRow="0" w:lastRow="0" w:firstColumn="0" w:lastColumn="0" w:oddVBand="0" w:evenVBand="0" w:oddHBand="1" w:evenHBand="0" w:firstRowFirstColumn="0" w:firstRowLastColumn="0" w:lastRowFirstColumn="0" w:lastRowLastColumn="0"/>
+              <w:rPr>
+                <w:sz w:val="32"/>
+                <w:szCs w:val="32"/>
+              </w:rPr>
+            </w:pPr>
+            <w:r>
+              <w:rPr>
+                <w:sz w:val="32"/>
+                <w:szCs w:val="32"/>
+              </w:rPr>
+              <w:t xml:space="preserve">The router configuration object </w:t>
+            </w:r>
+            <w:r>
+              <w:rPr>
+                <w:sz w:val="32"/>
+                <w:szCs w:val="32"/>
+              </w:rPr>
+              <w:t>that</w:t>
+            </w:r>
+            <w:r>
+              <w:rPr>
+                <w:sz w:val="32"/>
+                <w:szCs w:val="32"/>
+              </w:rPr>
+              <w:t xml:space="preserve"> holds our route tree, and implements </w:t>
+            </w:r>
+            <w:r>
+              <w:rPr>
+                <w:b/>
+                <w:bCs/>
+                <w:sz w:val="32"/>
+                <w:szCs w:val="32"/>
+              </w:rPr>
+              <w:t>Flutter</w:t>
+            </w:r>
+            <w:r>
+              <w:rPr>
+                <w:sz w:val="32"/>
+                <w:szCs w:val="32"/>
+              </w:rPr>
+              <w:t xml:space="preserve">'s Router API internals for </w:t>
+            </w:r>
+            <w:r>
+              <w:rPr>
+                <w:sz w:val="32"/>
+                <w:szCs w:val="32"/>
+              </w:rPr>
+              <w:t>us</w:t>
+            </w:r>
+          </w:p>
+        </w:tc>
+      </w:tr>
+      <w:tr>
+        <w:tc>
+          <w:tcPr>
+            <w:cnfStyle w:val="001000000000" w:firstRow="0" w:lastRow="0" w:firstColumn="1" w:lastColumn="0" w:oddVBand="0" w:evenVBand="0" w:oddHBand="0" w:evenHBand="0" w:firstRowFirstColumn="0" w:firstRowLastColumn="0" w:lastRowFirstColumn="0" w:lastRowLastColumn="0"/>
+            <w:tcW w:w="0" w:type="auto"/>
+            <w:hideMark/>
+          </w:tcPr>
+          <w:p>
+            <w:pPr>
+              <w:spacing w:after="160" w:line="278" w:lineRule="auto"/>
+              <w:jc w:val="both"/>
+              <w:rPr>
+                <w:sz w:val="32"/>
+                <w:szCs w:val="32"/>
+              </w:rPr>
+            </w:pPr>
+            <w:proofErr w:type="spellStart"/>
+            <w:r>
+              <w:rPr>
+                <w:sz w:val="32"/>
+                <w:szCs w:val="32"/>
+              </w:rPr>
+              <w:t>GoRoute</w:t>
+            </w:r>
+            <w:proofErr w:type="spellEnd"/>
+          </w:p>
+        </w:tc>
+        <w:tc>
+          <w:tcPr>
+            <w:tcW w:w="0" w:type="auto"/>
+            <w:hideMark/>
+          </w:tcPr>
+          <w:p>
+            <w:pPr>
+              <w:spacing w:after="160" w:line="278" w:lineRule="auto"/>
+              <w:jc w:val="both"/>
+              <w:cnfStyle w:val="000000000000" w:firstRow="0" w:lastRow="0" w:firstColumn="0" w:lastColumn="0" w:oddVBand="0" w:evenVBand="0" w:oddHBand="0" w:evenHBand="0" w:firstRowFirstColumn="0" w:firstRowLastColumn="0" w:lastRowFirstColumn="0" w:lastRowLastColumn="0"/>
+              <w:rPr>
+                <w:sz w:val="32"/>
+                <w:szCs w:val="32"/>
+              </w:rPr>
+            </w:pPr>
+            <w:r>
+              <w:rPr>
+                <w:sz w:val="32"/>
+                <w:szCs w:val="32"/>
+              </w:rPr>
+              <w:t xml:space="preserve">One entry in that tree </w:t>
+            </w:r>
+            <w:r>
+              <w:rPr>
+                <w:sz w:val="32"/>
+                <w:szCs w:val="32"/>
+              </w:rPr>
+              <w:t xml:space="preserve">which </w:t>
+            </w:r>
+            <w:r>
+              <w:rPr>
+                <w:sz w:val="32"/>
+                <w:szCs w:val="32"/>
+              </w:rPr>
+              <w:t>maps a URL path to a widget builder</w:t>
+            </w:r>
+          </w:p>
+        </w:tc>
+      </w:tr>
+      <w:tr>
+        <w:trPr>
+          <w:cnfStyle w:val="000000100000" w:firstRow="0" w:lastRow="0" w:firstColumn="0" w:lastColumn="0" w:oddVBand="0" w:evenVBand="0" w:oddHBand="1" w:evenHBand="0" w:firstRowFirstColumn="0" w:firstRowLastColumn="0" w:lastRowFirstColumn="0" w:lastRowLastColumn="0"/>
+        </w:trPr>
+        <w:tc>
+          <w:tcPr>
+            <w:cnfStyle w:val="001000000000" w:firstRow="0" w:lastRow="0" w:firstColumn="1" w:lastColumn="0" w:oddVBand="0" w:evenVBand="0" w:oddHBand="0" w:evenHBand="0" w:firstRowFirstColumn="0" w:firstRowLastColumn="0" w:lastRowFirstColumn="0" w:lastRowLastColumn="0"/>
+            <w:tcW w:w="0" w:type="auto"/>
+            <w:hideMark/>
+          </w:tcPr>
+          <w:p>
+            <w:pPr>
+              <w:spacing w:after="160" w:line="278" w:lineRule="auto"/>
+              <w:jc w:val="both"/>
+              <w:rPr>
+                <w:sz w:val="32"/>
+                <w:szCs w:val="32"/>
+              </w:rPr>
+            </w:pPr>
+            <w:proofErr w:type="spellStart"/>
+            <w:r>
+              <w:rPr>
+                <w:sz w:val="32"/>
+                <w:szCs w:val="32"/>
+              </w:rPr>
+              <w:t>MaterialApp.router</w:t>
+            </w:r>
+            <w:proofErr w:type="spellEnd"/>
+          </w:p>
+        </w:tc>
+        <w:tc>
+          <w:tcPr>
+            <w:tcW w:w="0" w:type="auto"/>
+            <w:hideMark/>
+          </w:tcPr>
+          <w:p>
+            <w:pPr>
+              <w:spacing w:after="160" w:line="278" w:lineRule="auto"/>
+              <w:jc w:val="both"/>
+              <w:cnfStyle w:val="000000100000" w:firstRow="0" w:lastRow="0" w:firstColumn="0" w:lastColumn="0" w:oddVBand="0" w:evenVBand="0" w:oddHBand="1" w:evenHBand="0" w:firstRowFirstColumn="0" w:firstRowLastColumn="0" w:lastRowFirstColumn="0" w:lastRowLastColumn="0"/>
+              <w:rPr>
+                <w:sz w:val="32"/>
+                <w:szCs w:val="32"/>
+              </w:rPr>
+            </w:pPr>
+            <w:r>
+              <w:rPr>
+                <w:sz w:val="32"/>
+                <w:szCs w:val="32"/>
+              </w:rPr>
+              <w:t xml:space="preserve">A special constructor of </w:t>
+            </w:r>
+            <w:proofErr w:type="spellStart"/>
+            <w:r>
+              <w:rPr>
+                <w:b/>
+                <w:bCs/>
+                <w:sz w:val="32"/>
+                <w:szCs w:val="32"/>
+              </w:rPr>
+              <w:t>MaterialApp</w:t>
+            </w:r>
+            <w:proofErr w:type="spellEnd"/>
+            <w:r>
+              <w:rPr>
+                <w:sz w:val="32"/>
+                <w:szCs w:val="32"/>
+              </w:rPr>
+              <w:t xml:space="preserve"> that accepts a </w:t>
+            </w:r>
+            <w:proofErr w:type="spellStart"/>
+            <w:r>
+              <w:rPr>
+                <w:b/>
+                <w:bCs/>
+                <w:sz w:val="32"/>
+                <w:szCs w:val="32"/>
+              </w:rPr>
+              <w:t>routerConfig</w:t>
+            </w:r>
+            <w:proofErr w:type="spellEnd"/>
+            <w:r>
+              <w:rPr>
+                <w:sz w:val="32"/>
+                <w:szCs w:val="32"/>
+              </w:rPr>
+              <w:t xml:space="preserve"> instead of a home widget</w:t>
+            </w:r>
+            <w:r>
+              <w:rPr>
+                <w:sz w:val="32"/>
+                <w:szCs w:val="32"/>
+              </w:rPr>
+              <w:t>.</w:t>
+            </w:r>
+            <w:r>
+              <w:rPr>
+                <w:sz w:val="32"/>
+                <w:szCs w:val="32"/>
+              </w:rPr>
+              <w:t xml:space="preserve"> </w:t>
+            </w:r>
+            <w:r>
+              <w:rPr>
+                <w:sz w:val="32"/>
+                <w:szCs w:val="32"/>
+              </w:rPr>
+              <w:t>T</w:t>
+            </w:r>
+            <w:r>
+              <w:rPr>
+                <w:sz w:val="32"/>
+                <w:szCs w:val="32"/>
+              </w:rPr>
+              <w:t xml:space="preserve">his is how </w:t>
+            </w:r>
+            <w:r>
+              <w:rPr>
+                <w:sz w:val="32"/>
+                <w:szCs w:val="32"/>
+              </w:rPr>
+              <w:t>we</w:t>
+            </w:r>
+            <w:r>
+              <w:rPr>
+                <w:sz w:val="32"/>
+                <w:szCs w:val="32"/>
+              </w:rPr>
+              <w:t xml:space="preserve"> plug </w:t>
+            </w:r>
+            <w:proofErr w:type="spellStart"/>
+            <w:r>
+              <w:rPr>
+                <w:b/>
+                <w:bCs/>
+                <w:sz w:val="32"/>
+                <w:szCs w:val="32"/>
+              </w:rPr>
+              <w:t>GoRouter</w:t>
+            </w:r>
+            <w:proofErr w:type="spellEnd"/>
+            <w:r>
+              <w:rPr>
+                <w:sz w:val="32"/>
+                <w:szCs w:val="32"/>
+              </w:rPr>
+              <w:t xml:space="preserve"> into the</w:t>
+            </w:r>
+            <w:r>
+              <w:rPr>
+                <w:sz w:val="32"/>
+                <w:szCs w:val="32"/>
+              </w:rPr>
+              <w:t xml:space="preserve"> widget tree</w:t>
+            </w:r>
+          </w:p>
+        </w:tc>
+      </w:tr>
+    </w:tbl>
+    <w:p>
+      <w:pPr>
+        <w:jc w:val="both"/>
+        <w:rPr>
+          <w:sz w:val="32"/>
+          <w:szCs w:val="32"/>
+        </w:rPr>
+      </w:pPr>
+    </w:p>
+    <w:p>
+      <w:pPr>
+        <w:jc w:val="both"/>
+        <w:rPr>
+          <w:sz w:val="32"/>
+          <w:szCs w:val="32"/>
+        </w:rPr>
+      </w:pPr>
+    </w:p>
+    <w:p>
+      <w:pPr>
+        <w:jc w:val="both"/>
+        <w:rPr>
+          <w:sz w:val="32"/>
+          <w:szCs w:val="32"/>
+        </w:rPr>
+      </w:pPr>
+      <w:r>
+        <w:rPr>
+          <w:sz w:val="32"/>
+          <w:szCs w:val="32"/>
+        </w:rPr>
+        <w:t>Why Use It:</w:t>
+      </w:r>
+    </w:p>
+    <w:p>
+      <w:pPr>
+        <w:jc w:val="both"/>
+        <w:rPr>
+          <w:sz w:val="32"/>
+          <w:szCs w:val="32"/>
+        </w:rPr>
+      </w:pPr>
+      <w:r>
+        <w:rPr>
+          <w:sz w:val="32"/>
+          <w:szCs w:val="32"/>
+        </w:rPr>
+        <w:t># Navigator 2.0 on its own is brutal to use directly. To use raw Router API, we must hand implement three abstract classes ourself:</w:t>
+      </w:r>
+    </w:p>
+    <w:p>
+      <w:pPr>
+        <w:pStyle w:val="ListParagraph"/>
+        <w:numPr>
+          <w:ilvl w:val="0"/>
+          <w:numId w:val="2"/>
+        </w:numPr>
+        <w:jc w:val="both"/>
+        <w:rPr>
+          <w:sz w:val="32"/>
+          <w:szCs w:val="32"/>
+        </w:rPr>
+      </w:pPr>
+      <w:proofErr w:type="spellStart"/>
+      <w:r>
+        <w:rPr>
+          <w:b/>
+          <w:bCs/>
+          <w:sz w:val="32"/>
+          <w:szCs w:val="32"/>
+        </w:rPr>
+        <w:t>RouterInfromationProvider</w:t>
+      </w:r>
+      <w:proofErr w:type="spellEnd"/>
+      <w:r>
+        <w:rPr>
+          <w:sz w:val="32"/>
+          <w:szCs w:val="32"/>
+        </w:rPr>
+        <w:t xml:space="preserve"> </w:t>
+      </w:r>
+      <w:r>
+        <w:sym w:font="Wingdings" w:char="F0E0"/>
+      </w:r>
+      <w:r>
+        <w:rPr>
+          <w:sz w:val="32"/>
+          <w:szCs w:val="32"/>
+        </w:rPr>
+        <w:t xml:space="preserve"> listens for URL/deep-link changes from the OS or browser</w:t>
+      </w:r>
+    </w:p>
+    <w:p>
+      <w:pPr>
+        <w:pStyle w:val="ListParagraph"/>
+        <w:numPr>
+          <w:ilvl w:val="0"/>
+          <w:numId w:val="2"/>
+        </w:numPr>
+        <w:jc w:val="both"/>
+        <w:rPr>
+          <w:sz w:val="32"/>
+          <w:szCs w:val="32"/>
+        </w:rPr>
+      </w:pPr>
+      <w:proofErr w:type="spellStart"/>
+      <w:r>
+        <w:rPr>
+          <w:b/>
+          <w:bCs/>
+          <w:sz w:val="32"/>
+          <w:szCs w:val="32"/>
+        </w:rPr>
+        <w:t>RouterInformationParser</w:t>
+      </w:r>
+      <w:proofErr w:type="spellEnd"/>
+      <w:r>
+        <w:rPr>
+          <w:sz w:val="32"/>
+          <w:szCs w:val="32"/>
+        </w:rPr>
+        <w:t xml:space="preserve"> </w:t>
+      </w:r>
+      <w:r>
+        <w:sym w:font="Wingdings" w:char="F0E0"/>
+      </w:r>
+      <w:r>
+        <w:rPr>
+          <w:sz w:val="32"/>
+          <w:szCs w:val="32"/>
+        </w:rPr>
+        <w:t xml:space="preserve"> turns a raw URL string into our own app-defined “route state” object</w:t>
+      </w:r>
+    </w:p>
+    <w:p>
+      <w:pPr>
+        <w:pStyle w:val="ListParagraph"/>
+        <w:numPr>
+          <w:ilvl w:val="0"/>
+          <w:numId w:val="2"/>
+        </w:numPr>
+        <w:jc w:val="both"/>
+        <w:rPr>
+          <w:sz w:val="32"/>
+          <w:szCs w:val="32"/>
+        </w:rPr>
+      </w:pPr>
+      <w:proofErr w:type="spellStart"/>
+      <w:r>
+        <w:rPr>
+          <w:b/>
+          <w:bCs/>
+          <w:sz w:val="32"/>
+          <w:szCs w:val="32"/>
+        </w:rPr>
+        <w:t>RouterDelegate</w:t>
+      </w:r>
+      <w:proofErr w:type="spellEnd"/>
+      <w:r>
+        <w:rPr>
+          <w:sz w:val="32"/>
+          <w:szCs w:val="32"/>
+        </w:rPr>
+        <w:t xml:space="preserve"> </w:t>
+      </w:r>
+      <w:r>
+        <w:sym w:font="Wingdings" w:char="F0E0"/>
+      </w:r>
+      <w:r>
+        <w:rPr>
+          <w:sz w:val="32"/>
+          <w:szCs w:val="32"/>
+        </w:rPr>
+        <w:t xml:space="preserve"> takes that route state and builds the actual Navigator widget with the correct page stack</w:t>
+      </w:r>
+    </w:p>
+    <w:p>
+      <w:pPr>
+        <w:jc w:val="both"/>
+        <w:rPr>
+          <w:sz w:val="32"/>
+          <w:szCs w:val="32"/>
+        </w:rPr>
+      </w:pPr>
+      <w:r>
+        <w:rPr>
+          <w:sz w:val="32"/>
+          <w:szCs w:val="32"/>
+        </w:rPr>
+        <w:t xml:space="preserve"># Writing these three by hand for </w:t>
+      </w:r>
+      <w:r>
+        <w:rPr>
+          <w:sz w:val="32"/>
+          <w:szCs w:val="32"/>
+        </w:rPr>
+        <w:t xml:space="preserve">a real app is 200+ lines of boilerplate code. </w:t>
+      </w:r>
+      <w:proofErr w:type="spellStart"/>
+      <w:r>
+        <w:rPr>
+          <w:b/>
+          <w:bCs/>
+          <w:sz w:val="32"/>
+          <w:szCs w:val="32"/>
+        </w:rPr>
+        <w:t>go_router</w:t>
+      </w:r>
+      <w:proofErr w:type="spellEnd"/>
+      <w:r>
+        <w:rPr>
+          <w:sz w:val="32"/>
+          <w:szCs w:val="32"/>
+        </w:rPr>
+        <w:t xml:space="preserve"> is pre-built implementation of all </w:t>
+      </w:r>
+      <w:r>
+        <w:rPr>
+          <w:sz w:val="32"/>
+          <w:szCs w:val="32"/>
+        </w:rPr>
+        <w:lastRenderedPageBreak/>
+        <w:t xml:space="preserve">three, exposed through a declarative </w:t>
+      </w:r>
+      <w:r>
+        <w:rPr>
+          <w:b/>
+          <w:bCs/>
+          <w:sz w:val="32"/>
+          <w:szCs w:val="32"/>
+        </w:rPr>
+        <w:t>routes:</w:t>
+      </w:r>
+      <w:r>
+        <w:rPr>
+          <w:sz w:val="32"/>
+          <w:szCs w:val="32"/>
+        </w:rPr>
+        <w:t xml:space="preserve"> list. It’s just Navigator 2.0 with the boilerplate surgically removed</w:t>
+      </w:r>
+    </w:p>
+    <w:p>
+      <w:pPr>
+        <w:jc w:val="both"/>
+        <w:rPr>
+          <w:sz w:val="32"/>
+          <w:szCs w:val="32"/>
+        </w:rPr>
+      </w:pPr>
+    </w:p>
+    <w:p>
+      <w:pPr>
+        <w:jc w:val="both"/>
+        <w:rPr>
+          <w:sz w:val="32"/>
+          <w:szCs w:val="32"/>
+        </w:rPr>
+      </w:pPr>
+    </w:p>
+    <w:p>
+      <w:pPr>
+        <w:jc w:val="both"/>
+        <w:rPr>
+          <w:sz w:val="32"/>
+          <w:szCs w:val="32"/>
+        </w:rPr>
+      </w:pPr>
+      <w:r>
+        <w:rPr>
+          <w:sz w:val="32"/>
+          <w:szCs w:val="32"/>
+        </w:rPr>
+        <w:t>Mental Model:</w:t>
+      </w:r>
+    </w:p>
+    <w:p>
+      <w:pPr>
+        <w:jc w:val="both"/>
+        <w:rPr>
+          <w:sz w:val="32"/>
+          <w:szCs w:val="32"/>
+        </w:rPr>
+      </w:pPr>
+      <w:r>
+        <w:rPr>
+          <w:sz w:val="32"/>
+          <w:szCs w:val="32"/>
+        </w:rPr>
+        <w:t># We</w:t>
+      </w:r>
+      <w:r>
+        <w:rPr>
+          <w:sz w:val="32"/>
+          <w:szCs w:val="32"/>
+        </w:rPr>
+        <w:t xml:space="preserve"> never touch </w:t>
+      </w:r>
+      <w:proofErr w:type="spellStart"/>
+      <w:r>
+        <w:rPr>
+          <w:b/>
+          <w:bCs/>
+          <w:sz w:val="32"/>
+          <w:szCs w:val="32"/>
+        </w:rPr>
+        <w:t>RouteInformationParser</w:t>
+      </w:r>
+      <w:proofErr w:type="spellEnd"/>
+      <w:r>
+        <w:rPr>
+          <w:sz w:val="32"/>
+          <w:szCs w:val="32"/>
+        </w:rPr>
+        <w:t xml:space="preserve"> or </w:t>
+      </w:r>
+      <w:proofErr w:type="spellStart"/>
+      <w:r>
+        <w:rPr>
+          <w:b/>
+          <w:bCs/>
+          <w:sz w:val="32"/>
+          <w:szCs w:val="32"/>
+        </w:rPr>
+        <w:t>RouterDelegate</w:t>
+      </w:r>
+      <w:proofErr w:type="spellEnd"/>
+      <w:r>
+        <w:rPr>
+          <w:sz w:val="32"/>
+          <w:szCs w:val="32"/>
+        </w:rPr>
+        <w:t xml:space="preserve"> directly. </w:t>
+      </w:r>
+      <w:r>
+        <w:rPr>
+          <w:sz w:val="32"/>
+          <w:szCs w:val="32"/>
+        </w:rPr>
+        <w:t>We</w:t>
+      </w:r>
+      <w:r>
+        <w:rPr>
+          <w:sz w:val="32"/>
+          <w:szCs w:val="32"/>
+        </w:rPr>
+        <w:t xml:space="preserve"> declare </w:t>
+      </w:r>
+      <w:proofErr w:type="gramStart"/>
+      <w:r>
+        <w:rPr>
+          <w:b/>
+          <w:bCs/>
+          <w:sz w:val="32"/>
+          <w:szCs w:val="32"/>
+        </w:rPr>
+        <w:t>routes:</w:t>
+      </w:r>
+      <w:r>
+        <w:rPr>
+          <w:sz w:val="32"/>
+          <w:szCs w:val="32"/>
+        </w:rPr>
+        <w:t>,</w:t>
+      </w:r>
+      <w:proofErr w:type="gramEnd"/>
+      <w:r>
+        <w:rPr>
+          <w:sz w:val="32"/>
+          <w:szCs w:val="32"/>
+        </w:rPr>
+        <w:t xml:space="preserve"> and </w:t>
+      </w:r>
+      <w:proofErr w:type="spellStart"/>
+      <w:r>
+        <w:rPr>
+          <w:b/>
+          <w:bCs/>
+          <w:sz w:val="32"/>
+          <w:szCs w:val="32"/>
+        </w:rPr>
+        <w:t>GoRouter</w:t>
+      </w:r>
+      <w:proofErr w:type="spellEnd"/>
+      <w:r>
+        <w:rPr>
+          <w:sz w:val="32"/>
+          <w:szCs w:val="32"/>
+        </w:rPr>
+        <w:t xml:space="preserve"> wires the rest. When </w:t>
+      </w:r>
+      <w:r>
+        <w:rPr>
+          <w:sz w:val="32"/>
+          <w:szCs w:val="32"/>
+        </w:rPr>
+        <w:t>we</w:t>
+      </w:r>
+      <w:r>
+        <w:rPr>
+          <w:sz w:val="32"/>
+          <w:szCs w:val="32"/>
+        </w:rPr>
+        <w:t xml:space="preserve"> later hit redirect, </w:t>
+      </w:r>
+      <w:proofErr w:type="spellStart"/>
+      <w:r>
+        <w:rPr>
+          <w:b/>
+          <w:bCs/>
+          <w:sz w:val="32"/>
+          <w:szCs w:val="32"/>
+        </w:rPr>
+        <w:t>refreshListenable</w:t>
+      </w:r>
+      <w:proofErr w:type="spellEnd"/>
+      <w:proofErr w:type="gramStart"/>
+      <w:r>
+        <w:rPr>
+          <w:b/>
+          <w:bCs/>
+          <w:sz w:val="32"/>
+          <w:szCs w:val="32"/>
+        </w:rPr>
+        <w:t xml:space="preserve">: </w:t>
+      </w:r>
+      <w:r>
+        <w:rPr>
+          <w:sz w:val="32"/>
+          <w:szCs w:val="32"/>
+        </w:rPr>
+        <w:t>,</w:t>
+      </w:r>
+      <w:proofErr w:type="gramEnd"/>
+      <w:r>
+        <w:rPr>
+          <w:sz w:val="32"/>
+          <w:szCs w:val="32"/>
+        </w:rPr>
+        <w:t xml:space="preserve"> or </w:t>
+      </w:r>
+      <w:proofErr w:type="spellStart"/>
+      <w:r>
+        <w:rPr>
+          <w:b/>
+          <w:bCs/>
+          <w:sz w:val="32"/>
+          <w:szCs w:val="32"/>
+        </w:rPr>
+        <w:t>errorBuilder</w:t>
+      </w:r>
+      <w:proofErr w:type="spellEnd"/>
+      <w:r>
+        <w:rPr>
+          <w:b/>
+          <w:bCs/>
+          <w:sz w:val="32"/>
+          <w:szCs w:val="32"/>
+        </w:rPr>
+        <w:t>:</w:t>
+      </w:r>
+      <w:r>
+        <w:rPr>
+          <w:sz w:val="32"/>
+          <w:szCs w:val="32"/>
+        </w:rPr>
+        <w:t xml:space="preserve"> those are just hooks </w:t>
+      </w:r>
+      <w:proofErr w:type="spellStart"/>
+      <w:r>
+        <w:rPr>
+          <w:b/>
+          <w:bCs/>
+          <w:sz w:val="32"/>
+          <w:szCs w:val="32"/>
+        </w:rPr>
+        <w:t>GoRouter</w:t>
+      </w:r>
+      <w:proofErr w:type="spellEnd"/>
+      <w:r>
+        <w:rPr>
+          <w:sz w:val="32"/>
+          <w:szCs w:val="32"/>
+        </w:rPr>
+        <w:t xml:space="preserve"> exposes into this internal pipeline</w:t>
+      </w:r>
+    </w:p>
+    <w:p>
+      <w:pPr>
+        <w:jc w:val="both"/>
+        <w:rPr>
+          <w:b/>
+          <w:bCs/>
+        </w:rPr>
+      </w:pPr>
+      <w:r>
+        <w:rPr>
+          <w:b/>
+          <w:bCs/>
+        </w:rPr>
+        <w:t xml:space="preserve">                    </w:t>
+      </w:r>
+      <w:r>
+        <w:rPr>
+          <w:b/>
+          <w:bCs/>
+        </w:rPr>
+        <w:t xml:space="preserve">                      </w:t>
+      </w:r>
+      <w:r>
+        <w:rPr>
+          <w:b/>
+          <w:bCs/>
+        </w:rPr>
+        <w:t>┌─────────────────────────────────────────┐</w:t>
+      </w:r>
+    </w:p>
+    <w:p>
+      <w:pPr>
+        <w:jc w:val="both"/>
+        <w:rPr>
+          <w:b/>
+          <w:bCs/>
+        </w:rPr>
+      </w:pPr>
+      <w:r>
+        <w:rPr>
+          <w:b/>
+          <w:bCs/>
+        </w:rPr>
+        <w:t xml:space="preserve">                   </w:t>
+      </w:r>
+      <w:r>
+        <w:rPr>
+          <w:b/>
+          <w:bCs/>
+        </w:rPr>
+        <w:t xml:space="preserve">                      </w:t>
+      </w:r>
+      <w:r>
+        <w:rPr>
+          <w:b/>
+          <w:bCs/>
+        </w:rPr>
+        <w:t xml:space="preserve"> │              </w:t>
+      </w:r>
+      <w:r>
+        <w:rPr>
+          <w:b/>
+          <w:bCs/>
+        </w:rPr>
+        <w:t xml:space="preserve">                          </w:t>
+      </w:r>
+      <w:proofErr w:type="spellStart"/>
+      <w:r>
+        <w:rPr>
+          <w:b/>
+          <w:bCs/>
+        </w:rPr>
+        <w:t>GoRouter</w:t>
+      </w:r>
+      <w:proofErr w:type="spellEnd"/>
+      <w:r>
+        <w:rPr>
+          <w:b/>
+          <w:bCs/>
+        </w:rPr>
+        <w:t xml:space="preserve">      </w:t>
+      </w:r>
+      <w:r>
+        <w:rPr>
+          <w:b/>
+          <w:bCs/>
+        </w:rPr>
+        <w:t xml:space="preserve"> </w:t>
+      </w:r>
+      <w:r>
+        <w:rPr>
+          <w:b/>
+          <w:bCs/>
+        </w:rPr>
+        <w:t xml:space="preserve">           </w:t>
+      </w:r>
+      <w:r>
+        <w:rPr>
+          <w:b/>
+          <w:bCs/>
+        </w:rPr>
+        <w:t xml:space="preserve">                  </w:t>
+      </w:r>
+      <w:r>
+        <w:rPr>
+          <w:b/>
+          <w:bCs/>
+        </w:rPr>
+        <w:t xml:space="preserve">    │</w:t>
+      </w:r>
+    </w:p>
+    <w:p>
+      <w:pPr>
+        <w:jc w:val="both"/>
+        <w:rPr>
+          <w:b/>
+          <w:bCs/>
+        </w:rPr>
+      </w:pPr>
+      <w:r>
+        <w:rPr>
+          <w:b/>
+          <w:bCs/>
+        </w:rPr>
+        <w:t xml:space="preserve">                </w:t>
+      </w:r>
+      <w:r>
+        <w:rPr>
+          <w:b/>
+          <w:bCs/>
+        </w:rPr>
+        <w:t xml:space="preserve">                      </w:t>
+      </w:r>
+      <w:r>
+        <w:rPr>
+          <w:b/>
+          <w:bCs/>
+        </w:rPr>
+        <w:t xml:space="preserve">   </w:t>
+      </w:r>
+      <w:r>
+        <w:rPr>
+          <w:b/>
+          <w:bCs/>
+        </w:rPr>
+        <w:t xml:space="preserve"> </w:t>
+      </w:r>
+      <w:r>
+        <w:rPr>
+          <w:b/>
+          <w:bCs/>
+        </w:rPr>
+        <w:t>│</w:t>
+      </w:r>
+      <w:r>
+        <w:rPr>
+          <w:b/>
+          <w:bCs/>
+        </w:rPr>
+        <w:t xml:space="preserve">       </w:t>
+      </w:r>
+      <w:proofErr w:type="gramStart"/>
+      <w:r>
+        <w:rPr>
+          <w:b/>
+          <w:bCs/>
+        </w:rPr>
+        <w:t xml:space="preserve"> </w:t>
+      </w:r>
+      <w:r>
+        <w:rPr>
+          <w:b/>
+          <w:bCs/>
+        </w:rPr>
+        <w:t xml:space="preserve">  (</w:t>
+      </w:r>
+      <w:proofErr w:type="gramEnd"/>
+      <w:r>
+        <w:rPr>
+          <w:b/>
+          <w:bCs/>
+        </w:rPr>
+        <w:t xml:space="preserve">implements all 3 Router-API pieces)     </w:t>
+      </w:r>
+      <w:r>
+        <w:rPr>
+          <w:b/>
+          <w:bCs/>
+        </w:rPr>
+        <w:t xml:space="preserve">     </w:t>
+      </w:r>
+      <w:r>
+        <w:rPr>
+          <w:b/>
+          <w:bCs/>
+        </w:rPr>
+        <w:t>│</w:t>
+      </w:r>
+    </w:p>
+    <w:p>
+      <w:pPr>
+        <w:jc w:val="both"/>
+        <w:rPr>
+          <w:b/>
+          <w:bCs/>
+        </w:rPr>
+      </w:pPr>
+      <w:r>
+        <w:rPr>
+          <w:b/>
+          <w:bCs/>
+        </w:rPr>
+        <w:t xml:space="preserve">                   </w:t>
+      </w:r>
+      <w:r>
+        <w:rPr>
+          <w:b/>
+          <w:bCs/>
+        </w:rPr>
+        <w:t xml:space="preserve">                       </w:t>
+      </w:r>
+      <w:r>
+        <w:rPr>
+          <w:b/>
+          <w:bCs/>
+        </w:rPr>
+        <w:t xml:space="preserve">│                                        </w:t>
+      </w:r>
+      <w:r>
+        <w:rPr>
+          <w:b/>
+          <w:bCs/>
+        </w:rPr>
+        <w:t xml:space="preserve">    </w:t>
+      </w:r>
+      <w:r>
+        <w:rPr>
+          <w:b/>
+          <w:bCs/>
+        </w:rPr>
+        <w:t xml:space="preserve">    </w:t>
+      </w:r>
+      <w:r>
+        <w:rPr>
+          <w:b/>
+          <w:bCs/>
+        </w:rPr>
+        <w:t xml:space="preserve">                                                     </w:t>
+      </w:r>
+      <w:r>
+        <w:rPr>
+          <w:b/>
+          <w:bCs/>
+        </w:rPr>
+        <w:t>│</w:t>
+      </w:r>
+    </w:p>
+    <w:p>
+      <w:pPr>
+        <w:jc w:val="both"/>
+        <w:rPr>
+          <w:b/>
+          <w:bCs/>
+        </w:rPr>
+      </w:pPr>
+      <w:r>
+        <w:rPr>
+          <w:b/>
+          <w:bCs/>
+        </w:rPr>
+        <w:t xml:space="preserve">OS / Browser      </w:t>
+      </w:r>
+      <w:r>
+        <w:rPr>
+          <w:b/>
+          <w:bCs/>
+        </w:rPr>
+        <w:t xml:space="preserve">       </w:t>
+      </w:r>
+      <w:r>
+        <w:rPr>
+          <w:b/>
+          <w:bCs/>
+        </w:rPr>
+        <w:t xml:space="preserve">│  </w:t>
+      </w:r>
+      <w:r>
+        <w:rPr>
+          <w:b/>
+          <w:bCs/>
+        </w:rPr>
+        <w:t xml:space="preserve">                   </w:t>
+      </w:r>
+      <w:r>
+        <w:rPr>
+          <w:b/>
+          <w:bCs/>
+        </w:rPr>
+        <w:t xml:space="preserve">┌──────────────────────┐                 </w:t>
+      </w:r>
+      <w:r>
+        <w:rPr>
+          <w:b/>
+          <w:bCs/>
+        </w:rPr>
+        <w:t xml:space="preserve">    </w:t>
+      </w:r>
+      <w:r>
+        <w:rPr>
+          <w:b/>
+          <w:bCs/>
+        </w:rPr>
+        <w:t>│</w:t>
+      </w:r>
+    </w:p>
+    <w:p>
+      <w:pPr>
+        <w:jc w:val="both"/>
+        <w:rPr>
+          <w:b/>
+          <w:bCs/>
+        </w:rPr>
+      </w:pPr>
+      <w:r>
+        <w:rPr>
+          <w:b/>
+          <w:bCs/>
+        </w:rPr>
+        <w:t>URL change   ───</w:t>
+      </w:r>
+      <w:r>
+        <w:rPr>
+          <w:rFonts w:ascii="Cambria Math" w:hAnsi="Cambria Math" w:cs="Cambria Math"/>
+          <w:b/>
+          <w:bCs/>
+        </w:rPr>
+        <w:t>▶</w:t>
+      </w:r>
+      <w:r>
+        <w:rPr>
+          <w:b/>
+          <w:bCs/>
+        </w:rPr>
+        <w:t xml:space="preserve"> </w:t>
+      </w:r>
+      <w:r>
+        <w:rPr>
+          <w:rFonts w:ascii="Aptos" w:hAnsi="Aptos" w:cs="Aptos"/>
+          <w:b/>
+          <w:bCs/>
+        </w:rPr>
+        <w:t>│</w:t>
+      </w:r>
+      <w:r>
+        <w:rPr>
+          <w:b/>
+          <w:bCs/>
+        </w:rPr>
+        <w:t xml:space="preserve"> </w:t>
+      </w:r>
+      <w:r>
+        <w:rPr>
+          <w:b/>
+          <w:bCs/>
+        </w:rPr>
+        <w:t xml:space="preserve">                   </w:t>
+      </w:r>
+      <w:r>
+        <w:rPr>
+          <w:b/>
+          <w:bCs/>
+        </w:rPr>
+        <w:t xml:space="preserve"> </w:t>
+      </w:r>
+      <w:r>
+        <w:rPr>
+          <w:rFonts w:ascii="Aptos" w:hAnsi="Aptos" w:cs="Aptos"/>
+          <w:b/>
+          <w:bCs/>
+        </w:rPr>
+        <w:t>│</w:t>
+      </w:r>
+      <w:r>
+        <w:rPr>
+          <w:b/>
+          <w:bCs/>
+        </w:rPr>
+        <w:t xml:space="preserve"> </w:t>
+      </w:r>
+      <w:proofErr w:type="spellStart"/>
+      <w:r>
+        <w:rPr>
+          <w:b/>
+          <w:bCs/>
+        </w:rPr>
+        <w:t>RouteInformationParser</w:t>
+      </w:r>
+      <w:proofErr w:type="spellEnd"/>
+      <w:r>
+        <w:rPr>
+          <w:rFonts w:ascii="Aptos" w:hAnsi="Aptos" w:cs="Aptos"/>
+          <w:b/>
+          <w:bCs/>
+        </w:rPr>
+        <w:t>│</w:t>
+      </w:r>
+      <w:r>
+        <w:rPr>
+          <w:b/>
+          <w:bCs/>
+        </w:rPr>
+        <w:t xml:space="preserve">                 </w:t>
+      </w:r>
+      <w:r>
+        <w:rPr>
+          <w:b/>
+          <w:bCs/>
+        </w:rPr>
+        <w:t xml:space="preserve">   </w:t>
+      </w:r>
+      <w:r>
+        <w:rPr>
+          <w:rFonts w:ascii="Aptos" w:hAnsi="Aptos" w:cs="Aptos"/>
+          <w:b/>
+          <w:bCs/>
+        </w:rPr>
+        <w:t>│</w:t>
+      </w:r>
+    </w:p>
+    <w:p>
+      <w:pPr>
+        <w:jc w:val="both"/>
+        <w:rPr>
+          <w:b/>
+          <w:bCs/>
+        </w:rPr>
+      </w:pPr>
+      <w:r>
+        <w:rPr>
+          <w:b/>
+          <w:bCs/>
+        </w:rPr>
+        <w:t xml:space="preserve">or </w:t>
+      </w:r>
+      <w:proofErr w:type="spellStart"/>
+      <w:proofErr w:type="gramStart"/>
+      <w:r>
+        <w:rPr>
+          <w:b/>
+          <w:bCs/>
+        </w:rPr>
+        <w:t>context.go</w:t>
+      </w:r>
+      <w:proofErr w:type="spellEnd"/>
+      <w:proofErr w:type="gramEnd"/>
+      <w:r>
+        <w:rPr>
+          <w:b/>
+          <w:bCs/>
+        </w:rPr>
+        <w:t xml:space="preserve">()   </w:t>
+      </w:r>
+      <w:r>
+        <w:rPr>
+          <w:b/>
+          <w:bCs/>
+        </w:rPr>
+        <w:t xml:space="preserve">       </w:t>
+      </w:r>
+      <w:r>
+        <w:rPr>
+          <w:b/>
+          <w:bCs/>
+        </w:rPr>
+        <w:t xml:space="preserve">│  </w:t>
+      </w:r>
+      <w:r>
+        <w:rPr>
+          <w:b/>
+          <w:bCs/>
+        </w:rPr>
+        <w:t xml:space="preserve">                   </w:t>
+      </w:r>
+      <w:r>
+        <w:rPr>
+          <w:b/>
+          <w:bCs/>
+        </w:rPr>
+        <w:t>└──────────</w:t>
+      </w:r>
+      <w:r>
+        <w:rPr>
+          <w:rFonts w:ascii="Arial" w:hAnsi="Arial" w:cs="Arial"/>
+          <w:b/>
+          <w:bCs/>
+        </w:rPr>
+        <w:t>┬</w:t>
+      </w:r>
+      <w:r>
+        <w:rPr>
+          <w:rFonts w:ascii="Aptos" w:hAnsi="Aptos" w:cs="Aptos"/>
+          <w:b/>
+          <w:bCs/>
+        </w:rPr>
+        <w:t>───────────┘</w:t>
+      </w:r>
+      <w:r>
+        <w:rPr>
+          <w:b/>
+          <w:bCs/>
+        </w:rPr>
+        <w:t xml:space="preserve">                 </w:t>
+      </w:r>
+      <w:r>
+        <w:rPr>
+          <w:b/>
+          <w:bCs/>
+        </w:rPr>
+        <w:t xml:space="preserve">  </w:t>
+      </w:r>
+      <w:r>
+        <w:rPr>
+          <w:rFonts w:ascii="Aptos" w:hAnsi="Aptos" w:cs="Aptos"/>
+          <w:b/>
+          <w:bCs/>
+        </w:rPr>
+        <w:t>│</w:t>
+      </w:r>
+    </w:p>
+    <w:p>
+      <w:pPr>
+        <w:jc w:val="both"/>
+        <w:rPr>
+          <w:b/>
+          <w:bCs/>
+        </w:rPr>
+      </w:pPr>
+      <w:r>
+        <w:rPr>
+          <w:b/>
+          <w:bCs/>
+        </w:rPr>
+        <w:t xml:space="preserve">                    </w:t>
+      </w:r>
+      <w:r>
+        <w:rPr>
+          <w:b/>
+          <w:bCs/>
+        </w:rPr>
+        <w:t xml:space="preserve">                      </w:t>
+      </w:r>
+      <w:r>
+        <w:rPr>
+          <w:b/>
+          <w:bCs/>
+        </w:rPr>
+        <w:t xml:space="preserve">│            </w:t>
+      </w:r>
+      <w:r>
+        <w:rPr>
+          <w:b/>
+          <w:bCs/>
+        </w:rPr>
+        <w:t xml:space="preserve">                                   </w:t>
+      </w:r>
+      <w:r>
+        <w:rPr>
+          <w:b/>
+          <w:bCs/>
+        </w:rPr>
+        <w:t xml:space="preserve"> </w:t>
+      </w:r>
+      <w:r>
+        <w:rPr>
+          <w:rFonts w:ascii="Arial" w:hAnsi="Arial" w:cs="Arial"/>
+          <w:b/>
+          <w:bCs/>
+        </w:rPr>
+        <w:t>▼</w:t>
+      </w:r>
+      <w:r>
+        <w:rPr>
+          <w:b/>
+          <w:bCs/>
+        </w:rPr>
+        <w:t xml:space="preserve">                              </w:t>
+      </w:r>
+      <w:r>
+        <w:rPr>
+          <w:b/>
+          <w:bCs/>
+        </w:rPr>
+        <w:t xml:space="preserve">                  </w:t>
+      </w:r>
+      <w:r>
+        <w:rPr>
+          <w:rFonts w:ascii="Aptos" w:hAnsi="Aptos" w:cs="Aptos"/>
+          <w:b/>
+          <w:bCs/>
+        </w:rPr>
+        <w:t>│</w:t>
+      </w:r>
+    </w:p>
+    <w:p>
+      <w:pPr>
+        <w:jc w:val="both"/>
+        <w:rPr>
+          <w:b/>
+          <w:bCs/>
+        </w:rPr>
+      </w:pPr>
+      <w:r>
+        <w:rPr>
+          <w:b/>
+          <w:bCs/>
+        </w:rPr>
+        <w:t xml:space="preserve">                   </w:t>
+      </w:r>
+      <w:r>
+        <w:rPr>
+          <w:b/>
+          <w:bCs/>
+        </w:rPr>
+        <w:t xml:space="preserve">                      </w:t>
+      </w:r>
+      <w:r>
+        <w:rPr>
+          <w:b/>
+          <w:bCs/>
+        </w:rPr>
+        <w:t xml:space="preserve"> │     </w:t>
+      </w:r>
+      <w:r>
+        <w:rPr>
+          <w:b/>
+          <w:bCs/>
+        </w:rPr>
+        <w:t xml:space="preserve">                         </w:t>
+      </w:r>
+      <w:r>
+        <w:rPr>
+          <w:b/>
+          <w:bCs/>
+        </w:rPr>
+        <w:t xml:space="preserve">matches against your                </w:t>
+      </w:r>
+      <w:r>
+        <w:rPr>
+          <w:b/>
+          <w:bCs/>
+        </w:rPr>
+        <w:t xml:space="preserve">     </w:t>
+      </w:r>
+      <w:r>
+        <w:rPr>
+          <w:b/>
+          <w:bCs/>
+        </w:rPr>
+        <w:t xml:space="preserve">  │</w:t>
+      </w:r>
+    </w:p>
+    <w:p>
+      <w:pPr>
+        <w:jc w:val="both"/>
+        <w:rPr>
+          <w:b/>
+          <w:bCs/>
+        </w:rPr>
+      </w:pPr>
+      <w:r>
+        <w:rPr>
+          <w:b/>
+          <w:bCs/>
+        </w:rPr>
+        <w:t xml:space="preserve">                    </w:t>
+      </w:r>
+      <w:r>
+        <w:rPr>
+          <w:b/>
+          <w:bCs/>
+        </w:rPr>
+        <w:t xml:space="preserve">                      </w:t>
+      </w:r>
+      <w:r>
+        <w:rPr>
+          <w:b/>
+          <w:bCs/>
+        </w:rPr>
+        <w:t xml:space="preserve">│      </w:t>
+      </w:r>
+      <w:r>
+        <w:rPr>
+          <w:b/>
+          <w:bCs/>
+        </w:rPr>
+        <w:t xml:space="preserve">                        </w:t>
+      </w:r>
+      <w:r>
+        <w:rPr>
+          <w:b/>
+          <w:bCs/>
+        </w:rPr>
+        <w:t>routes: [</w:t>
+      </w:r>
+      <w:proofErr w:type="spellStart"/>
+      <w:r>
+        <w:rPr>
+          <w:b/>
+          <w:bCs/>
+        </w:rPr>
+        <w:t>GoRoute</w:t>
+      </w:r>
+      <w:proofErr w:type="spellEnd"/>
+      <w:r>
+        <w:rPr>
+          <w:b/>
+          <w:bCs/>
+        </w:rPr>
+        <w:t xml:space="preserve">, </w:t>
+      </w:r>
+      <w:proofErr w:type="spellStart"/>
+      <w:r>
+        <w:rPr>
+          <w:b/>
+          <w:bCs/>
+        </w:rPr>
+        <w:t>GoRoute</w:t>
+      </w:r>
+      <w:proofErr w:type="spellEnd"/>
+      <w:r>
+        <w:rPr>
+          <w:b/>
+          <w:bCs/>
+        </w:rPr>
+        <w:t>, ...]  │</w:t>
+      </w:r>
+    </w:p>
+    <w:p>
+      <w:pPr>
+        <w:jc w:val="both"/>
+        <w:rPr>
+          <w:b/>
+          <w:bCs/>
+        </w:rPr>
+      </w:pPr>
+      <w:r>
+        <w:rPr>
+          <w:b/>
+          <w:bCs/>
+        </w:rPr>
+        <w:t xml:space="preserve">                   </w:t>
+      </w:r>
+      <w:r>
+        <w:rPr>
+          <w:b/>
+          <w:bCs/>
+        </w:rPr>
+        <w:t xml:space="preserve">                      </w:t>
+      </w:r>
+      <w:r>
+        <w:rPr>
+          <w:b/>
+          <w:bCs/>
+        </w:rPr>
+        <w:t xml:space="preserve"> │           </w:t>
+      </w:r>
+      <w:r>
+        <w:rPr>
+          <w:b/>
+          <w:bCs/>
+        </w:rPr>
+        <w:t xml:space="preserve">                                   </w:t>
+      </w:r>
+      <w:r>
+        <w:rPr>
+          <w:b/>
+          <w:bCs/>
+        </w:rPr>
+        <w:t xml:space="preserve">  │                            </w:t>
+      </w:r>
+      <w:r>
+        <w:rPr>
+          <w:b/>
+          <w:bCs/>
+        </w:rPr>
+        <w:t xml:space="preserve">                     </w:t>
+      </w:r>
+      <w:r>
+        <w:rPr>
+          <w:b/>
+          <w:bCs/>
+        </w:rPr>
+        <w:t xml:space="preserve"> │</w:t>
+      </w:r>
+    </w:p>
+    <w:p>
+      <w:pPr>
+        <w:jc w:val="both"/>
+        <w:rPr>
+          <w:b/>
+          <w:bCs/>
+        </w:rPr>
+      </w:pPr>
+      <w:r>
+        <w:rPr>
+          <w:b/>
+          <w:bCs/>
+        </w:rPr>
+        <w:t xml:space="preserve">                  </w:t>
+      </w:r>
+      <w:r>
+        <w:rPr>
+          <w:b/>
+          <w:bCs/>
+        </w:rPr>
+        <w:t xml:space="preserve">                      </w:t>
+      </w:r>
+      <w:r>
+        <w:rPr>
+          <w:b/>
+          <w:bCs/>
+        </w:rPr>
+        <w:t xml:space="preserve">  │             </w:t>
+      </w:r>
+      <w:r>
+        <w:rPr>
+          <w:b/>
+          <w:bCs/>
+        </w:rPr>
+        <w:t xml:space="preserve">                                  </w:t>
+      </w:r>
+      <w:r>
+        <w:rPr>
+          <w:rFonts w:ascii="Arial" w:hAnsi="Arial" w:cs="Arial"/>
+          <w:b/>
+          <w:bCs/>
+        </w:rPr>
+        <w:t>▼</w:t>
+      </w:r>
+      <w:r>
+        <w:rPr>
+          <w:rFonts w:ascii="Arial" w:hAnsi="Arial" w:cs="Arial"/>
+          <w:b/>
+          <w:bCs/>
+        </w:rPr>
+        <w:t xml:space="preserve">   </w:t>
+      </w:r>
+      <w:r>
+        <w:rPr>
+          <w:b/>
+          <w:bCs/>
+        </w:rPr>
+        <w:t xml:space="preserve">                             </w:t>
+      </w:r>
+      <w:r>
+        <w:rPr>
+          <w:b/>
+          <w:bCs/>
+        </w:rPr>
+        <w:t xml:space="preserve">               </w:t>
+      </w:r>
+      <w:r>
+        <w:rPr>
+          <w:b/>
+          <w:bCs/>
+        </w:rPr>
+        <w:t xml:space="preserve"> </w:t>
+      </w:r>
+      <w:r>
+        <w:rPr>
+          <w:rFonts w:ascii="Aptos" w:hAnsi="Aptos" w:cs="Aptos"/>
+          <w:b/>
+          <w:bCs/>
+        </w:rPr>
+        <w:t>│</w:t>
+      </w:r>
+    </w:p>
+    <w:p>
+      <w:pPr>
+        <w:jc w:val="both"/>
+        <w:rPr>
+          <w:b/>
+          <w:bCs/>
+        </w:rPr>
+      </w:pPr>
+      <w:r>
+        <w:rPr>
+          <w:b/>
+          <w:bCs/>
+        </w:rPr>
+        <w:t xml:space="preserve">                    </w:t>
+      </w:r>
+      <w:r>
+        <w:rPr>
+          <w:b/>
+          <w:bCs/>
+        </w:rPr>
+        <w:t xml:space="preserve">                      </w:t>
+      </w:r>
+      <w:r>
+        <w:rPr>
+          <w:b/>
+          <w:bCs/>
+        </w:rPr>
+        <w:t xml:space="preserve">│  </w:t>
+      </w:r>
+      <w:r>
+        <w:rPr>
+          <w:b/>
+          <w:bCs/>
+        </w:rPr>
+        <w:t xml:space="preserve">                    </w:t>
+      </w:r>
+      <w:r>
+        <w:rPr>
+          <w:b/>
+          <w:bCs/>
+        </w:rPr>
+        <w:t xml:space="preserve">┌──────────────────────┐         </w:t>
+      </w:r>
+      <w:r>
+        <w:rPr>
+          <w:b/>
+          <w:bCs/>
+        </w:rPr>
+        <w:t xml:space="preserve">           </w:t>
+      </w:r>
+      <w:r>
+        <w:rPr>
+          <w:b/>
+          <w:bCs/>
+        </w:rPr>
+        <w:t>│</w:t>
+      </w:r>
+    </w:p>
+    <w:p>
+      <w:pPr>
+        <w:jc w:val="both"/>
+        <w:rPr>
+          <w:b/>
+          <w:bCs/>
+        </w:rPr>
+      </w:pPr>
+      <w:r>
+        <w:rPr>
+          <w:b/>
+          <w:bCs/>
+        </w:rPr>
+        <w:t xml:space="preserve">                   </w:t>
+      </w:r>
+      <w:r>
+        <w:rPr>
+          <w:b/>
+          <w:bCs/>
+        </w:rPr>
+        <w:t xml:space="preserve">                      </w:t>
+      </w:r>
+      <w:r>
+        <w:rPr>
+          <w:b/>
+          <w:bCs/>
+        </w:rPr>
+        <w:t xml:space="preserve"> │  </w:t>
+      </w:r>
+      <w:r>
+        <w:rPr>
+          <w:b/>
+          <w:bCs/>
+        </w:rPr>
+        <w:t xml:space="preserve">                    </w:t>
+      </w:r>
+      <w:r>
+        <w:rPr>
+          <w:b/>
+          <w:bCs/>
+        </w:rPr>
+        <w:t xml:space="preserve">│ </w:t>
+      </w:r>
+      <w:r>
+        <w:rPr>
+          <w:b/>
+          <w:bCs/>
+        </w:rPr>
+        <w:t xml:space="preserve">       </w:t>
+      </w:r>
+      <w:r>
+        <w:rPr>
+          <w:b/>
+          <w:bCs/>
+        </w:rPr>
+        <w:t xml:space="preserve">   RouterDelegate   </w:t>
+      </w:r>
+      <w:r>
+        <w:rPr>
+          <w:b/>
+          <w:bCs/>
+        </w:rPr>
+        <w:t xml:space="preserve">   </w:t>
+      </w:r>
+      <w:r>
+        <w:rPr>
+          <w:b/>
+          <w:bCs/>
+        </w:rPr>
+        <w:t xml:space="preserve">  │      </w:t>
+      </w:r>
+      <w:r>
+        <w:rPr>
+          <w:b/>
+          <w:bCs/>
+        </w:rPr>
+        <w:t xml:space="preserve">             </w:t>
+      </w:r>
+      <w:r>
+        <w:rPr>
+          <w:b/>
+          <w:bCs/>
+        </w:rPr>
+        <w:t xml:space="preserve"> │</w:t>
+      </w:r>
+    </w:p>
+    <w:p>
+      <w:pPr>
+        <w:jc w:val="both"/>
+        <w:rPr>
+          <w:b/>
+          <w:bCs/>
+        </w:rPr>
+      </w:pPr>
+      <w:r>
+        <w:rPr>
+          <w:b/>
+          <w:bCs/>
+        </w:rPr>
+        <w:t xml:space="preserve">                   </w:t>
+      </w:r>
+      <w:r>
+        <w:rPr>
+          <w:b/>
+          <w:bCs/>
+        </w:rPr>
+        <w:t xml:space="preserve">                      </w:t>
+      </w:r>
+      <w:r>
+        <w:rPr>
+          <w:b/>
+          <w:bCs/>
+        </w:rPr>
+        <w:t xml:space="preserve"> │  </w:t>
+      </w:r>
+      <w:r>
+        <w:rPr>
+          <w:b/>
+          <w:bCs/>
+        </w:rPr>
+        <w:t xml:space="preserve">                    </w:t>
+      </w:r>
+      <w:r>
+        <w:rPr>
+          <w:b/>
+          <w:bCs/>
+        </w:rPr>
+        <w:t>└──────────</w:t>
+      </w:r>
+      <w:r>
+        <w:rPr>
+          <w:rFonts w:ascii="Arial" w:hAnsi="Arial" w:cs="Arial"/>
+          <w:b/>
+          <w:bCs/>
+        </w:rPr>
+        <w:t>┬</w:t>
+      </w:r>
+      <w:r>
+        <w:rPr>
+          <w:rFonts w:ascii="Aptos" w:hAnsi="Aptos" w:cs="Aptos"/>
+          <w:b/>
+          <w:bCs/>
+        </w:rPr>
+        <w:t>───────────┘</w:t>
+      </w:r>
+      <w:r>
+        <w:rPr>
+          <w:b/>
+          <w:bCs/>
+        </w:rPr>
+        <w:t xml:space="preserve">       </w:t>
+      </w:r>
+      <w:r>
+        <w:rPr>
+          <w:b/>
+          <w:bCs/>
+        </w:rPr>
+        <w:t xml:space="preserve">            </w:t>
+      </w:r>
+      <w:r>
+        <w:rPr>
+          <w:rFonts w:ascii="Aptos" w:hAnsi="Aptos" w:cs="Aptos"/>
+          <w:b/>
+          <w:bCs/>
+        </w:rPr>
+        <w:t>│</w:t>
+      </w:r>
+    </w:p>
+    <w:p>
+      <w:pPr>
+        <w:jc w:val="both"/>
+        <w:rPr>
+          <w:b/>
+          <w:bCs/>
+        </w:rPr>
+      </w:pPr>
+      <w:r>
+        <w:rPr>
+          <w:b/>
+          <w:bCs/>
+        </w:rPr>
+        <w:t xml:space="preserve">                    </w:t>
+      </w:r>
+      <w:r>
+        <w:rPr>
+          <w:b/>
+          <w:bCs/>
+        </w:rPr>
+        <w:t xml:space="preserve">                      </w:t>
+      </w:r>
+      <w:r>
+        <w:rPr>
+          <w:b/>
+          <w:bCs/>
+        </w:rPr>
+        <w:t>└──</w:t>
+      </w:r>
+      <w:r>
+        <w:rPr>
+          <w:rFonts w:ascii="Aptos" w:hAnsi="Aptos" w:cs="Aptos"/>
+          <w:b/>
+          <w:bCs/>
+        </w:rPr>
+        <w:t>───────</w:t>
+      </w:r>
+      <w:r>
+        <w:rPr>
+          <w:b/>
+          <w:bCs/>
+        </w:rPr>
+        <w:t>───────────</w:t>
+      </w:r>
+      <w:r>
+        <w:rPr>
+          <w:rFonts w:ascii="Arial" w:hAnsi="Arial" w:cs="Arial"/>
+          <w:b/>
+          <w:bCs/>
+        </w:rPr>
+        <w:t>┼</w:t>
+      </w:r>
+      <w:r>
+        <w:rPr>
+          <w:rFonts w:ascii="Aptos" w:hAnsi="Aptos" w:cs="Aptos"/>
+          <w:b/>
+          <w:bCs/>
+        </w:rPr>
+        <w:t>────────────────────┘</w:t>
+      </w:r>
+    </w:p>
+    <w:p>
+      <w:pPr>
+        <w:jc w:val="both"/>
+        <w:rPr>
+          <w:b/>
+          <w:bCs/>
+        </w:rPr>
+      </w:pPr>
+      <w:r>
+        <w:rPr>
+          <w:b/>
+          <w:bCs/>
+        </w:rPr>
+        <w:t xml:space="preserve">                                  </w:t>
+      </w:r>
+      <w:r>
+        <w:rPr>
+          <w:b/>
+          <w:bCs/>
+        </w:rPr>
+        <w:t xml:space="preserve">                                                           </w:t>
+      </w:r>
+      <w:r>
+        <w:rPr>
+          <w:rFonts w:ascii="Arial" w:hAnsi="Arial" w:cs="Arial"/>
+          <w:b/>
+          <w:bCs/>
+        </w:rPr>
+        <w:t>▼</w:t>
+      </w:r>
+    </w:p>
+    <w:p>
+      <w:pPr>
+        <w:jc w:val="both"/>
+        <w:rPr>
+          <w:b/>
+          <w:bCs/>
+        </w:rPr>
+      </w:pPr>
+      <w:r>
+        <w:rPr>
+          <w:b/>
+          <w:bCs/>
+        </w:rPr>
+        <w:t xml:space="preserve">                     </w:t>
+      </w:r>
+      <w:r>
+        <w:rPr>
+          <w:b/>
+          <w:bCs/>
+        </w:rPr>
+        <w:t xml:space="preserve">                            </w:t>
+      </w:r>
+      <w:proofErr w:type="gramStart"/>
+      <w:r>
+        <w:rPr>
+          <w:b/>
+          <w:bCs/>
+        </w:rPr>
+        <w:t>Navigator(</w:t>
+      </w:r>
+      <w:proofErr w:type="gramEnd"/>
+      <w:r>
+        <w:rPr>
+          <w:b/>
+          <w:bCs/>
+        </w:rPr>
+        <w:t>pages: [</w:t>
+      </w:r>
+      <w:proofErr w:type="spellStart"/>
+      <w:r>
+        <w:rPr>
+          <w:b/>
+          <w:bCs/>
+        </w:rPr>
+        <w:t>HomePage</w:t>
+      </w:r>
+      <w:proofErr w:type="spellEnd"/>
+      <w:r>
+        <w:rPr>
+          <w:b/>
+          <w:bCs/>
+        </w:rPr>
+        <w:t>, DetailsPage])</w:t>
+      </w:r>
+    </w:p>
+    <w:p>
+      <w:pPr>
+        <w:jc w:val="both"/>
+        <w:rPr>
+          <w:b/>
+          <w:bCs/>
+        </w:rPr>
+      </w:pPr>
+      <w:r>
+        <w:rPr>
+          <w:b/>
+          <w:bCs/>
+        </w:rPr>
+        <w:lastRenderedPageBreak/>
+        <w:t xml:space="preserve">                                  </w:t>
+      </w:r>
+      <w:r>
+        <w:rPr>
+          <w:b/>
+          <w:bCs/>
+        </w:rPr>
+        <w:t xml:space="preserve">                                                            </w:t>
+      </w:r>
+      <w:r>
+        <w:rPr>
+          <w:b/>
+          <w:bCs/>
+        </w:rPr>
+        <w:t>│</w:t>
+      </w:r>
+    </w:p>
+    <w:p>
+      <w:pPr>
+        <w:jc w:val="both"/>
+        <w:rPr>
+          <w:b/>
+          <w:bCs/>
+        </w:rPr>
+      </w:pPr>
+      <w:r>
+        <w:rPr>
+          <w:b/>
+          <w:bCs/>
+        </w:rPr>
+        <w:t xml:space="preserve">                                  </w:t>
+      </w:r>
+      <w:r>
+        <w:rPr>
+          <w:b/>
+          <w:bCs/>
+        </w:rPr>
+        <w:t xml:space="preserve">                                                           </w:t>
+      </w:r>
+      <w:r>
+        <w:rPr>
+          <w:rFonts w:ascii="Arial" w:hAnsi="Arial" w:cs="Arial"/>
+          <w:b/>
+          <w:bCs/>
+        </w:rPr>
+        <w:t>▼</w:t>
+      </w:r>
+    </w:p>
+    <w:p>
+      <w:pPr>
+        <w:jc w:val="both"/>
+        <w:rPr>
+          <w:b/>
+          <w:bCs/>
+        </w:rPr>
+      </w:pPr>
+      <w:r>
+        <w:rPr>
+          <w:b/>
+          <w:bCs/>
+        </w:rPr>
+        <w:t xml:space="preserve">                         </w:t>
+      </w:r>
+      <w:r>
+        <w:rPr>
+          <w:b/>
+          <w:bCs/>
+        </w:rPr>
+        <w:t xml:space="preserve">                                              </w:t>
+      </w:r>
+      <w:r>
+        <w:rPr>
+          <w:b/>
+          <w:bCs/>
+        </w:rPr>
+        <w:t xml:space="preserve"> rendered on screen</w:t>
+      </w:r>
+    </w:p>
+    <w:p>
+      <w:pPr>
+        <w:jc w:val="both"/>
+        <w:rPr>
+          <w:sz w:val="32"/>
+          <w:szCs w:val="32"/>
+        </w:rPr>
+      </w:pPr>
+    </w:p>
+    <w:p>
+      <w:pPr>
+        <w:jc w:val="both"/>
+        <w:rPr>
+          <w:sz w:val="32"/>
+          <w:szCs w:val="32"/>
+        </w:rPr>
+      </w:pPr>
+    </w:p>
+    <w:p>
+      <w:pPr>
+        <w:jc w:val="both"/>
+        <w:rPr>
+          <w:sz w:val="32"/>
+          <w:szCs w:val="32"/>
+        </w:rPr>
+      </w:pPr>
+      <w:r>
+        <w:rPr>
+          <w:sz w:val="32"/>
+          <w:szCs w:val="32"/>
+        </w:rPr>
+        <w:t>Properties</w:t>
+      </w:r>
+      <w:r>
+        <w:rPr>
+          <w:sz w:val="32"/>
+          <w:szCs w:val="32"/>
+        </w:rPr>
+        <w:t xml:space="preserve"> of </w:t>
+      </w:r>
+      <w:proofErr w:type="spellStart"/>
+      <w:proofErr w:type="gramStart"/>
+      <w:r>
+        <w:rPr>
+          <w:sz w:val="32"/>
+          <w:szCs w:val="32"/>
+        </w:rPr>
+        <w:t>GoRouter</w:t>
+      </w:r>
+      <w:proofErr w:type="spellEnd"/>
+      <w:r>
+        <w:rPr>
+          <w:sz w:val="32"/>
+          <w:szCs w:val="32"/>
+        </w:rPr>
+        <w:t>(</w:t>
+      </w:r>
+      <w:proofErr w:type="gramEnd"/>
+      <w:r>
+        <w:rPr>
+          <w:sz w:val="32"/>
+          <w:szCs w:val="32"/>
+        </w:rPr>
+        <w:t xml:space="preserve">) &amp; </w:t>
+      </w:r>
+      <w:proofErr w:type="spellStart"/>
+      <w:r>
+        <w:rPr>
+          <w:sz w:val="32"/>
+          <w:szCs w:val="32"/>
+        </w:rPr>
+        <w:t>GoRoute</w:t>
+      </w:r>
+      <w:proofErr w:type="spellEnd"/>
+      <w:r>
+        <w:rPr>
+          <w:sz w:val="32"/>
+          <w:szCs w:val="32"/>
+        </w:rPr>
+        <w:t>()</w:t>
+      </w:r>
+      <w:r>
+        <w:rPr>
+          <w:sz w:val="32"/>
+          <w:szCs w:val="32"/>
+        </w:rPr>
+        <w:t>:</w:t>
+      </w:r>
+    </w:p>
+    <w:p>
+      <w:pPr>
+        <w:jc w:val="both"/>
+        <w:rPr>
+          <w:sz w:val="32"/>
+          <w:szCs w:val="32"/>
+        </w:rPr>
+      </w:pPr>
+      <w:r>
+        <w:rPr>
+          <w:sz w:val="32"/>
+          <w:szCs w:val="32"/>
+        </w:rPr>
+        <w:t xml:space="preserve"># </w:t>
+      </w:r>
+      <w:proofErr w:type="spellStart"/>
+      <w:proofErr w:type="gramStart"/>
+      <w:r>
+        <w:rPr>
+          <w:b/>
+          <w:bCs/>
+          <w:sz w:val="32"/>
+          <w:szCs w:val="32"/>
+        </w:rPr>
+        <w:t>GoRouter</w:t>
+      </w:r>
+      <w:proofErr w:type="spellEnd"/>
+      <w:r>
+        <w:rPr>
+          <w:b/>
+          <w:bCs/>
+          <w:sz w:val="32"/>
+          <w:szCs w:val="32"/>
+        </w:rPr>
+        <w:t>(</w:t>
+      </w:r>
+      <w:proofErr w:type="gramEnd"/>
+      <w:r>
+        <w:rPr>
+          <w:b/>
+          <w:bCs/>
+          <w:sz w:val="32"/>
+          <w:szCs w:val="32"/>
+        </w:rPr>
+        <w:t>)</w:t>
+      </w:r>
+      <w:r>
+        <w:rPr>
+          <w:sz w:val="32"/>
+          <w:szCs w:val="32"/>
+        </w:rPr>
+        <w:t xml:space="preserve"> class (the router itself) has properties for configuration like:</w:t>
+      </w:r>
+    </w:p>
+    <w:p>
+      <w:pPr>
+        <w:pStyle w:val="ListParagraph"/>
+        <w:numPr>
+          <w:ilvl w:val="0"/>
+          <w:numId w:val="3"/>
+        </w:numPr>
+        <w:jc w:val="both"/>
+        <w:rPr>
+          <w:sz w:val="32"/>
+          <w:szCs w:val="32"/>
+        </w:rPr>
+      </w:pPr>
+      <w:r>
+        <w:rPr>
+          <w:b/>
+          <w:bCs/>
+          <w:sz w:val="32"/>
+          <w:szCs w:val="32"/>
+        </w:rPr>
+        <w:t>routes</w:t>
+      </w:r>
+      <w:r>
+        <w:rPr>
+          <w:b/>
+          <w:bCs/>
+          <w:sz w:val="32"/>
+          <w:szCs w:val="32"/>
+        </w:rPr>
+        <w:t>:</w:t>
+      </w:r>
+      <w:r>
+        <w:rPr>
+          <w:sz w:val="32"/>
+          <w:szCs w:val="32"/>
+        </w:rPr>
+        <w:tab/>
+      </w:r>
+      <w:r>
+        <w:rPr>
+          <w:sz w:val="32"/>
+          <w:szCs w:val="32"/>
+        </w:rPr>
+        <w:t>takes the</w:t>
+      </w:r>
+      <w:r>
+        <w:rPr>
+          <w:sz w:val="32"/>
+          <w:szCs w:val="32"/>
+        </w:rPr>
+        <w:t xml:space="preserve"> list of </w:t>
+      </w:r>
+      <w:proofErr w:type="spellStart"/>
+      <w:r>
+        <w:rPr>
+          <w:b/>
+          <w:bCs/>
+          <w:sz w:val="32"/>
+          <w:szCs w:val="32"/>
+        </w:rPr>
+        <w:t>GoRoutes</w:t>
+      </w:r>
+      <w:proofErr w:type="spellEnd"/>
+      <w:r>
+        <w:rPr>
+          <w:sz w:val="32"/>
+          <w:szCs w:val="32"/>
+        </w:rPr>
+        <w:t xml:space="preserve"> or</w:t>
+      </w:r>
+      <w:r>
+        <w:rPr>
+          <w:sz w:val="32"/>
+          <w:szCs w:val="32"/>
+        </w:rPr>
+        <w:t xml:space="preserve"> our entire route tree</w:t>
+      </w:r>
+    </w:p>
+    <w:p>
+      <w:pPr>
+        <w:pStyle w:val="ListParagraph"/>
+        <w:numPr>
+          <w:ilvl w:val="0"/>
+          <w:numId w:val="3"/>
+        </w:numPr>
+        <w:jc w:val="both"/>
+        <w:rPr>
+          <w:sz w:val="32"/>
+          <w:szCs w:val="32"/>
+        </w:rPr>
+      </w:pPr>
+      <w:proofErr w:type="spellStart"/>
+      <w:r>
+        <w:rPr>
+          <w:b/>
+          <w:bCs/>
+          <w:sz w:val="32"/>
+          <w:szCs w:val="32"/>
+        </w:rPr>
+        <w:t>initialLocation</w:t>
+      </w:r>
+      <w:proofErr w:type="spellEnd"/>
+      <w:r>
+        <w:rPr>
+          <w:b/>
+          <w:bCs/>
+          <w:sz w:val="32"/>
+          <w:szCs w:val="32"/>
+        </w:rPr>
+        <w:t>:</w:t>
+      </w:r>
+      <w:r>
+        <w:rPr>
+          <w:sz w:val="32"/>
+          <w:szCs w:val="32"/>
+        </w:rPr>
+        <w:t xml:space="preserve"> w</w:t>
+      </w:r>
+      <w:r>
+        <w:rPr>
+          <w:sz w:val="32"/>
+          <w:szCs w:val="32"/>
+        </w:rPr>
+        <w:t>here the app starts if there's no deep link (defaults to /)</w:t>
+      </w:r>
+    </w:p>
+    <w:p>
+      <w:pPr>
+        <w:pStyle w:val="ListParagraph"/>
+        <w:numPr>
+          <w:ilvl w:val="0"/>
+          <w:numId w:val="3"/>
+        </w:numPr>
+        <w:jc w:val="both"/>
+        <w:rPr>
+          <w:sz w:val="32"/>
+          <w:szCs w:val="32"/>
+        </w:rPr>
+      </w:pPr>
+      <w:proofErr w:type="spellStart"/>
+      <w:r>
+        <w:rPr>
+          <w:b/>
+          <w:bCs/>
+          <w:sz w:val="32"/>
+          <w:szCs w:val="32"/>
+        </w:rPr>
+        <w:t>debugLogDiagnostics</w:t>
+      </w:r>
+      <w:proofErr w:type="spellEnd"/>
+      <w:r>
+        <w:rPr>
+          <w:b/>
+          <w:bCs/>
+          <w:sz w:val="32"/>
+          <w:szCs w:val="32"/>
+        </w:rPr>
+        <w:t>:</w:t>
+      </w:r>
+      <w:r>
+        <w:rPr>
+          <w:b/>
+          <w:bCs/>
+          <w:sz w:val="32"/>
+          <w:szCs w:val="32"/>
+        </w:rPr>
+        <w:tab/>
+      </w:r>
+      <w:r>
+        <w:rPr>
+          <w:sz w:val="32"/>
+          <w:szCs w:val="32"/>
+        </w:rPr>
+        <w:t>p</w:t>
+      </w:r>
+      <w:r>
+        <w:rPr>
+          <w:sz w:val="32"/>
+          <w:szCs w:val="32"/>
+        </w:rPr>
+        <w:t>rints every route match/parse to console</w:t>
+      </w:r>
+      <w:r>
+        <w:rPr>
+          <w:sz w:val="32"/>
+          <w:szCs w:val="32"/>
+        </w:rPr>
+        <w:t xml:space="preserve"> (easier debugging)</w:t>
+      </w:r>
+    </w:p>
+    <w:p>
+      <w:pPr>
+        <w:pStyle w:val="ListParagraph"/>
+        <w:numPr>
+          <w:ilvl w:val="0"/>
+          <w:numId w:val="3"/>
+        </w:numPr>
+        <w:jc w:val="both"/>
+        <w:rPr>
+          <w:sz w:val="32"/>
+          <w:szCs w:val="32"/>
+        </w:rPr>
+      </w:pPr>
+      <w:proofErr w:type="spellStart"/>
+      <w:r>
+        <w:rPr>
+          <w:b/>
+          <w:bCs/>
+          <w:sz w:val="32"/>
+          <w:szCs w:val="32"/>
+        </w:rPr>
+        <w:t>errorBuilder</w:t>
+      </w:r>
+      <w:proofErr w:type="spellEnd"/>
+      <w:r>
+        <w:rPr>
+          <w:b/>
+          <w:bCs/>
+          <w:sz w:val="32"/>
+          <w:szCs w:val="32"/>
+        </w:rPr>
+        <w:t>:</w:t>
+      </w:r>
+      <w:r>
+        <w:rPr>
+          <w:sz w:val="32"/>
+          <w:szCs w:val="32"/>
+        </w:rPr>
+        <w:tab/>
+        <w:t xml:space="preserve">Fallback screen when no route matches </w:t>
+      </w:r>
+      <w:r>
+        <w:rPr>
+          <w:sz w:val="32"/>
+          <w:szCs w:val="32"/>
+        </w:rPr>
+        <w:t>(SEE BELOW</w:t>
+      </w:r>
+      <w:r>
+        <w:rPr>
+          <w:sz w:val="32"/>
+          <w:szCs w:val="32"/>
+        </w:rPr>
+        <w:t>)</w:t>
+      </w:r>
+    </w:p>
+    <w:p>
+      <w:pPr>
+        <w:jc w:val="both"/>
+        <w:rPr>
+          <w:sz w:val="32"/>
+          <w:szCs w:val="32"/>
+        </w:rPr>
+      </w:pPr>
+      <w:r>
+        <w:rPr>
+          <w:sz w:val="32"/>
+          <w:szCs w:val="32"/>
+        </w:rPr>
+        <w:t xml:space="preserve"># </w:t>
+      </w:r>
+      <w:proofErr w:type="spellStart"/>
+      <w:proofErr w:type="gramStart"/>
+      <w:r>
+        <w:rPr>
+          <w:b/>
+          <w:bCs/>
+          <w:sz w:val="32"/>
+          <w:szCs w:val="32"/>
+        </w:rPr>
+        <w:t>GoRoute</w:t>
+      </w:r>
+      <w:proofErr w:type="spellEnd"/>
+      <w:r>
+        <w:rPr>
+          <w:b/>
+          <w:bCs/>
+          <w:sz w:val="32"/>
+          <w:szCs w:val="32"/>
+        </w:rPr>
+        <w:t>(</w:t>
+      </w:r>
+      <w:proofErr w:type="gramEnd"/>
+      <w:r>
+        <w:rPr>
+          <w:b/>
+          <w:bCs/>
+          <w:sz w:val="32"/>
+          <w:szCs w:val="32"/>
+        </w:rPr>
+        <w:t>)</w:t>
+      </w:r>
+      <w:r>
+        <w:rPr>
+          <w:b/>
+          <w:bCs/>
+          <w:sz w:val="32"/>
+          <w:szCs w:val="32"/>
+        </w:rPr>
+        <w:t xml:space="preserve"> </w:t>
+      </w:r>
+      <w:r>
+        <w:rPr>
+          <w:sz w:val="32"/>
+          <w:szCs w:val="32"/>
+        </w:rPr>
+        <w:t>c</w:t>
+      </w:r>
+      <w:r>
+        <w:rPr>
+          <w:sz w:val="32"/>
+          <w:szCs w:val="32"/>
+        </w:rPr>
+        <w:t>lass</w:t>
+      </w:r>
+      <w:r>
+        <w:rPr>
+          <w:sz w:val="32"/>
+          <w:szCs w:val="32"/>
+        </w:rPr>
+        <w:t xml:space="preserve"> (one entry in the </w:t>
+      </w:r>
+      <w:r>
+        <w:rPr>
+          <w:sz w:val="32"/>
+          <w:szCs w:val="32"/>
+        </w:rPr>
+        <w:t xml:space="preserve">route </w:t>
+      </w:r>
+      <w:r>
+        <w:rPr>
+          <w:sz w:val="32"/>
+          <w:szCs w:val="32"/>
+        </w:rPr>
+        <w:t>tree):</w:t>
+      </w:r>
+    </w:p>
+    <w:p>
+      <w:pPr>
+        <w:pStyle w:val="ListParagraph"/>
+        <w:numPr>
+          <w:ilvl w:val="0"/>
+          <w:numId w:val="4"/>
+        </w:numPr>
+        <w:jc w:val="both"/>
+        <w:rPr>
+          <w:sz w:val="32"/>
+          <w:szCs w:val="32"/>
+        </w:rPr>
+      </w:pPr>
+      <w:r>
+        <w:rPr>
+          <w:b/>
+          <w:bCs/>
+          <w:sz w:val="32"/>
+          <w:szCs w:val="32"/>
+        </w:rPr>
+        <w:t>p</w:t>
+      </w:r>
+      <w:r>
+        <w:rPr>
+          <w:b/>
+          <w:bCs/>
+          <w:sz w:val="32"/>
+          <w:szCs w:val="32"/>
+        </w:rPr>
+        <w:t>ath</w:t>
+      </w:r>
+      <w:r>
+        <w:rPr>
+          <w:b/>
+          <w:bCs/>
+          <w:sz w:val="32"/>
+          <w:szCs w:val="32"/>
+        </w:rPr>
+        <w:t>:</w:t>
+      </w:r>
+      <w:r>
+        <w:rPr>
+          <w:sz w:val="32"/>
+          <w:szCs w:val="32"/>
+        </w:rPr>
+        <w:t xml:space="preserve"> t</w:t>
+      </w:r>
+      <w:r>
+        <w:rPr>
+          <w:sz w:val="32"/>
+          <w:szCs w:val="32"/>
+        </w:rPr>
+        <w:t>he URL segment this route matches (:id = param,</w:t>
+      </w:r>
+      <w:r>
+        <w:rPr>
+          <w:sz w:val="32"/>
+          <w:szCs w:val="32"/>
+        </w:rPr>
+        <w:t xml:space="preserve"> SEE BELOW</w:t>
+      </w:r>
+      <w:r>
+        <w:rPr>
+          <w:sz w:val="32"/>
+          <w:szCs w:val="32"/>
+        </w:rPr>
+        <w:t>)</w:t>
+      </w:r>
+    </w:p>
+    <w:p>
+      <w:pPr>
+        <w:pStyle w:val="ListParagraph"/>
+        <w:numPr>
+          <w:ilvl w:val="0"/>
+          <w:numId w:val="4"/>
+        </w:numPr>
+        <w:jc w:val="both"/>
+        <w:rPr>
+          <w:sz w:val="32"/>
+          <w:szCs w:val="32"/>
+        </w:rPr>
+      </w:pPr>
+      <w:r>
+        <w:rPr>
+          <w:b/>
+          <w:bCs/>
+          <w:sz w:val="32"/>
+          <w:szCs w:val="32"/>
+        </w:rPr>
+        <w:t>builder</w:t>
+      </w:r>
+      <w:r>
+        <w:rPr>
+          <w:b/>
+          <w:bCs/>
+          <w:sz w:val="32"/>
+          <w:szCs w:val="32"/>
+        </w:rPr>
+        <w:t>:</w:t>
+      </w:r>
+      <w:r>
+        <w:rPr>
+          <w:b/>
+          <w:bCs/>
+          <w:sz w:val="32"/>
+          <w:szCs w:val="32"/>
+        </w:rPr>
+        <w:tab/>
+      </w:r>
+      <w:r>
+        <w:rPr>
+          <w:sz w:val="32"/>
+          <w:szCs w:val="32"/>
+        </w:rPr>
+        <w:t xml:space="preserve">the widget or page to build for that </w:t>
+      </w:r>
+      <w:r>
+        <w:rPr>
+          <w:sz w:val="32"/>
+          <w:szCs w:val="32"/>
+        </w:rPr>
+        <w:t xml:space="preserve">path. Internally gives us </w:t>
+      </w:r>
+      <w:proofErr w:type="spellStart"/>
+      <w:r>
+        <w:rPr>
+          <w:b/>
+          <w:bCs/>
+          <w:sz w:val="32"/>
+          <w:szCs w:val="32"/>
+        </w:rPr>
+        <w:t>BuildC</w:t>
+      </w:r>
+      <w:r>
+        <w:rPr>
+          <w:b/>
+          <w:bCs/>
+          <w:sz w:val="32"/>
+          <w:szCs w:val="32"/>
+        </w:rPr>
+        <w:t>ontext</w:t>
+      </w:r>
+      <w:proofErr w:type="spellEnd"/>
+      <w:r>
+        <w:rPr>
+          <w:sz w:val="32"/>
+          <w:szCs w:val="32"/>
+        </w:rPr>
+        <w:t xml:space="preserve"> and </w:t>
+      </w:r>
+      <w:proofErr w:type="spellStart"/>
+      <w:r>
+        <w:rPr>
+          <w:b/>
+          <w:bCs/>
+          <w:sz w:val="32"/>
+          <w:szCs w:val="32"/>
+        </w:rPr>
+        <w:t>GoRotuerS</w:t>
+      </w:r>
+      <w:r>
+        <w:rPr>
+          <w:b/>
+          <w:bCs/>
+          <w:sz w:val="32"/>
+          <w:szCs w:val="32"/>
+        </w:rPr>
+        <w:t>tate</w:t>
+      </w:r>
+      <w:proofErr w:type="spellEnd"/>
+      <w:r>
+        <w:rPr>
+          <w:sz w:val="32"/>
+          <w:szCs w:val="32"/>
+        </w:rPr>
+        <w:t xml:space="preserve"> instances. It automatically wraps our widget or screen in a </w:t>
+      </w:r>
+      <w:proofErr w:type="spellStart"/>
+      <w:proofErr w:type="gramStart"/>
+      <w:r>
+        <w:rPr>
+          <w:b/>
+          <w:bCs/>
+          <w:sz w:val="32"/>
+          <w:szCs w:val="32"/>
+        </w:rPr>
+        <w:t>MaterialPage</w:t>
+      </w:r>
+      <w:proofErr w:type="spellEnd"/>
+      <w:r>
+        <w:rPr>
+          <w:b/>
+          <w:bCs/>
+          <w:sz w:val="32"/>
+          <w:szCs w:val="32"/>
+        </w:rPr>
+        <w:t>(</w:t>
+      </w:r>
+      <w:proofErr w:type="gramEnd"/>
+      <w:r>
+        <w:rPr>
+          <w:b/>
+          <w:bCs/>
+          <w:sz w:val="32"/>
+          <w:szCs w:val="32"/>
+        </w:rPr>
+        <w:t>)</w:t>
+      </w:r>
+      <w:r>
+        <w:rPr>
+          <w:sz w:val="32"/>
+          <w:szCs w:val="32"/>
+        </w:rPr>
+        <w:t xml:space="preserve"> (or </w:t>
+      </w:r>
+      <w:proofErr w:type="spellStart"/>
+      <w:r>
+        <w:rPr>
+          <w:b/>
+          <w:bCs/>
+          <w:sz w:val="32"/>
+          <w:szCs w:val="32"/>
+        </w:rPr>
+        <w:t>CupertinoPage</w:t>
+      </w:r>
+      <w:proofErr w:type="spellEnd"/>
+      <w:r>
+        <w:rPr>
+          <w:b/>
+          <w:bCs/>
+          <w:sz w:val="32"/>
+          <w:szCs w:val="32"/>
+        </w:rPr>
+        <w:t>()</w:t>
+      </w:r>
+      <w:r>
+        <w:rPr>
+          <w:sz w:val="32"/>
+          <w:szCs w:val="32"/>
+        </w:rPr>
+        <w:t>) for default transitions</w:t>
+      </w:r>
+    </w:p>
+    <w:p>
+      <w:pPr>
+        <w:pStyle w:val="ListParagraph"/>
+        <w:numPr>
+          <w:ilvl w:val="0"/>
+          <w:numId w:val="4"/>
+        </w:numPr>
+        <w:jc w:val="both"/>
+        <w:rPr>
+          <w:sz w:val="32"/>
+          <w:szCs w:val="32"/>
+        </w:rPr>
+      </w:pPr>
+      <w:proofErr w:type="spellStart"/>
+      <w:r>
+        <w:rPr>
+          <w:b/>
+          <w:bCs/>
+          <w:sz w:val="32"/>
+          <w:szCs w:val="32"/>
+        </w:rPr>
+        <w:t>pageBuilder</w:t>
+      </w:r>
+      <w:proofErr w:type="spellEnd"/>
+      <w:r>
+        <w:rPr>
+          <w:b/>
+          <w:bCs/>
+          <w:sz w:val="32"/>
+          <w:szCs w:val="32"/>
+        </w:rPr>
+        <w:t>:</w:t>
+      </w:r>
+      <w:r>
+        <w:rPr>
+          <w:sz w:val="32"/>
+          <w:szCs w:val="32"/>
+        </w:rPr>
+        <w:t xml:space="preserve">  </w:t>
+      </w:r>
+      <w:r>
+        <w:rPr>
+          <w:sz w:val="32"/>
+          <w:szCs w:val="32"/>
+        </w:rPr>
+        <w:t xml:space="preserve">used when </w:t>
+      </w:r>
+      <w:r>
+        <w:rPr>
+          <w:sz w:val="32"/>
+          <w:szCs w:val="32"/>
+        </w:rPr>
+        <w:t>we</w:t>
+      </w:r>
+      <w:r>
+        <w:rPr>
+          <w:sz w:val="32"/>
+          <w:szCs w:val="32"/>
+        </w:rPr>
+        <w:t xml:space="preserve"> need custom transitions (</w:t>
+      </w:r>
+      <w:r>
+        <w:rPr>
+          <w:sz w:val="32"/>
+          <w:szCs w:val="32"/>
+        </w:rPr>
+        <w:t>SEE BELOW</w:t>
+      </w:r>
+      <w:r>
+        <w:rPr>
+          <w:sz w:val="32"/>
+          <w:szCs w:val="32"/>
+        </w:rPr>
+        <w:t>)</w:t>
+      </w:r>
+      <w:r>
+        <w:rPr>
+          <w:sz w:val="32"/>
+          <w:szCs w:val="32"/>
+        </w:rPr>
+        <w:t xml:space="preserve"> instead of wrapping in </w:t>
+      </w:r>
+      <w:proofErr w:type="spellStart"/>
+      <w:proofErr w:type="gramStart"/>
+      <w:r>
+        <w:rPr>
+          <w:b/>
+          <w:bCs/>
+          <w:sz w:val="32"/>
+          <w:szCs w:val="32"/>
+        </w:rPr>
+        <w:t>MaterialPage</w:t>
+      </w:r>
+      <w:proofErr w:type="spellEnd"/>
+      <w:r>
+        <w:rPr>
+          <w:b/>
+          <w:bCs/>
+          <w:sz w:val="32"/>
+          <w:szCs w:val="32"/>
+        </w:rPr>
+        <w:t>(</w:t>
+      </w:r>
+      <w:proofErr w:type="gramEnd"/>
+      <w:r>
+        <w:rPr>
+          <w:b/>
+          <w:bCs/>
+          <w:sz w:val="32"/>
+          <w:szCs w:val="32"/>
+        </w:rPr>
+        <w:t>)</w:t>
+      </w:r>
+    </w:p>
+    <w:p>
+      <w:pPr>
+        <w:pStyle w:val="ListParagraph"/>
+        <w:numPr>
+          <w:ilvl w:val="0"/>
+          <w:numId w:val="4"/>
+        </w:numPr>
+        <w:jc w:val="both"/>
+        <w:rPr>
+          <w:sz w:val="32"/>
+          <w:szCs w:val="32"/>
+        </w:rPr>
+      </w:pPr>
+      <w:r>
+        <w:rPr>
+          <w:b/>
+          <w:bCs/>
+          <w:sz w:val="32"/>
+          <w:szCs w:val="32"/>
+        </w:rPr>
+        <w:t>routes</w:t>
+      </w:r>
+      <w:r>
+        <w:rPr>
+          <w:b/>
+          <w:bCs/>
+          <w:sz w:val="32"/>
+          <w:szCs w:val="32"/>
+        </w:rPr>
+        <w:t>:</w:t>
+      </w:r>
+      <w:r>
+        <w:rPr>
+          <w:sz w:val="32"/>
+          <w:szCs w:val="32"/>
+        </w:rPr>
+        <w:tab/>
+      </w:r>
+      <w:r>
+        <w:rPr>
+          <w:sz w:val="32"/>
+          <w:szCs w:val="32"/>
+        </w:rPr>
+        <w:t>for n</w:t>
+      </w:r>
+      <w:r>
+        <w:rPr>
+          <w:sz w:val="32"/>
+          <w:szCs w:val="32"/>
+        </w:rPr>
+        <w:t xml:space="preserve">ested child </w:t>
+      </w:r>
+      <w:proofErr w:type="spellStart"/>
+      <w:r>
+        <w:rPr>
+          <w:b/>
+          <w:bCs/>
+          <w:sz w:val="32"/>
+          <w:szCs w:val="32"/>
+        </w:rPr>
+        <w:t>GoRoutes</w:t>
+      </w:r>
+      <w:proofErr w:type="spellEnd"/>
+      <w:r>
+        <w:rPr>
+          <w:sz w:val="32"/>
+          <w:szCs w:val="32"/>
+        </w:rPr>
+        <w:t xml:space="preserve"> (</w:t>
+      </w:r>
+      <w:r>
+        <w:rPr>
+          <w:sz w:val="32"/>
+          <w:szCs w:val="32"/>
+        </w:rPr>
+        <w:t>SEE BELOW</w:t>
+      </w:r>
+      <w:r>
+        <w:rPr>
+          <w:sz w:val="32"/>
+          <w:szCs w:val="32"/>
+        </w:rPr>
+        <w:t>)</w:t>
+      </w:r>
+    </w:p>
+    <w:p>
+      <w:pPr>
+        <w:jc w:val="both"/>
+        <w:rPr>
+          <w:sz w:val="32"/>
+          <w:szCs w:val="32"/>
+        </w:rPr>
+      </w:pPr>
+    </w:p>
+    <w:p>
+      <w:pPr>
+        <w:jc w:val="both"/>
+        <w:rPr>
+          <w:sz w:val="32"/>
+          <w:szCs w:val="32"/>
+        </w:rPr>
+      </w:pPr>
+    </w:p>
+    <w:p>
+      <w:pPr>
+        <w:jc w:val="both"/>
+        <w:rPr>
+          <w:sz w:val="32"/>
+          <w:szCs w:val="32"/>
+        </w:rPr>
+      </w:pPr>
+      <w:r>
+        <w:rPr>
+          <w:sz w:val="32"/>
+          <w:szCs w:val="32"/>
+        </w:rPr>
+        <w:lastRenderedPageBreak/>
+        <w:t>Basic Usage:</w:t>
+      </w:r>
+    </w:p>
+    <w:p>
+      <w:pPr>
+        <w:jc w:val="both"/>
+        <w:rPr>
+          <w:sz w:val="32"/>
+          <w:szCs w:val="32"/>
+        </w:rPr>
+      </w:pPr>
+      <w:r>
+        <w:rPr>
+          <w:sz w:val="32"/>
+          <w:szCs w:val="32"/>
+        </w:rPr>
+        <w:t>#</w:t>
+      </w:r>
+      <w:r>
+        <w:rPr>
+          <w:sz w:val="32"/>
+          <w:szCs w:val="32"/>
+        </w:rPr>
+        <w:t xml:space="preserve"> </w:t>
+      </w:r>
+      <w:proofErr w:type="spellStart"/>
+      <w:r>
+        <w:rPr>
+          <w:b/>
+          <w:bCs/>
+          <w:sz w:val="32"/>
+          <w:szCs w:val="32"/>
+        </w:rPr>
+        <w:t>router</w:t>
+      </w:r>
+      <w:r>
+        <w:rPr>
+          <w:b/>
+          <w:bCs/>
+          <w:sz w:val="32"/>
+          <w:szCs w:val="32"/>
+        </w:rPr>
+        <w:t>Provider</w:t>
+      </w:r>
+      <w:proofErr w:type="spellEnd"/>
+      <w:r>
+        <w:rPr>
+          <w:sz w:val="32"/>
+          <w:szCs w:val="32"/>
+        </w:rPr>
+        <w:t xml:space="preserve"> </w:t>
+      </w:r>
+      <w:r>
+        <w:rPr>
+          <w:sz w:val="32"/>
+          <w:szCs w:val="32"/>
+        </w:rPr>
+        <w:t xml:space="preserve">for Singleton Pattern (using </w:t>
+      </w:r>
+      <w:r>
+        <w:rPr>
+          <w:b/>
+          <w:bCs/>
+          <w:sz w:val="32"/>
+          <w:szCs w:val="32"/>
+        </w:rPr>
+        <w:t>Riverpod</w:t>
+      </w:r>
+      <w:r>
+        <w:rPr>
+          <w:sz w:val="32"/>
+          <w:szCs w:val="32"/>
+        </w:rPr>
+        <w:t>)</w:t>
+      </w:r>
+      <w:r>
+        <w:rPr>
+          <w:sz w:val="32"/>
+          <w:szCs w:val="32"/>
+        </w:rPr>
+        <w:t xml:space="preserve"> instance</w:t>
+      </w:r>
+      <w:r>
+        <w:rPr>
+          <w:sz w:val="32"/>
+          <w:szCs w:val="32"/>
+        </w:rPr>
+        <w:t xml:space="preserve"> of </w:t>
+      </w:r>
+      <w:proofErr w:type="spellStart"/>
+      <w:proofErr w:type="gramStart"/>
+      <w:r>
+        <w:rPr>
+          <w:b/>
+          <w:bCs/>
+          <w:sz w:val="32"/>
+          <w:szCs w:val="32"/>
+        </w:rPr>
+        <w:t>GoRouter</w:t>
+      </w:r>
+      <w:proofErr w:type="spellEnd"/>
+      <w:r>
+        <w:rPr>
+          <w:b/>
+          <w:bCs/>
+          <w:sz w:val="32"/>
+          <w:szCs w:val="32"/>
+        </w:rPr>
+        <w:t>(</w:t>
+      </w:r>
+      <w:proofErr w:type="gramEnd"/>
+      <w:r>
+        <w:rPr>
+          <w:b/>
+          <w:bCs/>
+          <w:sz w:val="32"/>
+          <w:szCs w:val="32"/>
+        </w:rPr>
+        <w:t>)</w:t>
+      </w:r>
+      <w:r>
+        <w:rPr>
+          <w:sz w:val="32"/>
+          <w:szCs w:val="32"/>
+        </w:rPr>
+        <w:t>, c</w:t>
+      </w:r>
+      <w:r>
+        <w:rPr>
+          <w:sz w:val="32"/>
+          <w:szCs w:val="32"/>
+        </w:rPr>
+        <w:t xml:space="preserve">reated </w:t>
+      </w:r>
+      <w:r>
+        <w:rPr>
+          <w:sz w:val="32"/>
+          <w:szCs w:val="32"/>
+        </w:rPr>
+        <w:t xml:space="preserve">only </w:t>
+      </w:r>
+      <w:r>
+        <w:rPr>
+          <w:sz w:val="32"/>
+          <w:szCs w:val="32"/>
+        </w:rPr>
+        <w:t xml:space="preserve">once </w:t>
+      </w:r>
+    </w:p>
+    <w:p>
+      <w:pPr>
+        <w:jc w:val="both"/>
+        <w:rPr>
+          <w:sz w:val="32"/>
+          <w:szCs w:val="32"/>
+        </w:rPr>
+      </w:pPr>
+      <w:r>
+        <w:rPr>
+          <w:sz w:val="32"/>
+          <w:szCs w:val="32"/>
+        </w:rPr>
+        <w:t xml:space="preserve"># </w:t>
+      </w:r>
+      <w:r>
+        <w:rPr>
+          <w:b/>
+          <w:bCs/>
+          <w:sz w:val="32"/>
+          <w:szCs w:val="32"/>
+        </w:rPr>
+        <w:t>routes: [</w:t>
+      </w:r>
+      <w:proofErr w:type="spellStart"/>
+      <w:proofErr w:type="gramStart"/>
+      <w:r>
+        <w:rPr>
+          <w:b/>
+          <w:bCs/>
+          <w:sz w:val="32"/>
+          <w:szCs w:val="32"/>
+        </w:rPr>
+        <w:t>GoRoute</w:t>
+      </w:r>
+      <w:proofErr w:type="spellEnd"/>
+      <w:r>
+        <w:rPr>
+          <w:b/>
+          <w:bCs/>
+          <w:sz w:val="32"/>
+          <w:szCs w:val="32"/>
+        </w:rPr>
+        <w:t>(</w:t>
+      </w:r>
+      <w:proofErr w:type="gramEnd"/>
+      <w:r>
+        <w:rPr>
+          <w:b/>
+          <w:bCs/>
+          <w:sz w:val="32"/>
+          <w:szCs w:val="32"/>
+        </w:rPr>
+        <w:t xml:space="preserve">path: '/', ...)] </w:t>
+      </w:r>
+      <w:r>
+        <w:rPr>
+          <w:sz w:val="32"/>
+          <w:szCs w:val="32"/>
+        </w:rPr>
+        <w:t xml:space="preserve">a single route for the root path. </w:t>
+      </w:r>
+      <w:r>
+        <w:rPr>
+          <w:b/>
+          <w:bCs/>
+          <w:sz w:val="32"/>
+          <w:szCs w:val="32"/>
+        </w:rPr>
+        <w:t>state</w:t>
+      </w:r>
+      <w:r>
+        <w:rPr>
+          <w:sz w:val="32"/>
+          <w:szCs w:val="32"/>
+        </w:rPr>
+        <w:t xml:space="preserve"> is a </w:t>
+      </w:r>
+      <w:proofErr w:type="spellStart"/>
+      <w:r>
+        <w:rPr>
+          <w:b/>
+          <w:bCs/>
+          <w:sz w:val="32"/>
+          <w:szCs w:val="32"/>
+        </w:rPr>
+        <w:t>GoRouterState</w:t>
+      </w:r>
+      <w:proofErr w:type="spellEnd"/>
+      <w:r>
+        <w:rPr>
+          <w:sz w:val="32"/>
+          <w:szCs w:val="32"/>
+        </w:rPr>
+        <w:t xml:space="preserve"> </w:t>
+      </w:r>
+      <w:r>
+        <w:rPr>
+          <w:sz w:val="32"/>
+          <w:szCs w:val="32"/>
+        </w:rPr>
+        <w:t>used</w:t>
+      </w:r>
+      <w:r>
+        <w:rPr>
+          <w:sz w:val="32"/>
+          <w:szCs w:val="32"/>
+        </w:rPr>
+        <w:t xml:space="preserve"> for path/query params</w:t>
+      </w:r>
+      <w:r>
+        <w:rPr>
+          <w:sz w:val="32"/>
+          <w:szCs w:val="32"/>
+        </w:rPr>
+        <w:t xml:space="preserve"> (SEE BELOW)</w:t>
+      </w:r>
+    </w:p>
+    <w:p>
+      <w:pPr>
+        <w:jc w:val="both"/>
+        <w:rPr>
+          <w:sz w:val="32"/>
+          <w:szCs w:val="32"/>
+        </w:rPr>
+      </w:pPr>
+      <w:r>
+        <w:rPr>
+          <w:sz w:val="32"/>
+          <w:szCs w:val="32"/>
+        </w:rPr>
+        <w:t xml:space="preserve"># In </w:t>
+      </w:r>
+      <w:proofErr w:type="spellStart"/>
+      <w:r>
+        <w:rPr>
+          <w:b/>
+          <w:bCs/>
+          <w:sz w:val="32"/>
+          <w:szCs w:val="32"/>
+        </w:rPr>
+        <w:t>MaterialApp.router</w:t>
+      </w:r>
+      <w:proofErr w:type="spellEnd"/>
+      <w:r>
+        <w:rPr>
+          <w:b/>
+          <w:bCs/>
+          <w:sz w:val="32"/>
+          <w:szCs w:val="32"/>
+        </w:rPr>
+        <w:t>(</w:t>
+      </w:r>
+      <w:r>
+        <w:rPr>
+          <w:b/>
+          <w:bCs/>
+          <w:sz w:val="32"/>
+          <w:szCs w:val="32"/>
+        </w:rPr>
+        <w:t>…</w:t>
+      </w:r>
+      <w:r>
+        <w:rPr>
+          <w:b/>
+          <w:bCs/>
+          <w:sz w:val="32"/>
+          <w:szCs w:val="32"/>
+        </w:rPr>
+        <w:t>)</w:t>
+      </w:r>
+      <w:r>
+        <w:rPr>
+          <w:sz w:val="32"/>
+          <w:szCs w:val="32"/>
+        </w:rPr>
+        <w:t xml:space="preserve"> </w:t>
+      </w:r>
+      <w:r>
+        <w:rPr>
+          <w:sz w:val="32"/>
+          <w:szCs w:val="32"/>
+        </w:rPr>
+        <w:t>t</w:t>
+      </w:r>
+      <w:r>
+        <w:rPr>
+          <w:sz w:val="32"/>
+          <w:szCs w:val="32"/>
+        </w:rPr>
+        <w:t xml:space="preserve">here is no </w:t>
+      </w:r>
+      <w:r>
+        <w:rPr>
+          <w:b/>
+          <w:bCs/>
+          <w:sz w:val="32"/>
+          <w:szCs w:val="32"/>
+        </w:rPr>
+        <w:t>home:</w:t>
+      </w:r>
+      <w:r>
+        <w:rPr>
+          <w:sz w:val="32"/>
+          <w:szCs w:val="32"/>
+        </w:rPr>
+        <w:t xml:space="preserve"> param anymore</w:t>
+      </w:r>
+      <w:r>
+        <w:rPr>
+          <w:sz w:val="32"/>
+          <w:szCs w:val="32"/>
+        </w:rPr>
+        <w:t xml:space="preserve"> instead </w:t>
+      </w:r>
+      <w:r>
+        <w:rPr>
+          <w:sz w:val="32"/>
+          <w:szCs w:val="32"/>
+        </w:rPr>
+        <w:t>the router decides what's on screen</w:t>
+      </w:r>
+    </w:p>
+    <w:p>
+      <w:pPr>
+        <w:jc w:val="both"/>
+        <w:rPr>
+          <w:b/>
+          <w:bCs/>
+          <w:color w:val="D86DCB" w:themeColor="accent5" w:themeTint="99"/>
+          <w:sz w:val="32"/>
+          <w:szCs w:val="32"/>
+        </w:rPr>
+      </w:pPr>
+      <w:r>
+        <w:rPr>
+          <w:b/>
+          <w:bCs/>
+          <w:color w:val="D86DCB" w:themeColor="accent5" w:themeTint="99"/>
+          <w:sz w:val="32"/>
+          <w:szCs w:val="32"/>
+        </w:rPr>
+        <w:t xml:space="preserve">final </w:t>
+      </w:r>
+      <w:proofErr w:type="spellStart"/>
+      <w:r>
+        <w:rPr>
+          <w:b/>
+          <w:bCs/>
+          <w:color w:val="D86DCB" w:themeColor="accent5" w:themeTint="99"/>
+          <w:sz w:val="32"/>
+          <w:szCs w:val="32"/>
+        </w:rPr>
+        <w:t>routerProvider</w:t>
+      </w:r>
+      <w:proofErr w:type="spellEnd"/>
+      <w:r>
+        <w:rPr>
+          <w:b/>
+          <w:bCs/>
+          <w:color w:val="D86DCB" w:themeColor="accent5" w:themeTint="99"/>
+          <w:sz w:val="32"/>
+          <w:szCs w:val="32"/>
+        </w:rPr>
+        <w:t xml:space="preserve"> = Provider&lt;</w:t>
+      </w:r>
+      <w:proofErr w:type="spellStart"/>
+      <w:r>
+        <w:rPr>
+          <w:b/>
+          <w:bCs/>
+          <w:color w:val="D86DCB" w:themeColor="accent5" w:themeTint="99"/>
+          <w:sz w:val="32"/>
+          <w:szCs w:val="32"/>
+        </w:rPr>
+        <w:t>GoRouter</w:t>
+      </w:r>
+      <w:proofErr w:type="spellEnd"/>
+      <w:r>
+        <w:rPr>
+          <w:b/>
+          <w:bCs/>
+          <w:color w:val="D86DCB" w:themeColor="accent5" w:themeTint="99"/>
+          <w:sz w:val="32"/>
+          <w:szCs w:val="32"/>
+        </w:rPr>
+        <w:t>&gt;((ref) {</w:t>
+      </w:r>
+    </w:p>
+    <w:p>
+      <w:pPr>
+        <w:jc w:val="both"/>
+        <w:rPr>
+          <w:b/>
+          <w:bCs/>
+          <w:color w:val="D86DCB" w:themeColor="accent5" w:themeTint="99"/>
+          <w:sz w:val="32"/>
+          <w:szCs w:val="32"/>
+        </w:rPr>
+      </w:pPr>
+      <w:r>
+        <w:rPr>
+          <w:b/>
+          <w:bCs/>
+          <w:color w:val="D86DCB" w:themeColor="accent5" w:themeTint="99"/>
+          <w:sz w:val="32"/>
+          <w:szCs w:val="32"/>
+        </w:rPr>
+        <w:t xml:space="preserve">  </w:t>
+      </w:r>
+      <w:r>
+        <w:rPr>
+          <w:b/>
+          <w:bCs/>
+          <w:color w:val="D86DCB" w:themeColor="accent5" w:themeTint="99"/>
+          <w:sz w:val="32"/>
+          <w:szCs w:val="32"/>
+        </w:rPr>
+        <w:t xml:space="preserve"> </w:t>
+      </w:r>
+      <w:r>
+        <w:rPr>
+          <w:b/>
+          <w:bCs/>
+          <w:color w:val="D86DCB" w:themeColor="accent5" w:themeTint="99"/>
+          <w:sz w:val="32"/>
+          <w:szCs w:val="32"/>
+        </w:rPr>
+        <w:t xml:space="preserve">return </w:t>
+      </w:r>
+      <w:proofErr w:type="spellStart"/>
+      <w:proofErr w:type="gramStart"/>
+      <w:r>
+        <w:rPr>
+          <w:b/>
+          <w:bCs/>
+          <w:color w:val="D86DCB" w:themeColor="accent5" w:themeTint="99"/>
+          <w:sz w:val="32"/>
+          <w:szCs w:val="32"/>
+        </w:rPr>
+        <w:t>GoRouter</w:t>
+      </w:r>
+      <w:proofErr w:type="spellEnd"/>
+      <w:r>
+        <w:rPr>
+          <w:b/>
+          <w:bCs/>
+          <w:color w:val="D86DCB" w:themeColor="accent5" w:themeTint="99"/>
+          <w:sz w:val="32"/>
+          <w:szCs w:val="32"/>
+        </w:rPr>
+        <w:t>(</w:t>
+      </w:r>
+      <w:proofErr w:type="gramEnd"/>
+    </w:p>
+    <w:p>
+      <w:pPr>
+        <w:jc w:val="both"/>
+        <w:rPr>
+          <w:b/>
+          <w:bCs/>
+          <w:color w:val="D86DCB" w:themeColor="accent5" w:themeTint="99"/>
+          <w:sz w:val="32"/>
+          <w:szCs w:val="32"/>
+        </w:rPr>
+      </w:pPr>
+      <w:r>
+        <w:rPr>
+          <w:b/>
+          <w:bCs/>
+          <w:color w:val="D86DCB" w:themeColor="accent5" w:themeTint="99"/>
+          <w:sz w:val="32"/>
+          <w:szCs w:val="32"/>
+        </w:rPr>
+        <w:t xml:space="preserve">  </w:t>
+      </w:r>
+      <w:r>
+        <w:rPr>
+          <w:b/>
+          <w:bCs/>
+          <w:color w:val="D86DCB" w:themeColor="accent5" w:themeTint="99"/>
+          <w:sz w:val="32"/>
+          <w:szCs w:val="32"/>
+        </w:rPr>
+        <w:t xml:space="preserve">    </w:t>
+      </w:r>
+      <w:proofErr w:type="spellStart"/>
+      <w:r>
+        <w:rPr>
+          <w:b/>
+          <w:bCs/>
+          <w:color w:val="D86DCB" w:themeColor="accent5" w:themeTint="99"/>
+          <w:sz w:val="32"/>
+          <w:szCs w:val="32"/>
+        </w:rPr>
+        <w:t>initialLocation</w:t>
+      </w:r>
+      <w:proofErr w:type="spellEnd"/>
+      <w:r>
+        <w:rPr>
+          <w:b/>
+          <w:bCs/>
+          <w:color w:val="D86DCB" w:themeColor="accent5" w:themeTint="99"/>
+          <w:sz w:val="32"/>
+          <w:szCs w:val="32"/>
+        </w:rPr>
+        <w:t>: '/',</w:t>
+      </w:r>
+    </w:p>
+    <w:p>
+      <w:pPr>
+        <w:jc w:val="both"/>
+        <w:rPr>
+          <w:b/>
+          <w:bCs/>
+          <w:color w:val="D86DCB" w:themeColor="accent5" w:themeTint="99"/>
+          <w:sz w:val="32"/>
+          <w:szCs w:val="32"/>
+        </w:rPr>
+      </w:pPr>
+      <w:r>
+        <w:rPr>
+          <w:b/>
+          <w:bCs/>
+          <w:color w:val="D86DCB" w:themeColor="accent5" w:themeTint="99"/>
+          <w:sz w:val="32"/>
+          <w:szCs w:val="32"/>
+        </w:rPr>
+        <w:t xml:space="preserve">  </w:t>
+      </w:r>
+      <w:r>
+        <w:rPr>
+          <w:b/>
+          <w:bCs/>
+          <w:color w:val="D86DCB" w:themeColor="accent5" w:themeTint="99"/>
+          <w:sz w:val="32"/>
+          <w:szCs w:val="32"/>
+        </w:rPr>
+        <w:t xml:space="preserve">    </w:t>
+      </w:r>
+      <w:proofErr w:type="spellStart"/>
+      <w:r>
+        <w:rPr>
+          <w:b/>
+          <w:bCs/>
+          <w:color w:val="D86DCB" w:themeColor="accent5" w:themeTint="99"/>
+          <w:sz w:val="32"/>
+          <w:szCs w:val="32"/>
+        </w:rPr>
+        <w:t>debugLogDiagnostics</w:t>
+      </w:r>
+      <w:proofErr w:type="spellEnd"/>
+      <w:r>
+        <w:rPr>
+          <w:b/>
+          <w:bCs/>
+          <w:color w:val="D86DCB" w:themeColor="accent5" w:themeTint="99"/>
+          <w:sz w:val="32"/>
+          <w:szCs w:val="32"/>
+        </w:rPr>
+        <w:t>: true,</w:t>
+      </w:r>
+    </w:p>
+    <w:p>
+      <w:pPr>
+        <w:jc w:val="both"/>
+        <w:rPr>
+          <w:b/>
+          <w:bCs/>
+          <w:color w:val="D86DCB" w:themeColor="accent5" w:themeTint="99"/>
+          <w:sz w:val="32"/>
+          <w:szCs w:val="32"/>
+        </w:rPr>
+      </w:pPr>
+      <w:r>
+        <w:rPr>
+          <w:b/>
+          <w:bCs/>
+          <w:color w:val="D86DCB" w:themeColor="accent5" w:themeTint="99"/>
+          <w:sz w:val="32"/>
+          <w:szCs w:val="32"/>
+        </w:rPr>
+        <w:t xml:space="preserve">  </w:t>
+      </w:r>
+      <w:r>
+        <w:rPr>
+          <w:b/>
+          <w:bCs/>
+          <w:color w:val="D86DCB" w:themeColor="accent5" w:themeTint="99"/>
+          <w:sz w:val="32"/>
+          <w:szCs w:val="32"/>
+        </w:rPr>
+        <w:t xml:space="preserve">    </w:t>
+      </w:r>
+      <w:r>
+        <w:rPr>
+          <w:b/>
+          <w:bCs/>
+          <w:color w:val="D86DCB" w:themeColor="accent5" w:themeTint="99"/>
+          <w:sz w:val="32"/>
+          <w:szCs w:val="32"/>
+        </w:rPr>
+        <w:t>routes: [</w:t>
+      </w:r>
+    </w:p>
+    <w:p>
+      <w:pPr>
+        <w:jc w:val="both"/>
+        <w:rPr>
+          <w:b/>
+          <w:bCs/>
+          <w:color w:val="D86DCB" w:themeColor="accent5" w:themeTint="99"/>
+          <w:sz w:val="32"/>
+          <w:szCs w:val="32"/>
+        </w:rPr>
+      </w:pPr>
+      <w:r>
+        <w:rPr>
+          <w:b/>
+          <w:bCs/>
+          <w:color w:val="D86DCB" w:themeColor="accent5" w:themeTint="99"/>
+          <w:sz w:val="32"/>
+          <w:szCs w:val="32"/>
+        </w:rPr>
+        <w:t xml:space="preserve">    </w:t>
+      </w:r>
+      <w:r>
+        <w:rPr>
+          <w:b/>
+          <w:bCs/>
+          <w:color w:val="D86DCB" w:themeColor="accent5" w:themeTint="99"/>
+          <w:sz w:val="32"/>
+          <w:szCs w:val="32"/>
+        </w:rPr>
+        <w:t xml:space="preserve">     </w:t>
+      </w:r>
+      <w:proofErr w:type="spellStart"/>
+      <w:proofErr w:type="gramStart"/>
+      <w:r>
+        <w:rPr>
+          <w:b/>
+          <w:bCs/>
+          <w:color w:val="D86DCB" w:themeColor="accent5" w:themeTint="99"/>
+          <w:sz w:val="32"/>
+          <w:szCs w:val="32"/>
+        </w:rPr>
+        <w:t>GoRoute</w:t>
+      </w:r>
+      <w:proofErr w:type="spellEnd"/>
+      <w:r>
+        <w:rPr>
+          <w:b/>
+          <w:bCs/>
+          <w:color w:val="D86DCB" w:themeColor="accent5" w:themeTint="99"/>
+          <w:sz w:val="32"/>
+          <w:szCs w:val="32"/>
+        </w:rPr>
+        <w:t>(</w:t>
+      </w:r>
+      <w:proofErr w:type="gramEnd"/>
+    </w:p>
+    <w:p>
+      <w:pPr>
+        <w:jc w:val="both"/>
+        <w:rPr>
+          <w:b/>
+          <w:bCs/>
+          <w:color w:val="D86DCB" w:themeColor="accent5" w:themeTint="99"/>
+          <w:sz w:val="32"/>
+          <w:szCs w:val="32"/>
+        </w:rPr>
+      </w:pPr>
+      <w:r>
+        <w:rPr>
+          <w:b/>
+          <w:bCs/>
+          <w:color w:val="D86DCB" w:themeColor="accent5" w:themeTint="99"/>
+          <w:sz w:val="32"/>
+          <w:szCs w:val="32"/>
+        </w:rPr>
+        <w:t xml:space="preserve">     </w:t>
+      </w:r>
+      <w:r>
+        <w:rPr>
+          <w:b/>
+          <w:bCs/>
+          <w:color w:val="D86DCB" w:themeColor="accent5" w:themeTint="99"/>
+          <w:sz w:val="32"/>
+          <w:szCs w:val="32"/>
+        </w:rPr>
+        <w:t xml:space="preserve"> </w:t>
+      </w:r>
+      <w:r>
+        <w:rPr>
+          <w:b/>
+          <w:bCs/>
+          <w:color w:val="D86DCB" w:themeColor="accent5" w:themeTint="99"/>
+          <w:sz w:val="32"/>
+          <w:szCs w:val="32"/>
+        </w:rPr>
+        <w:t xml:space="preserve"> </w:t>
+      </w:r>
+      <w:r>
+        <w:rPr>
+          <w:b/>
+          <w:bCs/>
+          <w:color w:val="D86DCB" w:themeColor="accent5" w:themeTint="99"/>
+          <w:sz w:val="32"/>
+          <w:szCs w:val="32"/>
+        </w:rPr>
+        <w:t xml:space="preserve">      </w:t>
+      </w:r>
+      <w:r>
+        <w:rPr>
+          <w:b/>
+          <w:bCs/>
+          <w:color w:val="D86DCB" w:themeColor="accent5" w:themeTint="99"/>
+          <w:sz w:val="32"/>
+          <w:szCs w:val="32"/>
+        </w:rPr>
+        <w:t>path: '/',</w:t>
+      </w:r>
+    </w:p>
+    <w:p>
+      <w:pPr>
+        <w:jc w:val="both"/>
+        <w:rPr>
+          <w:b/>
+          <w:bCs/>
+          <w:color w:val="D86DCB" w:themeColor="accent5" w:themeTint="99"/>
+          <w:sz w:val="32"/>
+          <w:szCs w:val="32"/>
+        </w:rPr>
+      </w:pPr>
+      <w:r>
+        <w:rPr>
+          <w:b/>
+          <w:bCs/>
+          <w:color w:val="D86DCB" w:themeColor="accent5" w:themeTint="99"/>
+          <w:sz w:val="32"/>
+          <w:szCs w:val="32"/>
+        </w:rPr>
+        <w:t xml:space="preserve">    </w:t>
+      </w:r>
+      <w:r>
+        <w:rPr>
+          <w:b/>
+          <w:bCs/>
+          <w:color w:val="D86DCB" w:themeColor="accent5" w:themeTint="99"/>
+          <w:sz w:val="32"/>
+          <w:szCs w:val="32"/>
+        </w:rPr>
+        <w:t xml:space="preserve"> </w:t>
+      </w:r>
+      <w:r>
+        <w:rPr>
+          <w:b/>
+          <w:bCs/>
+          <w:color w:val="D86DCB" w:themeColor="accent5" w:themeTint="99"/>
+          <w:sz w:val="32"/>
+          <w:szCs w:val="32"/>
+        </w:rPr>
+        <w:t xml:space="preserve"> </w:t>
+      </w:r>
+      <w:r>
+        <w:rPr>
+          <w:b/>
+          <w:bCs/>
+          <w:color w:val="D86DCB" w:themeColor="accent5" w:themeTint="99"/>
+          <w:sz w:val="32"/>
+          <w:szCs w:val="32"/>
+        </w:rPr>
+        <w:t xml:space="preserve">      </w:t>
+      </w:r>
+      <w:r>
+        <w:rPr>
+          <w:b/>
+          <w:bCs/>
+          <w:color w:val="D86DCB" w:themeColor="accent5" w:themeTint="99"/>
+          <w:sz w:val="32"/>
+          <w:szCs w:val="32"/>
+        </w:rPr>
+        <w:t xml:space="preserve"> builder: (context, state) =&gt; const </w:t>
+      </w:r>
+      <w:proofErr w:type="spellStart"/>
+      <w:proofErr w:type="gramStart"/>
+      <w:r>
+        <w:rPr>
+          <w:b/>
+          <w:bCs/>
+          <w:color w:val="D86DCB" w:themeColor="accent5" w:themeTint="99"/>
+          <w:sz w:val="32"/>
+          <w:szCs w:val="32"/>
+        </w:rPr>
+        <w:t>HomeScreen</w:t>
+      </w:r>
+      <w:proofErr w:type="spellEnd"/>
+      <w:r>
+        <w:rPr>
+          <w:b/>
+          <w:bCs/>
+          <w:color w:val="D86DCB" w:themeColor="accent5" w:themeTint="99"/>
+          <w:sz w:val="32"/>
+          <w:szCs w:val="32"/>
+        </w:rPr>
+        <w:t>(</w:t>
+      </w:r>
+      <w:proofErr w:type="gramEnd"/>
+      <w:r>
+        <w:rPr>
+          <w:b/>
+          <w:bCs/>
+          <w:color w:val="D86DCB" w:themeColor="accent5" w:themeTint="99"/>
+          <w:sz w:val="32"/>
+          <w:szCs w:val="32"/>
+        </w:rPr>
+        <w:t>),</w:t>
+      </w:r>
+    </w:p>
+    <w:p>
+      <w:pPr>
+        <w:jc w:val="both"/>
+        <w:rPr>
+          <w:b/>
+          <w:bCs/>
+          <w:color w:val="D86DCB" w:themeColor="accent5" w:themeTint="99"/>
+          <w:sz w:val="32"/>
+          <w:szCs w:val="32"/>
+        </w:rPr>
+      </w:pPr>
+      <w:r>
+        <w:rPr>
+          <w:b/>
+          <w:bCs/>
+          <w:color w:val="D86DCB" w:themeColor="accent5" w:themeTint="99"/>
+          <w:sz w:val="32"/>
+          <w:szCs w:val="32"/>
+        </w:rPr>
+        <w:t xml:space="preserve">    </w:t>
+      </w:r>
+      <w:r>
+        <w:rPr>
+          <w:b/>
+          <w:bCs/>
+          <w:color w:val="D86DCB" w:themeColor="accent5" w:themeTint="99"/>
+          <w:sz w:val="32"/>
+          <w:szCs w:val="32"/>
+        </w:rPr>
+        <w:t xml:space="preserve">      </w:t>
+      </w:r>
+      <w:r>
+        <w:rPr>
+          <w:b/>
+          <w:bCs/>
+          <w:color w:val="D86DCB" w:themeColor="accent5" w:themeTint="99"/>
+          <w:sz w:val="32"/>
+          <w:szCs w:val="32"/>
+        </w:rPr>
+        <w:t>),</w:t>
+      </w:r>
+    </w:p>
+    <w:p>
+      <w:pPr>
+        <w:jc w:val="both"/>
+        <w:rPr>
+          <w:b/>
+          <w:bCs/>
+          <w:color w:val="D86DCB" w:themeColor="accent5" w:themeTint="99"/>
+          <w:sz w:val="32"/>
+          <w:szCs w:val="32"/>
+        </w:rPr>
+      </w:pPr>
+      <w:r>
+        <w:rPr>
+          <w:b/>
+          <w:bCs/>
+          <w:color w:val="D86DCB" w:themeColor="accent5" w:themeTint="99"/>
+          <w:sz w:val="32"/>
+          <w:szCs w:val="32"/>
+        </w:rPr>
+        <w:t xml:space="preserve">   </w:t>
+      </w:r>
+      <w:r>
+        <w:rPr>
+          <w:b/>
+          <w:bCs/>
+          <w:color w:val="D86DCB" w:themeColor="accent5" w:themeTint="99"/>
+          <w:sz w:val="32"/>
+          <w:szCs w:val="32"/>
+        </w:rPr>
+        <w:t xml:space="preserve"> </w:t>
+      </w:r>
+      <w:r>
+        <w:rPr>
+          <w:b/>
+          <w:bCs/>
+          <w:color w:val="D86DCB" w:themeColor="accent5" w:themeTint="99"/>
+          <w:sz w:val="32"/>
+          <w:szCs w:val="32"/>
+        </w:rPr>
+        <w:t xml:space="preserve">  ],</w:t>
+      </w:r>
+    </w:p>
+    <w:p>
+      <w:pPr>
+        <w:jc w:val="both"/>
+        <w:rPr>
+          <w:b/>
+          <w:bCs/>
+          <w:color w:val="D86DCB" w:themeColor="accent5" w:themeTint="99"/>
+          <w:sz w:val="32"/>
+          <w:szCs w:val="32"/>
+        </w:rPr>
+      </w:pPr>
+      <w:r>
+        <w:rPr>
+          <w:b/>
+          <w:bCs/>
+          <w:color w:val="D86DCB" w:themeColor="accent5" w:themeTint="99"/>
+          <w:sz w:val="32"/>
+          <w:szCs w:val="32"/>
+        </w:rPr>
+        <w:t xml:space="preserve"> </w:t>
+      </w:r>
+      <w:r>
+        <w:rPr>
+          <w:b/>
+          <w:bCs/>
+          <w:color w:val="D86DCB" w:themeColor="accent5" w:themeTint="99"/>
+          <w:sz w:val="32"/>
+          <w:szCs w:val="32"/>
+        </w:rPr>
+        <w:t xml:space="preserve">  );</w:t>
+      </w:r>
+    </w:p>
+    <w:p>
+      <w:pPr>
+        <w:jc w:val="both"/>
+        <w:rPr>
+          <w:b/>
+          <w:bCs/>
+          <w:color w:val="D86DCB" w:themeColor="accent5" w:themeTint="99"/>
+          <w:sz w:val="32"/>
+          <w:szCs w:val="32"/>
+        </w:rPr>
+      </w:pPr>
+      <w:r>
+        <w:rPr>
+          <w:b/>
+          <w:bCs/>
+          <w:color w:val="D86DCB" w:themeColor="accent5" w:themeTint="99"/>
+          <w:sz w:val="32"/>
+          <w:szCs w:val="32"/>
+        </w:rPr>
+        <w:t>});</w:t>
+      </w:r>
+    </w:p>
+    <w:p>
+      <w:pPr>
+        <w:jc w:val="both"/>
+        <w:rPr>
+          <w:b/>
+          <w:bCs/>
+          <w:color w:val="D86DCB" w:themeColor="accent5" w:themeTint="99"/>
+          <w:sz w:val="32"/>
+          <w:szCs w:val="32"/>
+        </w:rPr>
+      </w:pPr>
+    </w:p>
+    <w:p>
+      <w:pPr>
+        <w:jc w:val="both"/>
+        <w:rPr>
+          <w:b/>
+          <w:bCs/>
+          <w:color w:val="D86DCB" w:themeColor="accent5" w:themeTint="99"/>
+          <w:sz w:val="32"/>
+          <w:szCs w:val="32"/>
+        </w:rPr>
+      </w:pPr>
+      <w:r>
+        <w:rPr>
+          <w:b/>
+          <w:bCs/>
+          <w:color w:val="D86DCB" w:themeColor="accent5" w:themeTint="99"/>
+          <w:sz w:val="32"/>
+          <w:szCs w:val="32"/>
+        </w:rPr>
+        <w:t xml:space="preserve">class </w:t>
+      </w:r>
+      <w:proofErr w:type="spellStart"/>
+      <w:r>
+        <w:rPr>
+          <w:b/>
+          <w:bCs/>
+          <w:color w:val="D86DCB" w:themeColor="accent5" w:themeTint="99"/>
+          <w:sz w:val="32"/>
+          <w:szCs w:val="32"/>
+        </w:rPr>
+        <w:t>MyApp</w:t>
+      </w:r>
+      <w:proofErr w:type="spellEnd"/>
+      <w:r>
+        <w:rPr>
+          <w:b/>
+          <w:bCs/>
+          <w:color w:val="D86DCB" w:themeColor="accent5" w:themeTint="99"/>
+          <w:sz w:val="32"/>
+          <w:szCs w:val="32"/>
+        </w:rPr>
+        <w:t xml:space="preserve"> extends </w:t>
+      </w:r>
+      <w:proofErr w:type="spellStart"/>
+      <w:r>
+        <w:rPr>
+          <w:b/>
+          <w:bCs/>
+          <w:color w:val="D86DCB" w:themeColor="accent5" w:themeTint="99"/>
+          <w:sz w:val="32"/>
+          <w:szCs w:val="32"/>
+        </w:rPr>
+        <w:t>Consumer</w:t>
+      </w:r>
+      <w:r>
+        <w:rPr>
+          <w:b/>
+          <w:bCs/>
+          <w:color w:val="D86DCB" w:themeColor="accent5" w:themeTint="99"/>
+          <w:sz w:val="32"/>
+          <w:szCs w:val="32"/>
+        </w:rPr>
+        <w:t>Widget</w:t>
+      </w:r>
+      <w:proofErr w:type="spellEnd"/>
+      <w:r>
+        <w:rPr>
+          <w:b/>
+          <w:bCs/>
+          <w:color w:val="D86DCB" w:themeColor="accent5" w:themeTint="99"/>
+          <w:sz w:val="32"/>
+          <w:szCs w:val="32"/>
+        </w:rPr>
+        <w:t xml:space="preserve"> {</w:t>
+      </w:r>
+    </w:p>
+    <w:p>
+      <w:pPr>
+        <w:jc w:val="both"/>
+        <w:rPr>
+          <w:b/>
+          <w:bCs/>
+          <w:color w:val="D86DCB" w:themeColor="accent5" w:themeTint="99"/>
+          <w:sz w:val="32"/>
+          <w:szCs w:val="32"/>
+        </w:rPr>
+      </w:pPr>
+      <w:r>
+        <w:rPr>
+          <w:b/>
+          <w:bCs/>
+          <w:color w:val="D86DCB" w:themeColor="accent5" w:themeTint="99"/>
+          <w:sz w:val="32"/>
+          <w:szCs w:val="32"/>
+        </w:rPr>
+        <w:t xml:space="preserve">  const </w:t>
+      </w:r>
+      <w:proofErr w:type="spellStart"/>
+      <w:r>
+        <w:rPr>
+          <w:b/>
+          <w:bCs/>
+          <w:color w:val="D86DCB" w:themeColor="accent5" w:themeTint="99"/>
+          <w:sz w:val="32"/>
+          <w:szCs w:val="32"/>
+        </w:rPr>
+        <w:t>MyApp</w:t>
+      </w:r>
+      <w:proofErr w:type="spellEnd"/>
+      <w:r>
+        <w:rPr>
+          <w:b/>
+          <w:bCs/>
+          <w:color w:val="D86DCB" w:themeColor="accent5" w:themeTint="99"/>
+          <w:sz w:val="32"/>
+          <w:szCs w:val="32"/>
+        </w:rPr>
+        <w:t>({</w:t>
+      </w:r>
+      <w:proofErr w:type="spellStart"/>
+      <w:r>
+        <w:rPr>
+          <w:b/>
+          <w:bCs/>
+          <w:color w:val="D86DCB" w:themeColor="accent5" w:themeTint="99"/>
+          <w:sz w:val="32"/>
+          <w:szCs w:val="32"/>
+        </w:rPr>
+        <w:t>super.key</w:t>
+      </w:r>
+      <w:proofErr w:type="spellEnd"/>
+      <w:r>
+        <w:rPr>
+          <w:b/>
+          <w:bCs/>
+          <w:color w:val="D86DCB" w:themeColor="accent5" w:themeTint="99"/>
+          <w:sz w:val="32"/>
+          <w:szCs w:val="32"/>
+        </w:rPr>
+        <w:t>});</w:t>
+      </w:r>
+    </w:p>
+    <w:p>
+      <w:pPr>
+        <w:jc w:val="both"/>
+        <w:rPr>
+          <w:b/>
+          <w:bCs/>
+          <w:color w:val="D86DCB" w:themeColor="accent5" w:themeTint="99"/>
+          <w:sz w:val="32"/>
+          <w:szCs w:val="32"/>
+        </w:rPr>
+      </w:pPr>
+    </w:p>
+    <w:p>
+      <w:pPr>
+        <w:jc w:val="both"/>
+        <w:rPr>
+          <w:b/>
+          <w:bCs/>
+          <w:color w:val="D86DCB" w:themeColor="accent5" w:themeTint="99"/>
+          <w:sz w:val="32"/>
+          <w:szCs w:val="32"/>
+        </w:rPr>
+      </w:pPr>
+      <w:r>
+        <w:rPr>
+          <w:b/>
+          <w:bCs/>
+          <w:color w:val="D86DCB" w:themeColor="accent5" w:themeTint="99"/>
+          <w:sz w:val="32"/>
+          <w:szCs w:val="32"/>
+        </w:rPr>
+        <w:lastRenderedPageBreak/>
+        <w:t xml:space="preserve">  @override</w:t>
+      </w:r>
+    </w:p>
+    <w:p>
+      <w:pPr>
+        <w:jc w:val="both"/>
+        <w:rPr>
+          <w:b/>
+          <w:bCs/>
+          <w:color w:val="D86DCB" w:themeColor="accent5" w:themeTint="99"/>
+          <w:sz w:val="32"/>
+          <w:szCs w:val="32"/>
+        </w:rPr>
+      </w:pPr>
+      <w:r>
+        <w:rPr>
+          <w:b/>
+          <w:bCs/>
+          <w:color w:val="D86DCB" w:themeColor="accent5" w:themeTint="99"/>
+          <w:sz w:val="32"/>
+          <w:szCs w:val="32"/>
+        </w:rPr>
+        <w:t xml:space="preserve">  Widget </w:t>
+      </w:r>
+      <w:proofErr w:type="gramStart"/>
+      <w:r>
+        <w:rPr>
+          <w:b/>
+          <w:bCs/>
+          <w:color w:val="D86DCB" w:themeColor="accent5" w:themeTint="99"/>
+          <w:sz w:val="32"/>
+          <w:szCs w:val="32"/>
+        </w:rPr>
+        <w:t>build(</w:t>
+      </w:r>
+      <w:proofErr w:type="spellStart"/>
+      <w:proofErr w:type="gramEnd"/>
+      <w:r>
+        <w:rPr>
+          <w:b/>
+          <w:bCs/>
+          <w:color w:val="D86DCB" w:themeColor="accent5" w:themeTint="99"/>
+          <w:sz w:val="32"/>
+          <w:szCs w:val="32"/>
+        </w:rPr>
+        <w:t>BuildContext</w:t>
+      </w:r>
+      <w:proofErr w:type="spellEnd"/>
+      <w:r>
+        <w:rPr>
+          <w:b/>
+          <w:bCs/>
+          <w:color w:val="D86DCB" w:themeColor="accent5" w:themeTint="99"/>
+          <w:sz w:val="32"/>
+          <w:szCs w:val="32"/>
+        </w:rPr>
+        <w:t xml:space="preserve"> context</w:t>
+      </w:r>
+      <w:r>
+        <w:rPr>
+          <w:b/>
+          <w:bCs/>
+          <w:color w:val="D86DCB" w:themeColor="accent5" w:themeTint="99"/>
+          <w:sz w:val="32"/>
+          <w:szCs w:val="32"/>
+        </w:rPr>
+        <w:t xml:space="preserve">, </w:t>
+      </w:r>
+      <w:proofErr w:type="spellStart"/>
+      <w:r>
+        <w:rPr>
+          <w:b/>
+          <w:bCs/>
+          <w:color w:val="D86DCB" w:themeColor="accent5" w:themeTint="99"/>
+          <w:sz w:val="32"/>
+          <w:szCs w:val="32"/>
+        </w:rPr>
+        <w:t>WidgetRef</w:t>
+      </w:r>
+      <w:proofErr w:type="spellEnd"/>
+      <w:r>
+        <w:rPr>
+          <w:b/>
+          <w:bCs/>
+          <w:color w:val="D86DCB" w:themeColor="accent5" w:themeTint="99"/>
+          <w:sz w:val="32"/>
+          <w:szCs w:val="32"/>
+        </w:rPr>
+        <w:t xml:space="preserve"> ref</w:t>
+      </w:r>
+      <w:r>
+        <w:rPr>
+          <w:b/>
+          <w:bCs/>
+          <w:color w:val="D86DCB" w:themeColor="accent5" w:themeTint="99"/>
+          <w:sz w:val="32"/>
+          <w:szCs w:val="32"/>
+        </w:rPr>
+        <w:t>) {</w:t>
+      </w:r>
+    </w:p>
+    <w:p>
+      <w:pPr>
+        <w:jc w:val="both"/>
+        <w:rPr>
+          <w:b/>
+          <w:bCs/>
+          <w:color w:val="D86DCB" w:themeColor="accent5" w:themeTint="99"/>
+          <w:sz w:val="32"/>
+          <w:szCs w:val="32"/>
+        </w:rPr>
+      </w:pPr>
+      <w:r>
+        <w:rPr>
+          <w:b/>
+          <w:bCs/>
+          <w:color w:val="D86DCB" w:themeColor="accent5" w:themeTint="99"/>
+          <w:sz w:val="32"/>
+          <w:szCs w:val="32"/>
+        </w:rPr>
+        <w:t xml:space="preserve">    </w:t>
+      </w:r>
+      <w:r>
+        <w:rPr>
+          <w:b/>
+          <w:bCs/>
+          <w:color w:val="D86DCB" w:themeColor="accent5" w:themeTint="99"/>
+          <w:sz w:val="32"/>
+          <w:szCs w:val="32"/>
+        </w:rPr>
+        <w:t xml:space="preserve">final router = </w:t>
+      </w:r>
+      <w:proofErr w:type="spellStart"/>
+      <w:proofErr w:type="gramStart"/>
+      <w:r>
+        <w:rPr>
+          <w:b/>
+          <w:bCs/>
+          <w:color w:val="D86DCB" w:themeColor="accent5" w:themeTint="99"/>
+          <w:sz w:val="32"/>
+          <w:szCs w:val="32"/>
+        </w:rPr>
+        <w:t>ref.watch</w:t>
+      </w:r>
+      <w:proofErr w:type="spellEnd"/>
+      <w:proofErr w:type="gramEnd"/>
+      <w:r>
+        <w:rPr>
+          <w:b/>
+          <w:bCs/>
+          <w:color w:val="D86DCB" w:themeColor="accent5" w:themeTint="99"/>
+          <w:sz w:val="32"/>
+          <w:szCs w:val="32"/>
+        </w:rPr>
+        <w:t>(</w:t>
+      </w:r>
+      <w:proofErr w:type="spellStart"/>
+      <w:r>
+        <w:rPr>
+          <w:b/>
+          <w:bCs/>
+          <w:color w:val="D86DCB" w:themeColor="accent5" w:themeTint="99"/>
+          <w:sz w:val="32"/>
+          <w:szCs w:val="32"/>
+        </w:rPr>
+        <w:t>routerProvider</w:t>
+      </w:r>
+      <w:proofErr w:type="spellEnd"/>
+      <w:r>
+        <w:rPr>
+          <w:b/>
+          <w:bCs/>
+          <w:color w:val="D86DCB" w:themeColor="accent5" w:themeTint="99"/>
+          <w:sz w:val="32"/>
+          <w:szCs w:val="32"/>
+        </w:rPr>
+        <w:t>);</w:t>
+      </w:r>
+    </w:p>
+    <w:p>
+      <w:pPr>
+        <w:jc w:val="both"/>
+        <w:rPr>
+          <w:b/>
+          <w:bCs/>
+          <w:color w:val="D86DCB" w:themeColor="accent5" w:themeTint="99"/>
+          <w:sz w:val="32"/>
+          <w:szCs w:val="32"/>
+        </w:rPr>
+      </w:pPr>
+      <w:r>
+        <w:rPr>
+          <w:b/>
+          <w:bCs/>
+          <w:color w:val="D86DCB" w:themeColor="accent5" w:themeTint="99"/>
+          <w:sz w:val="32"/>
+          <w:szCs w:val="32"/>
+        </w:rPr>
+        <w:t xml:space="preserve">    return </w:t>
+      </w:r>
+      <w:proofErr w:type="spellStart"/>
+      <w:r>
+        <w:rPr>
+          <w:b/>
+          <w:bCs/>
+          <w:color w:val="D86DCB" w:themeColor="accent5" w:themeTint="99"/>
+          <w:sz w:val="32"/>
+          <w:szCs w:val="32"/>
+        </w:rPr>
+        <w:t>MaterialApp.router</w:t>
+      </w:r>
+      <w:proofErr w:type="spellEnd"/>
+      <w:r>
+        <w:rPr>
+          <w:b/>
+          <w:bCs/>
+          <w:color w:val="D86DCB" w:themeColor="accent5" w:themeTint="99"/>
+          <w:sz w:val="32"/>
+          <w:szCs w:val="32"/>
+        </w:rPr>
+        <w:t>(</w:t>
+      </w:r>
+    </w:p>
+    <w:p>
+      <w:pPr>
+        <w:jc w:val="both"/>
+        <w:rPr>
+          <w:b/>
+          <w:bCs/>
+          <w:color w:val="D86DCB" w:themeColor="accent5" w:themeTint="99"/>
+          <w:sz w:val="32"/>
+          <w:szCs w:val="32"/>
+        </w:rPr>
+      </w:pPr>
+      <w:r>
+        <w:rPr>
+          <w:b/>
+          <w:bCs/>
+          <w:color w:val="D86DCB" w:themeColor="accent5" w:themeTint="99"/>
+          <w:sz w:val="32"/>
+          <w:szCs w:val="32"/>
+        </w:rPr>
+        <w:t xml:space="preserve">      </w:t>
+      </w:r>
+      <w:proofErr w:type="spellStart"/>
+      <w:r>
+        <w:rPr>
+          <w:b/>
+          <w:bCs/>
+          <w:color w:val="D86DCB" w:themeColor="accent5" w:themeTint="99"/>
+          <w:sz w:val="32"/>
+          <w:szCs w:val="32"/>
+        </w:rPr>
+        <w:t>routerConfig</w:t>
+      </w:r>
+      <w:proofErr w:type="spellEnd"/>
+      <w:r>
+        <w:rPr>
+          <w:b/>
+          <w:bCs/>
+          <w:color w:val="D86DCB" w:themeColor="accent5" w:themeTint="99"/>
+          <w:sz w:val="32"/>
+          <w:szCs w:val="32"/>
+        </w:rPr>
+        <w:t>: router,</w:t>
+      </w:r>
+    </w:p>
+    <w:p>
+      <w:pPr>
+        <w:jc w:val="both"/>
+        <w:rPr>
+          <w:b/>
+          <w:bCs/>
+          <w:color w:val="D86DCB" w:themeColor="accent5" w:themeTint="99"/>
+          <w:sz w:val="32"/>
+          <w:szCs w:val="32"/>
+        </w:rPr>
+      </w:pPr>
+      <w:r>
+        <w:rPr>
+          <w:b/>
+          <w:bCs/>
+          <w:color w:val="D86DCB" w:themeColor="accent5" w:themeTint="99"/>
+          <w:sz w:val="32"/>
+          <w:szCs w:val="32"/>
+        </w:rPr>
+        <w:t xml:space="preserve">    );</w:t>
+      </w:r>
+    </w:p>
+    <w:p>
+      <w:pPr>
+        <w:jc w:val="both"/>
+        <w:rPr>
+          <w:b/>
+          <w:bCs/>
+          <w:color w:val="D86DCB" w:themeColor="accent5" w:themeTint="99"/>
+          <w:sz w:val="32"/>
+          <w:szCs w:val="32"/>
+        </w:rPr>
+      </w:pPr>
+      <w:r>
+        <w:rPr>
+          <w:b/>
+          <w:bCs/>
+          <w:color w:val="D86DCB" w:themeColor="accent5" w:themeTint="99"/>
+          <w:sz w:val="32"/>
+          <w:szCs w:val="32"/>
+        </w:rPr>
+        <w:t xml:space="preserve">  }</w:t>
+      </w:r>
+    </w:p>
+    <w:p>
+      <w:pPr>
+        <w:jc w:val="both"/>
+        <w:rPr>
+          <w:sz w:val="32"/>
+          <w:szCs w:val="32"/>
+        </w:rPr>
+      </w:pPr>
+      <w:r>
+        <w:rPr>
+          <w:b/>
+          <w:bCs/>
+          <w:color w:val="D86DCB" w:themeColor="accent5" w:themeTint="99"/>
+          <w:sz w:val="32"/>
+          <w:szCs w:val="32"/>
+        </w:rPr>
+        <w:t>}</w:t>
+      </w:r>
+    </w:p>
+    <w:p>
+      <w:pPr>
+        <w:jc w:val="both"/>
+        <w:rPr>
+          <w:sz w:val="32"/>
+          <w:szCs w:val="32"/>
+        </w:rPr>
+      </w:pPr>
+    </w:p>
+    <w:p>
+      <w:pPr>
+        <w:jc w:val="both"/>
+        <w:rPr>
+          <w:sz w:val="32"/>
+          <w:szCs w:val="32"/>
+        </w:rPr>
+      </w:pPr>
+    </w:p>
+    <w:p>
+      <w:pPr>
+        <w:jc w:val="both"/>
+        <w:rPr>
+          <w:sz w:val="32"/>
+          <w:szCs w:val="32"/>
+        </w:rPr>
+      </w:pPr>
+      <w:r>
+        <w:rPr>
+          <w:sz w:val="32"/>
+          <w:szCs w:val="32"/>
+        </w:rPr>
+        <w:t>Industry Practices:</w:t>
+      </w:r>
+    </w:p>
+    <w:p>
+      <w:pPr>
+        <w:jc w:val="both"/>
+        <w:rPr>
+          <w:sz w:val="32"/>
+          <w:szCs w:val="32"/>
+        </w:rPr>
+      </w:pPr>
+      <w:r>
+        <w:rPr>
+          <w:sz w:val="32"/>
+          <w:szCs w:val="32"/>
+        </w:rPr>
+        <w:t xml:space="preserve"># Pattern-1, use </w:t>
+      </w:r>
+      <w:proofErr w:type="spellStart"/>
+      <w:r>
+        <w:rPr>
+          <w:b/>
+          <w:bCs/>
+          <w:sz w:val="32"/>
+          <w:szCs w:val="32"/>
+        </w:rPr>
+        <w:t>go_router_linter</w:t>
+      </w:r>
+      <w:proofErr w:type="spellEnd"/>
+      <w:r>
+        <w:rPr>
+          <w:sz w:val="32"/>
+          <w:szCs w:val="32"/>
+        </w:rPr>
+        <w:t xml:space="preserve"> package for code quality</w:t>
+      </w:r>
+    </w:p>
+    <w:p>
+      <w:pPr>
+        <w:jc w:val="both"/>
+        <w:rPr>
+          <w:sz w:val="32"/>
+          <w:szCs w:val="32"/>
+        </w:rPr>
+      </w:pPr>
+      <w:r>
+        <w:rPr>
+          <w:sz w:val="32"/>
+          <w:szCs w:val="32"/>
+        </w:rPr>
+        <w:t xml:space="preserve"># Pattern-2, </w:t>
+      </w:r>
+      <w:r>
+        <w:rPr>
+          <w:sz w:val="32"/>
+          <w:szCs w:val="32"/>
+        </w:rPr>
+        <w:t>Single source-of-truth file</w:t>
+      </w:r>
+      <w:r>
+        <w:rPr>
+          <w:sz w:val="32"/>
+          <w:szCs w:val="32"/>
+        </w:rPr>
+        <w:t xml:space="preserve"> </w:t>
+      </w:r>
+      <w:proofErr w:type="spellStart"/>
+      <w:proofErr w:type="gramStart"/>
+      <w:r>
+        <w:rPr>
+          <w:b/>
+          <w:bCs/>
+          <w:sz w:val="32"/>
+          <w:szCs w:val="32"/>
+        </w:rPr>
+        <w:t>router.dart</w:t>
+      </w:r>
+      <w:proofErr w:type="spellEnd"/>
+      <w:proofErr w:type="gramEnd"/>
+      <w:r>
+        <w:rPr>
+          <w:sz w:val="32"/>
+          <w:szCs w:val="32"/>
+        </w:rPr>
+        <w:t>. Define the tree in one file</w:t>
+      </w:r>
+      <w:r>
+        <w:rPr>
+          <w:sz w:val="32"/>
+          <w:szCs w:val="32"/>
+        </w:rPr>
+        <w:t>.</w:t>
+      </w:r>
+      <w:r>
+        <w:rPr>
+          <w:sz w:val="32"/>
+          <w:szCs w:val="32"/>
+        </w:rPr>
+        <w:t xml:space="preserve"> </w:t>
+      </w:r>
+      <w:r>
+        <w:rPr>
+          <w:sz w:val="32"/>
+          <w:szCs w:val="32"/>
+        </w:rPr>
+        <w:t>Instead of</w:t>
+      </w:r>
+      <w:r>
+        <w:rPr>
+          <w:sz w:val="32"/>
+          <w:szCs w:val="32"/>
+        </w:rPr>
+        <w:t xml:space="preserve"> scattering route definitions across the codebase makes it difficult to reason about navigation flow, with a single </w:t>
+      </w:r>
+      <w:proofErr w:type="spellStart"/>
+      <w:r>
+        <w:rPr>
+          <w:b/>
+          <w:bCs/>
+          <w:sz w:val="32"/>
+          <w:szCs w:val="32"/>
+        </w:rPr>
+        <w:t>router.dart</w:t>
+      </w:r>
+      <w:proofErr w:type="spellEnd"/>
+      <w:r>
+        <w:rPr>
+          <w:sz w:val="32"/>
+          <w:szCs w:val="32"/>
+        </w:rPr>
+        <w:t xml:space="preserve"> file acting as a map of the entire app</w:t>
+      </w:r>
+    </w:p>
+    <w:p>
+      <w:pPr>
+        <w:jc w:val="both"/>
+        <w:rPr>
+          <w:sz w:val="32"/>
+          <w:szCs w:val="32"/>
+        </w:rPr>
+      </w:pPr>
+      <w:r>
+        <w:rPr>
+          <w:sz w:val="32"/>
+          <w:szCs w:val="32"/>
+        </w:rPr>
+        <w:t xml:space="preserve"># Pattern-3, </w:t>
+      </w:r>
+      <w:r>
+        <w:rPr>
+          <w:sz w:val="32"/>
+          <w:szCs w:val="32"/>
+        </w:rPr>
+        <w:t xml:space="preserve">Never hardcode route strings. </w:t>
+      </w:r>
+      <w:r>
+        <w:rPr>
+          <w:sz w:val="32"/>
+          <w:szCs w:val="32"/>
+        </w:rPr>
+        <w:t xml:space="preserve">Like </w:t>
+      </w:r>
+      <w:r>
+        <w:rPr>
+          <w:sz w:val="32"/>
+          <w:szCs w:val="32"/>
+        </w:rPr>
+        <w:t xml:space="preserve">any raw </w:t>
+      </w:r>
+      <w:r>
+        <w:rPr>
+          <w:b/>
+          <w:bCs/>
+          <w:sz w:val="32"/>
+          <w:szCs w:val="32"/>
+        </w:rPr>
+        <w:t xml:space="preserve">'/profile' </w:t>
+      </w:r>
+      <w:r>
+        <w:rPr>
+          <w:sz w:val="32"/>
+          <w:szCs w:val="32"/>
+        </w:rPr>
+        <w:t xml:space="preserve">string in a </w:t>
+      </w:r>
+      <w:proofErr w:type="spellStart"/>
+      <w:proofErr w:type="gramStart"/>
+      <w:r>
+        <w:rPr>
+          <w:b/>
+          <w:bCs/>
+          <w:sz w:val="32"/>
+          <w:szCs w:val="32"/>
+        </w:rPr>
+        <w:t>context.go</w:t>
+      </w:r>
+      <w:proofErr w:type="spellEnd"/>
+      <w:proofErr w:type="gramEnd"/>
+      <w:r>
+        <w:rPr>
+          <w:b/>
+          <w:bCs/>
+          <w:sz w:val="32"/>
+          <w:szCs w:val="32"/>
+        </w:rPr>
+        <w:t>()</w:t>
+      </w:r>
+      <w:r>
+        <w:rPr>
+          <w:sz w:val="32"/>
+          <w:szCs w:val="32"/>
+        </w:rPr>
+        <w:t xml:space="preserve"> call or </w:t>
+      </w:r>
+      <w:proofErr w:type="spellStart"/>
+      <w:r>
+        <w:rPr>
+          <w:b/>
+          <w:bCs/>
+          <w:sz w:val="32"/>
+          <w:szCs w:val="32"/>
+        </w:rPr>
+        <w:t>GoRoute</w:t>
+      </w:r>
+      <w:proofErr w:type="spellEnd"/>
+      <w:r>
+        <w:rPr>
+          <w:b/>
+          <w:bCs/>
+          <w:sz w:val="32"/>
+          <w:szCs w:val="32"/>
+        </w:rPr>
+        <w:t>()</w:t>
+      </w:r>
+      <w:r>
+        <w:rPr>
+          <w:sz w:val="32"/>
+          <w:szCs w:val="32"/>
+        </w:rPr>
+        <w:t xml:space="preserve"> definition</w:t>
+      </w:r>
+      <w:r>
+        <w:rPr>
+          <w:sz w:val="32"/>
+          <w:szCs w:val="32"/>
+        </w:rPr>
+        <w:t>. Use a static</w:t>
+      </w:r>
+      <w:r>
+        <w:rPr>
+          <w:sz w:val="32"/>
+          <w:szCs w:val="32"/>
+        </w:rPr>
+        <w:t xml:space="preserve"> constant or enum instead</w:t>
+      </w:r>
+    </w:p>
+    <w:p>
+      <w:pPr>
+        <w:jc w:val="both"/>
+        <w:rPr>
+          <w:sz w:val="32"/>
+          <w:szCs w:val="32"/>
+        </w:rPr>
+      </w:pPr>
+      <w:r>
+        <w:rPr>
+          <w:sz w:val="32"/>
+          <w:szCs w:val="32"/>
+        </w:rPr>
+        <w:t># Pattern-4, keep the</w:t>
+      </w:r>
+      <w:r>
+        <w:rPr>
+          <w:sz w:val="32"/>
+          <w:szCs w:val="32"/>
+        </w:rPr>
+        <w:t xml:space="preserve"> </w:t>
+      </w:r>
+      <w:proofErr w:type="spellStart"/>
+      <w:proofErr w:type="gramStart"/>
+      <w:r>
+        <w:rPr>
+          <w:b/>
+          <w:bCs/>
+          <w:sz w:val="32"/>
+          <w:szCs w:val="32"/>
+        </w:rPr>
+        <w:t>GoRouter</w:t>
+      </w:r>
+      <w:proofErr w:type="spellEnd"/>
+      <w:r>
+        <w:rPr>
+          <w:b/>
+          <w:bCs/>
+          <w:sz w:val="32"/>
+          <w:szCs w:val="32"/>
+        </w:rPr>
+        <w:t>(</w:t>
+      </w:r>
+      <w:proofErr w:type="gramEnd"/>
+      <w:r>
+        <w:rPr>
+          <w:b/>
+          <w:bCs/>
+          <w:sz w:val="32"/>
+          <w:szCs w:val="32"/>
+        </w:rPr>
+        <w:t>)</w:t>
+      </w:r>
+      <w:r>
+        <w:rPr>
+          <w:sz w:val="32"/>
+          <w:szCs w:val="32"/>
+        </w:rPr>
+        <w:t xml:space="preserve"> instance stable via DI, </w:t>
+      </w:r>
+      <w:r>
+        <w:rPr>
+          <w:sz w:val="32"/>
+          <w:szCs w:val="32"/>
+        </w:rPr>
+        <w:t xml:space="preserve">using </w:t>
+      </w:r>
+      <w:r>
+        <w:rPr>
+          <w:b/>
+          <w:bCs/>
+          <w:sz w:val="32"/>
+          <w:szCs w:val="32"/>
+        </w:rPr>
+        <w:t>Riverpod</w:t>
+      </w:r>
+      <w:r>
+        <w:rPr>
+          <w:sz w:val="32"/>
+          <w:szCs w:val="32"/>
+        </w:rPr>
+        <w:t xml:space="preserve"> or </w:t>
+      </w:r>
+      <w:proofErr w:type="spellStart"/>
+      <w:r>
+        <w:rPr>
+          <w:b/>
+          <w:bCs/>
+          <w:sz w:val="32"/>
+          <w:szCs w:val="32"/>
+        </w:rPr>
+        <w:t>get_it</w:t>
+      </w:r>
+      <w:proofErr w:type="spellEnd"/>
+      <w:r>
+        <w:rPr>
+          <w:sz w:val="32"/>
+          <w:szCs w:val="32"/>
+        </w:rPr>
+        <w:t>, so it survives widget rebuilds and can be swapped/mocked in tests</w:t>
+      </w:r>
+    </w:p>
+    <w:p>
+      <w:pPr>
+        <w:jc w:val="both"/>
+        <w:rPr>
+          <w:sz w:val="32"/>
+          <w:szCs w:val="32"/>
+        </w:rPr>
+      </w:pPr>
+    </w:p>
+    <w:p>
+      <w:pPr>
+        <w:jc w:val="both"/>
+        <w:rPr>
+          <w:sz w:val="32"/>
+          <w:szCs w:val="32"/>
+        </w:rPr>
+      </w:pPr>
+    </w:p>
+    <w:p>
+      <w:pPr>
+        <w:jc w:val="both"/>
+        <w:rPr>
+          <w:sz w:val="32"/>
+          <w:szCs w:val="32"/>
+        </w:rPr>
+      </w:pPr>
     </w:p>
     <w:sectPr>
       <w:footerReference w:type="default" r:id="rId7"/>
@@ -270,6 +5395,345 @@
 <file path=word/numbering.xml><?xml version="1.0" encoding="utf-8"?>
 <w:numbering xmlns:wpc="http://schemas.microsoft.com/office/word/2010/wordprocessingCanvas" xmlns:cx="http://schemas.microsoft.com/office/drawing/2014/chartex" xmlns:cx1="http://schemas.microsoft.com/office/drawing/2015/9/8/chartex" xmlns:cx2="http://schemas.microsoft.com/office/drawing/2015/10/21/chartex" xmlns:cx3="http://schemas.microsoft.com/office/drawing/2016/5/9/chartex" xmlns:cx4="http://schemas.microsoft.com/office/drawing/2016/5/10/chartex" xmlns:cx5="http://schemas.microsoft.com/office/drawing/2016/5/11/chartex" xmlns:cx6="http://schemas.microsoft.com/office/drawing/2016/5/12/chartex" xmlns:cx7="http://schemas.microsoft.com/office/drawing/2016/5/13/chartex" xmlns:cx8="http://schemas.microsoft.com/office/drawing/2016/5/14/chartex" xmlns:mc="http://schemas.openxmlformats.org/markup-compatibility/2006" xmlns:aink="http://schemas.microsoft.com/office/drawing/2016/ink" xmlns:am3d="http://schemas.microsoft.com/office/drawing/2017/model3d" xmlns:o="urn:schemas-microsoft-com:office:office" xmlns:oel="http://schemas.microsoft.com/office/2019/extlst" xmlns:r="http://schemas.openxmlformats.org/officeDocument/2006/relationships" xmlns:m="http://schemas.openxmlformats.org/officeDocument/2006/math" xmlns:v="urn:schemas-microsoft-com:vml" xmlns:wp14="http://schemas.microsoft.com/office/word/2010/wordprocessingDrawing" xmlns:wp="http://schemas.openxmlformats.org/drawingml/2006/wordprocessingDrawing" xmlns:w10="urn:schemas-microsoft-com:office:word" xmlns:w="http://schemas.openxmlformats.org/wordprocessingml/2006/main" xmlns:w14="http://schemas.microsoft.com/office/word/2010/wordml" xmlns:w15="http://schemas.microsoft.com/office/word/2012/wordml" xmlns:w16cex="http://schemas.microsoft.com/office/word/2018/wordml/cex" xmlns:w16cid="http://schemas.microsoft.com/office/word/2016/wordml/cid" xmlns:w16="http://schemas.microsoft.com/office/word/2018/wordml" xmlns:w16sdtdh="http://schemas.microsoft.com/office/word/2020/wordml/sdtdatahash" xmlns:w16se="http://schemas.microsoft.com/office/word/2015/wordml/symex" xmlns:wpg="http://schemas.microsoft.com/office/word/2010/wordprocessingGroup" xmlns:wpi="http://schemas.microsoft.com/office/word/2010/wordprocessingInk" xmlns:wne="http://schemas.microsoft.com/office/word/2006/wordml" xmlns:wps="http://schemas.microsoft.com/office/word/2010/wordprocessingShape" mc:Ignorable="w14 w15 w16se w16cid w16 w16cex w16sdtdh wp14">
   <w:abstractNum w:abstractNumId="0" w15:restartNumberingAfterBreak="0">
+    <w:nsid w:val="028B3576"/>
+    <w:multiLevelType w:val="hybridMultilevel"/>
+    <w:tmpl w:val="4F109516"/>
+    <w:lvl w:ilvl="0" w:tplc="04090001">
+      <w:start w:val="1"/>
+      <w:numFmt w:val="bullet"/>
+      <w:lvlText w:val=""/>
+      <w:lvlJc w:val="left"/>
+      <w:pPr>
+        <w:ind w:left="360" w:hanging="360"/>
+      </w:pPr>
+      <w:rPr>
+        <w:rFonts w:ascii="Symbol" w:hAnsi="Symbol" w:hint="default"/>
+      </w:rPr>
+    </w:lvl>
+    <w:lvl w:ilvl="1" w:tplc="04090003" w:tentative="1">
+      <w:start w:val="1"/>
+      <w:numFmt w:val="bullet"/>
+      <w:lvlText w:val="o"/>
+      <w:lvlJc w:val="left"/>
+      <w:pPr>
+        <w:ind w:left="1080" w:hanging="360"/>
+      </w:pPr>
+      <w:rPr>
+        <w:rFonts w:ascii="Courier New" w:hAnsi="Courier New" w:cs="Courier New" w:hint="default"/>
+      </w:rPr>
+    </w:lvl>
+    <w:lvl w:ilvl="2" w:tplc="04090005" w:tentative="1">
+      <w:start w:val="1"/>
+      <w:numFmt w:val="bullet"/>
+      <w:lvlText w:val=""/>
+      <w:lvlJc w:val="left"/>
+      <w:pPr>
+        <w:ind w:left="1800" w:hanging="360"/>
+      </w:pPr>
+      <w:rPr>
+        <w:rFonts w:ascii="Wingdings" w:hAnsi="Wingdings" w:hint="default"/>
+      </w:rPr>
+    </w:lvl>
+    <w:lvl w:ilvl="3" w:tplc="04090001" w:tentative="1">
+      <w:start w:val="1"/>
+      <w:numFmt w:val="bullet"/>
+      <w:lvlText w:val=""/>
+      <w:lvlJc w:val="left"/>
+      <w:pPr>
+        <w:ind w:left="2520" w:hanging="360"/>
+      </w:pPr>
+      <w:rPr>
+        <w:rFonts w:ascii="Symbol" w:hAnsi="Symbol" w:hint="default"/>
+      </w:rPr>
+    </w:lvl>
+    <w:lvl w:ilvl="4" w:tplc="04090003" w:tentative="1">
+      <w:start w:val="1"/>
+      <w:numFmt w:val="bullet"/>
+      <w:lvlText w:val="o"/>
+      <w:lvlJc w:val="left"/>
+      <w:pPr>
+        <w:ind w:left="3240" w:hanging="360"/>
+      </w:pPr>
+      <w:rPr>
+        <w:rFonts w:ascii="Courier New" w:hAnsi="Courier New" w:cs="Courier New" w:hint="default"/>
+      </w:rPr>
+    </w:lvl>
+    <w:lvl w:ilvl="5" w:tplc="04090005" w:tentative="1">
+      <w:start w:val="1"/>
+      <w:numFmt w:val="bullet"/>
+      <w:lvlText w:val=""/>
+      <w:lvlJc w:val="left"/>
+      <w:pPr>
+        <w:ind w:left="3960" w:hanging="360"/>
+      </w:pPr>
+      <w:rPr>
+        <w:rFonts w:ascii="Wingdings" w:hAnsi="Wingdings" w:hint="default"/>
+      </w:rPr>
+    </w:lvl>
+    <w:lvl w:ilvl="6" w:tplc="04090001" w:tentative="1">
+      <w:start w:val="1"/>
+      <w:numFmt w:val="bullet"/>
+      <w:lvlText w:val=""/>
+      <w:lvlJc w:val="left"/>
+      <w:pPr>
+        <w:ind w:left="4680" w:hanging="360"/>
+      </w:pPr>
+      <w:rPr>
+        <w:rFonts w:ascii="Symbol" w:hAnsi="Symbol" w:hint="default"/>
+      </w:rPr>
+    </w:lvl>
+    <w:lvl w:ilvl="7" w:tplc="04090003" w:tentative="1">
+      <w:start w:val="1"/>
+      <w:numFmt w:val="bullet"/>
+      <w:lvlText w:val="o"/>
+      <w:lvlJc w:val="left"/>
+      <w:pPr>
+        <w:ind w:left="5400" w:hanging="360"/>
+      </w:pPr>
+      <w:rPr>
+        <w:rFonts w:ascii="Courier New" w:hAnsi="Courier New" w:cs="Courier New" w:hint="default"/>
+      </w:rPr>
+    </w:lvl>
+    <w:lvl w:ilvl="8" w:tplc="04090005" w:tentative="1">
+      <w:start w:val="1"/>
+      <w:numFmt w:val="bullet"/>
+      <w:lvlText w:val=""/>
+      <w:lvlJc w:val="left"/>
+      <w:pPr>
+        <w:ind w:left="6120" w:hanging="360"/>
+      </w:pPr>
+      <w:rPr>
+        <w:rFonts w:ascii="Wingdings" w:hAnsi="Wingdings" w:hint="default"/>
+      </w:rPr>
+    </w:lvl>
+  </w:abstractNum>
+  <w:abstractNum w:abstractNumId="1" w15:restartNumberingAfterBreak="0">
+    <w:nsid w:val="286E46FD"/>
+    <w:multiLevelType w:val="hybridMultilevel"/>
+    <w:tmpl w:val="1A3600F6"/>
+    <w:lvl w:ilvl="0" w:tplc="04090001">
+      <w:start w:val="1"/>
+      <w:numFmt w:val="bullet"/>
+      <w:lvlText w:val=""/>
+      <w:lvlJc w:val="left"/>
+      <w:pPr>
+        <w:ind w:left="360" w:hanging="360"/>
+      </w:pPr>
+      <w:rPr>
+        <w:rFonts w:ascii="Symbol" w:hAnsi="Symbol" w:hint="default"/>
+      </w:rPr>
+    </w:lvl>
+    <w:lvl w:ilvl="1" w:tplc="04090003" w:tentative="1">
+      <w:start w:val="1"/>
+      <w:numFmt w:val="bullet"/>
+      <w:lvlText w:val="o"/>
+      <w:lvlJc w:val="left"/>
+      <w:pPr>
+        <w:ind w:left="1080" w:hanging="360"/>
+      </w:pPr>
+      <w:rPr>
+        <w:rFonts w:ascii="Courier New" w:hAnsi="Courier New" w:cs="Courier New" w:hint="default"/>
+      </w:rPr>
+    </w:lvl>
+    <w:lvl w:ilvl="2" w:tplc="04090005" w:tentative="1">
+      <w:start w:val="1"/>
+      <w:numFmt w:val="bullet"/>
+      <w:lvlText w:val=""/>
+      <w:lvlJc w:val="left"/>
+      <w:pPr>
+        <w:ind w:left="1800" w:hanging="360"/>
+      </w:pPr>
+      <w:rPr>
+        <w:rFonts w:ascii="Wingdings" w:hAnsi="Wingdings" w:hint="default"/>
+      </w:rPr>
+    </w:lvl>
+    <w:lvl w:ilvl="3" w:tplc="04090001" w:tentative="1">
+      <w:start w:val="1"/>
+      <w:numFmt w:val="bullet"/>
+      <w:lvlText w:val=""/>
+      <w:lvlJc w:val="left"/>
+      <w:pPr>
+        <w:ind w:left="2520" w:hanging="360"/>
+      </w:pPr>
+      <w:rPr>
+        <w:rFonts w:ascii="Symbol" w:hAnsi="Symbol" w:hint="default"/>
+      </w:rPr>
+    </w:lvl>
+    <w:lvl w:ilvl="4" w:tplc="04090003" w:tentative="1">
+      <w:start w:val="1"/>
+      <w:numFmt w:val="bullet"/>
+      <w:lvlText w:val="o"/>
+      <w:lvlJc w:val="left"/>
+      <w:pPr>
+        <w:ind w:left="3240" w:hanging="360"/>
+      </w:pPr>
+      <w:rPr>
+        <w:rFonts w:ascii="Courier New" w:hAnsi="Courier New" w:cs="Courier New" w:hint="default"/>
+      </w:rPr>
+    </w:lvl>
+    <w:lvl w:ilvl="5" w:tplc="04090005" w:tentative="1">
+      <w:start w:val="1"/>
+      <w:numFmt w:val="bullet"/>
+      <w:lvlText w:val=""/>
+      <w:lvlJc w:val="left"/>
+      <w:pPr>
+        <w:ind w:left="3960" w:hanging="360"/>
+      </w:pPr>
+      <w:rPr>
+        <w:rFonts w:ascii="Wingdings" w:hAnsi="Wingdings" w:hint="default"/>
+      </w:rPr>
+    </w:lvl>
+    <w:lvl w:ilvl="6" w:tplc="04090001" w:tentative="1">
+      <w:start w:val="1"/>
+      <w:numFmt w:val="bullet"/>
+      <w:lvlText w:val=""/>
+      <w:lvlJc w:val="left"/>
+      <w:pPr>
+        <w:ind w:left="4680" w:hanging="360"/>
+      </w:pPr>
+      <w:rPr>
+        <w:rFonts w:ascii="Symbol" w:hAnsi="Symbol" w:hint="default"/>
+      </w:rPr>
+    </w:lvl>
+    <w:lvl w:ilvl="7" w:tplc="04090003" w:tentative="1">
+      <w:start w:val="1"/>
+      <w:numFmt w:val="bullet"/>
+      <w:lvlText w:val="o"/>
+      <w:lvlJc w:val="left"/>
+      <w:pPr>
+        <w:ind w:left="5400" w:hanging="360"/>
+      </w:pPr>
+      <w:rPr>
+        <w:rFonts w:ascii="Courier New" w:hAnsi="Courier New" w:cs="Courier New" w:hint="default"/>
+      </w:rPr>
+    </w:lvl>
+    <w:lvl w:ilvl="8" w:tplc="04090005" w:tentative="1">
+      <w:start w:val="1"/>
+      <w:numFmt w:val="bullet"/>
+      <w:lvlText w:val=""/>
+      <w:lvlJc w:val="left"/>
+      <w:pPr>
+        <w:ind w:left="6120" w:hanging="360"/>
+      </w:pPr>
+      <w:rPr>
+        <w:rFonts w:ascii="Wingdings" w:hAnsi="Wingdings" w:hint="default"/>
+      </w:rPr>
+    </w:lvl>
+  </w:abstractNum>
+  <w:abstractNum w:abstractNumId="2" w15:restartNumberingAfterBreak="0">
+    <w:nsid w:val="533B4E97"/>
+    <w:multiLevelType w:val="hybridMultilevel"/>
+    <w:tmpl w:val="7B58440E"/>
+    <w:lvl w:ilvl="0" w:tplc="04090001">
+      <w:start w:val="1"/>
+      <w:numFmt w:val="bullet"/>
+      <w:lvlText w:val=""/>
+      <w:lvlJc w:val="left"/>
+      <w:pPr>
+        <w:ind w:left="360" w:hanging="360"/>
+      </w:pPr>
+      <w:rPr>
+        <w:rFonts w:ascii="Symbol" w:hAnsi="Symbol" w:hint="default"/>
+      </w:rPr>
+    </w:lvl>
+    <w:lvl w:ilvl="1" w:tplc="04090003" w:tentative="1">
+      <w:start w:val="1"/>
+      <w:numFmt w:val="bullet"/>
+      <w:lvlText w:val="o"/>
+      <w:lvlJc w:val="left"/>
+      <w:pPr>
+        <w:ind w:left="1080" w:hanging="360"/>
+      </w:pPr>
+      <w:rPr>
+        <w:rFonts w:ascii="Courier New" w:hAnsi="Courier New" w:cs="Courier New" w:hint="default"/>
+      </w:rPr>
+    </w:lvl>
+    <w:lvl w:ilvl="2" w:tplc="04090005" w:tentative="1">
+      <w:start w:val="1"/>
+      <w:numFmt w:val="bullet"/>
+      <w:lvlText w:val=""/>
+      <w:lvlJc w:val="left"/>
+      <w:pPr>
+        <w:ind w:left="1800" w:hanging="360"/>
+      </w:pPr>
+      <w:rPr>
+        <w:rFonts w:ascii="Wingdings" w:hAnsi="Wingdings" w:hint="default"/>
+      </w:rPr>
+    </w:lvl>
+    <w:lvl w:ilvl="3" w:tplc="04090001" w:tentative="1">
+      <w:start w:val="1"/>
+      <w:numFmt w:val="bullet"/>
+      <w:lvlText w:val=""/>
+      <w:lvlJc w:val="left"/>
+      <w:pPr>
+        <w:ind w:left="2520" w:hanging="360"/>
+      </w:pPr>
+      <w:rPr>
+        <w:rFonts w:ascii="Symbol" w:hAnsi="Symbol" w:hint="default"/>
+      </w:rPr>
+    </w:lvl>
+    <w:lvl w:ilvl="4" w:tplc="04090003" w:tentative="1">
+      <w:start w:val="1"/>
+      <w:numFmt w:val="bullet"/>
+      <w:lvlText w:val="o"/>
+      <w:lvlJc w:val="left"/>
+      <w:pPr>
+        <w:ind w:left="3240" w:hanging="360"/>
+      </w:pPr>
+      <w:rPr>
+        <w:rFonts w:ascii="Courier New" w:hAnsi="Courier New" w:cs="Courier New" w:hint="default"/>
+      </w:rPr>
+    </w:lvl>
+    <w:lvl w:ilvl="5" w:tplc="04090005" w:tentative="1">
+      <w:start w:val="1"/>
+      <w:numFmt w:val="bullet"/>
+      <w:lvlText w:val=""/>
+      <w:lvlJc w:val="left"/>
+      <w:pPr>
+        <w:ind w:left="3960" w:hanging="360"/>
+      </w:pPr>
+      <w:rPr>
+        <w:rFonts w:ascii="Wingdings" w:hAnsi="Wingdings" w:hint="default"/>
+      </w:rPr>
+    </w:lvl>
+    <w:lvl w:ilvl="6" w:tplc="04090001" w:tentative="1">
+      <w:start w:val="1"/>
+      <w:numFmt w:val="bullet"/>
+      <w:lvlText w:val=""/>
+      <w:lvlJc w:val="left"/>
+      <w:pPr>
+        <w:ind w:left="4680" w:hanging="360"/>
+      </w:pPr>
+      <w:rPr>
+        <w:rFonts w:ascii="Symbol" w:hAnsi="Symbol" w:hint="default"/>
+      </w:rPr>
+    </w:lvl>
+    <w:lvl w:ilvl="7" w:tplc="04090003" w:tentative="1">
+      <w:start w:val="1"/>
+      <w:numFmt w:val="bullet"/>
+      <w:lvlText w:val="o"/>
+      <w:lvlJc w:val="left"/>
+      <w:pPr>
+        <w:ind w:left="5400" w:hanging="360"/>
+      </w:pPr>
+      <w:rPr>
+        <w:rFonts w:ascii="Courier New" w:hAnsi="Courier New" w:cs="Courier New" w:hint="default"/>
+      </w:rPr>
+    </w:lvl>
+    <w:lvl w:ilvl="8" w:tplc="04090005" w:tentative="1">
+      <w:start w:val="1"/>
+      <w:numFmt w:val="bullet"/>
+      <w:lvlText w:val=""/>
+      <w:lvlJc w:val="left"/>
+      <w:pPr>
+        <w:ind w:left="6120" w:hanging="360"/>
+      </w:pPr>
+      <w:rPr>
+        <w:rFonts w:ascii="Wingdings" w:hAnsi="Wingdings" w:hint="default"/>
+      </w:rPr>
+    </w:lvl>
+  </w:abstractNum>
+  <w:abstractNum w:abstractNumId="3" w15:restartNumberingAfterBreak="0">
     <w:nsid w:val="5CEA5300"/>
     <w:multiLevelType w:val="hybridMultilevel"/>
     <w:tmpl w:val="C7EC47F4"/>
@@ -361,7 +5825,16 @@
     </w:lvl>
   </w:abstractNum>
   <w:num w:numId="1" w16cid:durableId="15928055">
+    <w:abstractNumId w:val="3"/>
+  </w:num>
+  <w:num w:numId="2" w16cid:durableId="434832307">
+    <w:abstractNumId w:val="1"/>
+  </w:num>
+  <w:num w:numId="3" w16cid:durableId="2124306347">
     <w:abstractNumId w:val="0"/>
+  </w:num>
+  <w:num w:numId="4" w16cid:durableId="1279872644">
+    <w:abstractNumId w:val="2"/>
   </w:num>
 </w:numbering>
 </file>
@@ -969,7 +6442,6 @@
   <w:style w:type="character" w:default="1" w:styleId="DefaultParagraphFont">
     <w:name w:val="Default Paragraph Font"/>
     <w:uiPriority w:val="1"/>
-    <w:semiHidden/>
     <w:unhideWhenUsed/>
   </w:style>
   <w:style w:type="table" w:default="1" w:styleId="TableNormal">
@@ -1327,6 +6799,101 @@
     <w:uiPriority w:val="99"/>
     <w:rsid w:val="00173688"/>
   </w:style>
+  <w:style w:type="table" w:styleId="GridTable4-Accent3">
+    <w:name w:val="Grid Table 4 Accent 3"/>
+    <w:basedOn w:val="TableNormal"/>
+    <w:uiPriority w:val="49"/>
+    <w:rsid w:val="00DA48C5"/>
+    <w:pPr>
+      <w:spacing w:after="0" w:line="240" w:lineRule="auto"/>
+    </w:pPr>
+    <w:tblPr>
+      <w:tblStyleRowBandSize w:val="1"/>
+      <w:tblStyleColBandSize w:val="1"/>
+      <w:tblBorders>
+        <w:top w:val="single" w:sz="4" w:space="0" w:color="47D459" w:themeColor="accent3" w:themeTint="99"/>
+        <w:left w:val="single" w:sz="4" w:space="0" w:color="47D459" w:themeColor="accent3" w:themeTint="99"/>
+        <w:bottom w:val="single" w:sz="4" w:space="0" w:color="47D459" w:themeColor="accent3" w:themeTint="99"/>
+        <w:right w:val="single" w:sz="4" w:space="0" w:color="47D459" w:themeColor="accent3" w:themeTint="99"/>
+        <w:insideH w:val="single" w:sz="4" w:space="0" w:color="47D459" w:themeColor="accent3" w:themeTint="99"/>
+        <w:insideV w:val="single" w:sz="4" w:space="0" w:color="47D459" w:themeColor="accent3" w:themeTint="99"/>
+      </w:tblBorders>
+    </w:tblPr>
+    <w:tblStylePr w:type="firstRow">
+      <w:rPr>
+        <w:b/>
+        <w:bCs/>
+        <w:color w:val="FFFFFF" w:themeColor="background1"/>
+      </w:rPr>
+      <w:tblPr/>
+      <w:tcPr>
+        <w:tcBorders>
+          <w:top w:val="single" w:sz="4" w:space="0" w:color="196B24" w:themeColor="accent3"/>
+          <w:left w:val="single" w:sz="4" w:space="0" w:color="196B24" w:themeColor="accent3"/>
+          <w:bottom w:val="single" w:sz="4" w:space="0" w:color="196B24" w:themeColor="accent3"/>
+          <w:right w:val="single" w:sz="4" w:space="0" w:color="196B24" w:themeColor="accent3"/>
+          <w:insideH w:val="nil"/>
+          <w:insideV w:val="nil"/>
+        </w:tcBorders>
+        <w:shd w:val="clear" w:color="auto" w:fill="196B24" w:themeFill="accent3"/>
+      </w:tcPr>
+    </w:tblStylePr>
+    <w:tblStylePr w:type="lastRow">
+      <w:rPr>
+        <w:b/>
+        <w:bCs/>
+      </w:rPr>
+      <w:tblPr/>
+      <w:tcPr>
+        <w:tcBorders>
+          <w:top w:val="double" w:sz="4" w:space="0" w:color="196B24" w:themeColor="accent3"/>
+        </w:tcBorders>
+      </w:tcPr>
+    </w:tblStylePr>
+    <w:tblStylePr w:type="firstCol">
+      <w:rPr>
+        <w:b/>
+        <w:bCs/>
+      </w:rPr>
+    </w:tblStylePr>
+    <w:tblStylePr w:type="lastCol">
+      <w:rPr>
+        <w:b/>
+        <w:bCs/>
+      </w:rPr>
+    </w:tblStylePr>
+    <w:tblStylePr w:type="band1Vert">
+      <w:tblPr/>
+      <w:tcPr>
+        <w:shd w:val="clear" w:color="auto" w:fill="C1F0C7" w:themeFill="accent3" w:themeFillTint="33"/>
+      </w:tcPr>
+    </w:tblStylePr>
+    <w:tblStylePr w:type="band1Horz">
+      <w:tblPr/>
+      <w:tcPr>
+        <w:shd w:val="clear" w:color="auto" w:fill="C1F0C7" w:themeFill="accent3" w:themeFillTint="33"/>
+      </w:tcPr>
+    </w:tblStylePr>
+  </w:style>
+  <w:style w:type="table" w:styleId="TableGrid">
+    <w:name w:val="Table Grid"/>
+    <w:basedOn w:val="TableNormal"/>
+    <w:uiPriority w:val="39"/>
+    <w:rsid w:val="00F17701"/>
+    <w:pPr>
+      <w:spacing w:after="0" w:line="240" w:lineRule="auto"/>
+    </w:pPr>
+    <w:tblPr>
+      <w:tblBorders>
+        <w:top w:val="single" w:sz="4" w:space="0" w:color="auto"/>
+        <w:left w:val="single" w:sz="4" w:space="0" w:color="auto"/>
+        <w:bottom w:val="single" w:sz="4" w:space="0" w:color="auto"/>
+        <w:right w:val="single" w:sz="4" w:space="0" w:color="auto"/>
+        <w:insideH w:val="single" w:sz="4" w:space="0" w:color="auto"/>
+        <w:insideV w:val="single" w:sz="4" w:space="0" w:color="auto"/>
+      </w:tblBorders>
+    </w:tblPr>
+  </w:style>
 </w:styles>
 </file>
 

--- a/flutter_documents/f2_navigation/f9_go_router_or_navigator_2_advanced_navigation.docx
+++ b/flutter_documents/f2_navigation/f9_go_router_or_navigator_2_advanced_navigation.docx
@@ -1047,1343 +1047,380 @@
     <w:p>
       <w:pPr>
         <w:jc w:val="both"/>
-        <w:rPr>
-          <w:b/>
-          <w:bCs/>
-        </w:rPr>
-      </w:pPr>
-      <w:r>
-        <w:rPr>
-          <w:b/>
-          <w:bCs/>
-        </w:rPr>
+      </w:pPr>
+      <w:r>
+        <w:t xml:space="preserve">                                          ┌─────────────────────────────────────────┐</w:t>
+      </w:r>
+    </w:p>
+    <w:p>
+      <w:pPr>
+        <w:jc w:val="both"/>
+      </w:pPr>
+      <w:r>
+        <w:t xml:space="preserve">                                          │                                        </w:t>
+      </w:r>
+      <w:proofErr w:type="spellStart"/>
+      <w:r>
+        <w:t>GoRouter</w:t>
+      </w:r>
+      <w:proofErr w:type="spellEnd"/>
+      <w:r>
+        <w:t xml:space="preserve">                                        │</w:t>
+      </w:r>
+    </w:p>
+    <w:p>
+      <w:pPr>
+        <w:jc w:val="both"/>
+      </w:pPr>
+      <w:r>
+        <w:t xml:space="preserve">                                          │       </w:t>
+      </w:r>
+      <w:proofErr w:type="gramStart"/>
+      <w:r>
+        <w:t xml:space="preserve">   (</w:t>
+      </w:r>
+      <w:proofErr w:type="gramEnd"/>
+      <w:r>
+        <w:t>implements all 3 Router-API pieces)          │</w:t>
+      </w:r>
+    </w:p>
+    <w:p>
+      <w:pPr>
+        <w:jc w:val="both"/>
+      </w:pPr>
+      <w:r>
+        <w:t xml:space="preserve">                                          │                                                                                                     │</w:t>
+      </w:r>
+    </w:p>
+    <w:p>
+      <w:pPr>
+        <w:jc w:val="both"/>
+      </w:pPr>
+      <w:r>
+        <w:t>OS / Browser             │                     ┌──────────────────────┐                     │</w:t>
+      </w:r>
+    </w:p>
+    <w:p>
+      <w:pPr>
+        <w:jc w:val="both"/>
+      </w:pPr>
+      <w:r>
+        <w:t>URL change   ───</w:t>
+      </w:r>
+      <w:r>
+        <w:rPr>
+          <w:rFonts w:ascii="Cambria Math" w:hAnsi="Cambria Math" w:cs="Cambria Math"/>
+        </w:rPr>
+        <w:t>▶</w:t>
+      </w:r>
+      <w:r>
+        <w:t xml:space="preserve"> </w:t>
+      </w:r>
+      <w:r>
+        <w:rPr>
+          <w:rFonts w:ascii="Aptos" w:hAnsi="Aptos" w:cs="Aptos"/>
+        </w:rPr>
+        <w:t>│</w:t>
+      </w:r>
+      <w:r>
+        <w:t xml:space="preserve">                     </w:t>
+      </w:r>
+      <w:r>
+        <w:rPr>
+          <w:rFonts w:ascii="Aptos" w:hAnsi="Aptos" w:cs="Aptos"/>
+        </w:rPr>
+        <w:t>│</w:t>
+      </w:r>
+      <w:r>
+        <w:t xml:space="preserve"> </w:t>
+      </w:r>
+      <w:proofErr w:type="spellStart"/>
+      <w:r>
+        <w:t>RouteInformationParser</w:t>
+      </w:r>
+      <w:proofErr w:type="spellEnd"/>
+      <w:r>
+        <w:rPr>
+          <w:rFonts w:ascii="Aptos" w:hAnsi="Aptos" w:cs="Aptos"/>
+        </w:rPr>
+        <w:t>│</w:t>
+      </w:r>
+      <w:r>
         <w:t xml:space="preserve">                    </w:t>
       </w:r>
       <w:r>
         <w:rPr>
-          <w:b/>
-          <w:bCs/>
-        </w:rPr>
-        <w:t xml:space="preserve">                      </w:t>
-      </w:r>
-      <w:r>
-        <w:rPr>
-          <w:b/>
-          <w:bCs/>
-        </w:rPr>
-        <w:t>┌─────────────────────────────────────────┐</w:t>
-      </w:r>
-    </w:p>
-    <w:p>
-      <w:pPr>
-        <w:jc w:val="both"/>
-        <w:rPr>
-          <w:b/>
-          <w:bCs/>
-        </w:rPr>
-      </w:pPr>
-      <w:r>
-        <w:rPr>
-          <w:b/>
-          <w:bCs/>
-        </w:rPr>
+          <w:rFonts w:ascii="Aptos" w:hAnsi="Aptos" w:cs="Aptos"/>
+        </w:rPr>
+        <w:t>│</w:t>
+      </w:r>
+    </w:p>
+    <w:p>
+      <w:pPr>
+        <w:jc w:val="both"/>
+      </w:pPr>
+      <w:r>
+        <w:t xml:space="preserve">or </w:t>
+      </w:r>
+      <w:proofErr w:type="spellStart"/>
+      <w:proofErr w:type="gramStart"/>
+      <w:r>
+        <w:t>context.go</w:t>
+      </w:r>
+      <w:proofErr w:type="spellEnd"/>
+      <w:proofErr w:type="gramEnd"/>
+      <w:r>
+        <w:t>()          │                     └──────────</w:t>
+      </w:r>
+      <w:r>
+        <w:rPr>
+          <w:rFonts w:ascii="Arial" w:hAnsi="Arial" w:cs="Arial"/>
+        </w:rPr>
+        <w:t>┬</w:t>
+      </w:r>
+      <w:r>
+        <w:rPr>
+          <w:rFonts w:ascii="Aptos" w:hAnsi="Aptos" w:cs="Aptos"/>
+        </w:rPr>
+        <w:t>───────────┘</w:t>
+      </w:r>
+      <w:r>
         <w:t xml:space="preserve">                   </w:t>
       </w:r>
       <w:r>
         <w:rPr>
-          <w:b/>
-          <w:bCs/>
-        </w:rPr>
-        <w:t xml:space="preserve">                      </w:t>
-      </w:r>
-      <w:r>
-        <w:rPr>
-          <w:b/>
-          <w:bCs/>
-        </w:rPr>
-        <w:t xml:space="preserve"> │              </w:t>
-      </w:r>
-      <w:r>
-        <w:rPr>
-          <w:b/>
-          <w:bCs/>
-        </w:rPr>
-        <w:t xml:space="preserve">                          </w:t>
-      </w:r>
-      <w:proofErr w:type="spellStart"/>
-      <w:r>
-        <w:rPr>
-          <w:b/>
-          <w:bCs/>
-        </w:rPr>
-        <w:t>GoRouter</w:t>
-      </w:r>
-      <w:proofErr w:type="spellEnd"/>
-      <w:r>
-        <w:rPr>
-          <w:b/>
-          <w:bCs/>
-        </w:rPr>
-        <w:t xml:space="preserve">      </w:t>
-      </w:r>
-      <w:r>
-        <w:rPr>
-          <w:b/>
-          <w:bCs/>
-        </w:rPr>
-        <w:t xml:space="preserve"> </w:t>
-      </w:r>
-      <w:r>
-        <w:rPr>
-          <w:b/>
-          <w:bCs/>
-        </w:rPr>
-        <w:t xml:space="preserve">           </w:t>
-      </w:r>
-      <w:r>
-        <w:rPr>
-          <w:b/>
-          <w:bCs/>
-        </w:rPr>
-        <w:t xml:space="preserve">                  </w:t>
-      </w:r>
-      <w:r>
-        <w:rPr>
-          <w:b/>
-          <w:bCs/>
-        </w:rPr>
-        <w:t xml:space="preserve">    │</w:t>
-      </w:r>
-    </w:p>
-    <w:p>
-      <w:pPr>
-        <w:jc w:val="both"/>
-        <w:rPr>
-          <w:b/>
-          <w:bCs/>
-        </w:rPr>
-      </w:pPr>
-      <w:r>
-        <w:rPr>
-          <w:b/>
-          <w:bCs/>
-        </w:rPr>
-        <w:t xml:space="preserve">                </w:t>
-      </w:r>
-      <w:r>
-        <w:rPr>
-          <w:b/>
-          <w:bCs/>
-        </w:rPr>
-        <w:t xml:space="preserve">                      </w:t>
-      </w:r>
-      <w:r>
-        <w:rPr>
-          <w:b/>
-          <w:bCs/>
-        </w:rPr>
-        <w:t xml:space="preserve">   </w:t>
-      </w:r>
-      <w:r>
-        <w:rPr>
-          <w:b/>
-          <w:bCs/>
-        </w:rPr>
-        <w:t xml:space="preserve"> </w:t>
-      </w:r>
-      <w:r>
-        <w:rPr>
-          <w:b/>
-          <w:bCs/>
+          <w:rFonts w:ascii="Aptos" w:hAnsi="Aptos" w:cs="Aptos"/>
         </w:rPr>
         <w:t>│</w:t>
       </w:r>
-      <w:r>
-        <w:rPr>
-          <w:b/>
-          <w:bCs/>
-        </w:rPr>
-        <w:t xml:space="preserve">       </w:t>
+    </w:p>
+    <w:p>
+      <w:pPr>
+        <w:jc w:val="both"/>
+      </w:pPr>
+      <w:r>
+        <w:t xml:space="preserve">                                          │                                                </w:t>
+      </w:r>
+      <w:r>
+        <w:rPr>
+          <w:rFonts w:ascii="Arial" w:hAnsi="Arial" w:cs="Arial"/>
+        </w:rPr>
+        <w:t>▼</w:t>
+      </w:r>
+      <w:r>
+        <w:t xml:space="preserve">                                                </w:t>
+      </w:r>
+      <w:r>
+        <w:rPr>
+          <w:rFonts w:ascii="Aptos" w:hAnsi="Aptos" w:cs="Aptos"/>
+        </w:rPr>
+        <w:t>│</w:t>
+      </w:r>
+    </w:p>
+    <w:p>
+      <w:pPr>
+        <w:jc w:val="both"/>
+      </w:pPr>
+      <w:r>
+        <w:t xml:space="preserve">                                          │                              matches against your                       │</w:t>
+      </w:r>
+    </w:p>
+    <w:p>
+      <w:pPr>
+        <w:jc w:val="both"/>
+      </w:pPr>
+      <w:r>
+        <w:t xml:space="preserve">                                          │                              routes: [</w:t>
+      </w:r>
+      <w:proofErr w:type="spellStart"/>
+      <w:r>
+        <w:t>GoRoute</w:t>
+      </w:r>
+      <w:proofErr w:type="spellEnd"/>
+      <w:r>
+        <w:t xml:space="preserve">, </w:t>
+      </w:r>
+      <w:proofErr w:type="spellStart"/>
+      <w:r>
+        <w:t>GoRoute</w:t>
+      </w:r>
+      <w:proofErr w:type="spellEnd"/>
+      <w:r>
+        <w:t>, ...]  │</w:t>
+      </w:r>
+    </w:p>
+    <w:p>
+      <w:pPr>
+        <w:jc w:val="both"/>
+      </w:pPr>
+      <w:r>
+        <w:t xml:space="preserve">                                          │                                                │                                                  │</w:t>
+      </w:r>
+    </w:p>
+    <w:p>
+      <w:pPr>
+        <w:jc w:val="both"/>
+      </w:pPr>
+      <w:r>
+        <w:t xml:space="preserve">                                          │                                               </w:t>
+      </w:r>
+      <w:r>
+        <w:rPr>
+          <w:rFonts w:ascii="Arial" w:hAnsi="Arial" w:cs="Arial"/>
+        </w:rPr>
+        <w:t xml:space="preserve">▼   </w:t>
+      </w:r>
+      <w:r>
+        <w:t xml:space="preserve">                                             </w:t>
+      </w:r>
+      <w:r>
+        <w:rPr>
+          <w:rFonts w:ascii="Aptos" w:hAnsi="Aptos" w:cs="Aptos"/>
+        </w:rPr>
+        <w:t>│</w:t>
+      </w:r>
+    </w:p>
+    <w:p>
+      <w:pPr>
+        <w:jc w:val="both"/>
+      </w:pPr>
+      <w:r>
+        <w:t xml:space="preserve">                                          │                      ┌──────────────────────┐                    │</w:t>
+      </w:r>
+    </w:p>
+    <w:p>
+      <w:pPr>
+        <w:jc w:val="both"/>
+      </w:pPr>
+      <w:r>
+        <w:t xml:space="preserve">                                          │                      │           RouterDelegate        │                    │</w:t>
+      </w:r>
+    </w:p>
+    <w:p>
+      <w:pPr>
+        <w:jc w:val="both"/>
+      </w:pPr>
+      <w:r>
+        <w:t xml:space="preserve">                                          │                      └──────────</w:t>
+      </w:r>
+      <w:r>
+        <w:rPr>
+          <w:rFonts w:ascii="Arial" w:hAnsi="Arial" w:cs="Arial"/>
+        </w:rPr>
+        <w:t>┬</w:t>
+      </w:r>
+      <w:r>
+        <w:rPr>
+          <w:rFonts w:ascii="Aptos" w:hAnsi="Aptos" w:cs="Aptos"/>
+        </w:rPr>
+        <w:t>───────────┘</w:t>
+      </w:r>
+      <w:r>
+        <w:t xml:space="preserve">                   </w:t>
+      </w:r>
+      <w:r>
+        <w:rPr>
+          <w:rFonts w:ascii="Aptos" w:hAnsi="Aptos" w:cs="Aptos"/>
+        </w:rPr>
+        <w:t>│</w:t>
+      </w:r>
+    </w:p>
+    <w:p>
+      <w:pPr>
+        <w:jc w:val="both"/>
+      </w:pPr>
+      <w:r>
+        <w:t xml:space="preserve">                                          └──</w:t>
+      </w:r>
+      <w:r>
+        <w:rPr>
+          <w:rFonts w:ascii="Aptos" w:hAnsi="Aptos" w:cs="Aptos"/>
+        </w:rPr>
+        <w:t>───────</w:t>
+      </w:r>
+      <w:r>
+        <w:t>───────────</w:t>
+      </w:r>
+      <w:r>
+        <w:rPr>
+          <w:rFonts w:ascii="Arial" w:hAnsi="Arial" w:cs="Arial"/>
+        </w:rPr>
+        <w:t>┼</w:t>
+      </w:r>
+      <w:r>
+        <w:rPr>
+          <w:rFonts w:ascii="Aptos" w:hAnsi="Aptos" w:cs="Aptos"/>
+        </w:rPr>
+        <w:t>────────────────────┘</w:t>
+      </w:r>
+    </w:p>
+    <w:p>
+      <w:pPr>
+        <w:jc w:val="both"/>
+      </w:pPr>
+      <w:r>
+        <w:t xml:space="preserve">                                                                                             </w:t>
+      </w:r>
+      <w:r>
+        <w:rPr>
+          <w:rFonts w:ascii="Arial" w:hAnsi="Arial" w:cs="Arial"/>
+        </w:rPr>
+        <w:t>▼</w:t>
+      </w:r>
+    </w:p>
+    <w:p>
+      <w:pPr>
+        <w:jc w:val="both"/>
+      </w:pPr>
+      <w:r>
+        <w:t xml:space="preserve">                                                 </w:t>
       </w:r>
       <w:proofErr w:type="gramStart"/>
       <w:r>
-        <w:rPr>
-          <w:b/>
-          <w:bCs/>
-        </w:rPr>
-        <w:t xml:space="preserve"> </w:t>
-      </w:r>
-      <w:r>
-        <w:rPr>
-          <w:b/>
-          <w:bCs/>
-        </w:rPr>
-        <w:t xml:space="preserve">  (</w:t>
+        <w:t>Navigator(</w:t>
       </w:r>
       <w:proofErr w:type="gramEnd"/>
       <w:r>
-        <w:rPr>
-          <w:b/>
-          <w:bCs/>
-        </w:rPr>
-        <w:t xml:space="preserve">implements all 3 Router-API pieces)     </w:t>
-      </w:r>
-      <w:r>
-        <w:rPr>
-          <w:b/>
-          <w:bCs/>
-        </w:rPr>
-        <w:t xml:space="preserve">     </w:t>
-      </w:r>
-      <w:r>
-        <w:rPr>
-          <w:b/>
-          <w:bCs/>
-        </w:rPr>
-        <w:t>│</w:t>
-      </w:r>
-    </w:p>
-    <w:p>
-      <w:pPr>
-        <w:jc w:val="both"/>
-        <w:rPr>
-          <w:b/>
-          <w:bCs/>
-        </w:rPr>
-      </w:pPr>
-      <w:r>
-        <w:rPr>
-          <w:b/>
-          <w:bCs/>
-        </w:rPr>
-        <w:t xml:space="preserve">                   </w:t>
-      </w:r>
-      <w:r>
-        <w:rPr>
-          <w:b/>
-          <w:bCs/>
-        </w:rPr>
-        <w:t xml:space="preserve">                       </w:t>
-      </w:r>
-      <w:r>
-        <w:rPr>
-          <w:b/>
-          <w:bCs/>
-        </w:rPr>
-        <w:t xml:space="preserve">│                                        </w:t>
-      </w:r>
-      <w:r>
-        <w:rPr>
-          <w:b/>
-          <w:bCs/>
-        </w:rPr>
-        <w:t xml:space="preserve">    </w:t>
-      </w:r>
-      <w:r>
-        <w:rPr>
-          <w:b/>
-          <w:bCs/>
-        </w:rPr>
-        <w:t xml:space="preserve">    </w:t>
-      </w:r>
-      <w:r>
-        <w:rPr>
-          <w:b/>
-          <w:bCs/>
-        </w:rPr>
-        <w:t xml:space="preserve">                                                     </w:t>
-      </w:r>
-      <w:r>
-        <w:rPr>
-          <w:b/>
-          <w:bCs/>
-        </w:rPr>
-        <w:t>│</w:t>
-      </w:r>
-    </w:p>
-    <w:p>
-      <w:pPr>
-        <w:jc w:val="both"/>
-        <w:rPr>
-          <w:b/>
-          <w:bCs/>
-        </w:rPr>
-      </w:pPr>
-      <w:r>
-        <w:rPr>
-          <w:b/>
-          <w:bCs/>
-        </w:rPr>
-        <w:t xml:space="preserve">OS / Browser      </w:t>
-      </w:r>
-      <w:r>
-        <w:rPr>
-          <w:b/>
-          <w:bCs/>
-        </w:rPr>
-        <w:t xml:space="preserve">       </w:t>
-      </w:r>
-      <w:r>
-        <w:rPr>
-          <w:b/>
-          <w:bCs/>
-        </w:rPr>
-        <w:t xml:space="preserve">│  </w:t>
-      </w:r>
-      <w:r>
-        <w:rPr>
-          <w:b/>
-          <w:bCs/>
-        </w:rPr>
-        <w:t xml:space="preserve">                   </w:t>
-      </w:r>
-      <w:r>
-        <w:rPr>
-          <w:b/>
-          <w:bCs/>
-        </w:rPr>
-        <w:t xml:space="preserve">┌──────────────────────┐                 </w:t>
-      </w:r>
-      <w:r>
-        <w:rPr>
-          <w:b/>
-          <w:bCs/>
-        </w:rPr>
-        <w:t xml:space="preserve">    </w:t>
-      </w:r>
-      <w:r>
-        <w:rPr>
-          <w:b/>
-          <w:bCs/>
-        </w:rPr>
-        <w:t>│</w:t>
-      </w:r>
-    </w:p>
-    <w:p>
-      <w:pPr>
-        <w:jc w:val="both"/>
-        <w:rPr>
-          <w:b/>
-          <w:bCs/>
-        </w:rPr>
-      </w:pPr>
-      <w:r>
-        <w:rPr>
-          <w:b/>
-          <w:bCs/>
-        </w:rPr>
-        <w:t>URL change   ───</w:t>
-      </w:r>
-      <w:r>
-        <w:rPr>
-          <w:rFonts w:ascii="Cambria Math" w:hAnsi="Cambria Math" w:cs="Cambria Math"/>
-          <w:b/>
-          <w:bCs/>
-        </w:rPr>
-        <w:t>▶</w:t>
-      </w:r>
-      <w:r>
-        <w:rPr>
-          <w:b/>
-          <w:bCs/>
-        </w:rPr>
-        <w:t xml:space="preserve"> </w:t>
-      </w:r>
-      <w:r>
-        <w:rPr>
-          <w:rFonts w:ascii="Aptos" w:hAnsi="Aptos" w:cs="Aptos"/>
-          <w:b/>
-          <w:bCs/>
-        </w:rPr>
-        <w:t>│</w:t>
-      </w:r>
-      <w:r>
-        <w:rPr>
-          <w:b/>
-          <w:bCs/>
-        </w:rPr>
-        <w:t xml:space="preserve"> </w:t>
-      </w:r>
-      <w:r>
-        <w:rPr>
-          <w:b/>
-          <w:bCs/>
-        </w:rPr>
-        <w:t xml:space="preserve">                   </w:t>
-      </w:r>
-      <w:r>
-        <w:rPr>
-          <w:b/>
-          <w:bCs/>
-        </w:rPr>
-        <w:t xml:space="preserve"> </w:t>
-      </w:r>
-      <w:r>
-        <w:rPr>
-          <w:rFonts w:ascii="Aptos" w:hAnsi="Aptos" w:cs="Aptos"/>
-          <w:b/>
-          <w:bCs/>
-        </w:rPr>
-        <w:t>│</w:t>
-      </w:r>
-      <w:r>
-        <w:rPr>
-          <w:b/>
-          <w:bCs/>
-        </w:rPr>
-        <w:t xml:space="preserve"> </w:t>
-      </w:r>
-      <w:proofErr w:type="spellStart"/>
-      <w:r>
-        <w:rPr>
-          <w:b/>
-          <w:bCs/>
-        </w:rPr>
-        <w:t>RouteInformationParser</w:t>
-      </w:r>
-      <w:proofErr w:type="spellEnd"/>
-      <w:r>
-        <w:rPr>
-          <w:rFonts w:ascii="Aptos" w:hAnsi="Aptos" w:cs="Aptos"/>
-          <w:b/>
-          <w:bCs/>
-        </w:rPr>
-        <w:t>│</w:t>
-      </w:r>
-      <w:r>
-        <w:rPr>
-          <w:b/>
-          <w:bCs/>
-        </w:rPr>
-        <w:t xml:space="preserve">                 </w:t>
-      </w:r>
-      <w:r>
-        <w:rPr>
-          <w:b/>
-          <w:bCs/>
-        </w:rPr>
-        <w:t xml:space="preserve">   </w:t>
-      </w:r>
-      <w:r>
-        <w:rPr>
-          <w:rFonts w:ascii="Aptos" w:hAnsi="Aptos" w:cs="Aptos"/>
-          <w:b/>
-          <w:bCs/>
-        </w:rPr>
-        <w:t>│</w:t>
-      </w:r>
-    </w:p>
-    <w:p>
-      <w:pPr>
-        <w:jc w:val="both"/>
-        <w:rPr>
-          <w:b/>
-          <w:bCs/>
-        </w:rPr>
-      </w:pPr>
-      <w:r>
-        <w:rPr>
-          <w:b/>
-          <w:bCs/>
-        </w:rPr>
-        <w:t xml:space="preserve">or </w:t>
-      </w:r>
-      <w:proofErr w:type="spellStart"/>
-      <w:proofErr w:type="gramStart"/>
-      <w:r>
-        <w:rPr>
-          <w:b/>
-          <w:bCs/>
-        </w:rPr>
-        <w:t>context.go</w:t>
-      </w:r>
-      <w:proofErr w:type="spellEnd"/>
-      <w:proofErr w:type="gramEnd"/>
-      <w:r>
-        <w:rPr>
-          <w:b/>
-          <w:bCs/>
-        </w:rPr>
-        <w:t xml:space="preserve">()   </w:t>
-      </w:r>
-      <w:r>
-        <w:rPr>
-          <w:b/>
-          <w:bCs/>
-        </w:rPr>
-        <w:t xml:space="preserve">       </w:t>
-      </w:r>
-      <w:r>
-        <w:rPr>
-          <w:b/>
-          <w:bCs/>
-        </w:rPr>
-        <w:t xml:space="preserve">│  </w:t>
-      </w:r>
-      <w:r>
-        <w:rPr>
-          <w:b/>
-          <w:bCs/>
-        </w:rPr>
-        <w:t xml:space="preserve">                   </w:t>
-      </w:r>
-      <w:r>
-        <w:rPr>
-          <w:b/>
-          <w:bCs/>
-        </w:rPr>
-        <w:t>└──────────</w:t>
+        <w:t>pages: [</w:t>
+      </w:r>
+      <w:proofErr w:type="spellStart"/>
+      <w:r>
+        <w:t>HomePage</w:t>
+      </w:r>
+      <w:proofErr w:type="spellEnd"/>
+      <w:r>
+        <w:t>, DetailsPage])</w:t>
+      </w:r>
+    </w:p>
+    <w:p>
+      <w:pPr>
+        <w:jc w:val="both"/>
+      </w:pPr>
+      <w:r>
+        <w:lastRenderedPageBreak/>
+        <w:t xml:space="preserve">                                                                                              │</w:t>
+      </w:r>
+    </w:p>
+    <w:p>
+      <w:pPr>
+        <w:jc w:val="both"/>
+      </w:pPr>
+      <w:r>
+        <w:t xml:space="preserve">                                                                                             </w:t>
       </w:r>
       <w:r>
         <w:rPr>
           <w:rFonts w:ascii="Arial" w:hAnsi="Arial" w:cs="Arial"/>
-          <w:b/>
-          <w:bCs/>
-        </w:rPr>
-        <w:t>┬</w:t>
-      </w:r>
-      <w:r>
-        <w:rPr>
-          <w:rFonts w:ascii="Aptos" w:hAnsi="Aptos" w:cs="Aptos"/>
-          <w:b/>
-          <w:bCs/>
-        </w:rPr>
-        <w:t>───────────┘</w:t>
-      </w:r>
-      <w:r>
-        <w:rPr>
-          <w:b/>
-          <w:bCs/>
-        </w:rPr>
-        <w:t xml:space="preserve">                 </w:t>
-      </w:r>
-      <w:r>
-        <w:rPr>
-          <w:b/>
-          <w:bCs/>
-        </w:rPr>
-        <w:t xml:space="preserve">  </w:t>
-      </w:r>
-      <w:r>
-        <w:rPr>
-          <w:rFonts w:ascii="Aptos" w:hAnsi="Aptos" w:cs="Aptos"/>
-          <w:b/>
-          <w:bCs/>
-        </w:rPr>
-        <w:t>│</w:t>
-      </w:r>
-    </w:p>
-    <w:p>
-      <w:pPr>
-        <w:jc w:val="both"/>
-        <w:rPr>
-          <w:b/>
-          <w:bCs/>
-        </w:rPr>
-      </w:pPr>
-      <w:r>
-        <w:rPr>
-          <w:b/>
-          <w:bCs/>
-        </w:rPr>
-        <w:t xml:space="preserve">                    </w:t>
-      </w:r>
-      <w:r>
-        <w:rPr>
-          <w:b/>
-          <w:bCs/>
-        </w:rPr>
-        <w:t xml:space="preserve">                      </w:t>
-      </w:r>
-      <w:r>
-        <w:rPr>
-          <w:b/>
-          <w:bCs/>
-        </w:rPr>
-        <w:t xml:space="preserve">│            </w:t>
-      </w:r>
-      <w:r>
-        <w:rPr>
-          <w:b/>
-          <w:bCs/>
-        </w:rPr>
-        <w:t xml:space="preserve">                                   </w:t>
-      </w:r>
-      <w:r>
-        <w:rPr>
-          <w:b/>
-          <w:bCs/>
-        </w:rPr>
-        <w:t xml:space="preserve"> </w:t>
-      </w:r>
-      <w:r>
-        <w:rPr>
-          <w:rFonts w:ascii="Arial" w:hAnsi="Arial" w:cs="Arial"/>
-          <w:b/>
-          <w:bCs/>
         </w:rPr>
         <w:t>▼</w:t>
       </w:r>
-      <w:r>
-        <w:rPr>
-          <w:b/>
-          <w:bCs/>
-        </w:rPr>
-        <w:t xml:space="preserve">                              </w:t>
-      </w:r>
-      <w:r>
-        <w:rPr>
-          <w:b/>
-          <w:bCs/>
-        </w:rPr>
-        <w:t xml:space="preserve">                  </w:t>
-      </w:r>
-      <w:r>
-        <w:rPr>
-          <w:rFonts w:ascii="Aptos" w:hAnsi="Aptos" w:cs="Aptos"/>
-          <w:b/>
-          <w:bCs/>
-        </w:rPr>
-        <w:t>│</w:t>
-      </w:r>
-    </w:p>
-    <w:p>
-      <w:pPr>
-        <w:jc w:val="both"/>
-        <w:rPr>
-          <w:b/>
-          <w:bCs/>
-        </w:rPr>
-      </w:pPr>
-      <w:r>
-        <w:rPr>
-          <w:b/>
-          <w:bCs/>
-        </w:rPr>
-        <w:t xml:space="preserve">                   </w:t>
-      </w:r>
-      <w:r>
-        <w:rPr>
-          <w:b/>
-          <w:bCs/>
-        </w:rPr>
-        <w:t xml:space="preserve">                      </w:t>
-      </w:r>
-      <w:r>
-        <w:rPr>
-          <w:b/>
-          <w:bCs/>
-        </w:rPr>
-        <w:t xml:space="preserve"> │     </w:t>
-      </w:r>
-      <w:r>
-        <w:rPr>
-          <w:b/>
-          <w:bCs/>
-        </w:rPr>
-        <w:t xml:space="preserve">                         </w:t>
-      </w:r>
-      <w:r>
-        <w:rPr>
-          <w:b/>
-          <w:bCs/>
-        </w:rPr>
-        <w:t xml:space="preserve">matches against your                </w:t>
-      </w:r>
-      <w:r>
-        <w:rPr>
-          <w:b/>
-          <w:bCs/>
-        </w:rPr>
-        <w:t xml:space="preserve">     </w:t>
-      </w:r>
-      <w:r>
-        <w:rPr>
-          <w:b/>
-          <w:bCs/>
-        </w:rPr>
-        <w:t xml:space="preserve">  │</w:t>
-      </w:r>
-    </w:p>
-    <w:p>
-      <w:pPr>
-        <w:jc w:val="both"/>
-        <w:rPr>
-          <w:b/>
-          <w:bCs/>
-        </w:rPr>
-      </w:pPr>
-      <w:r>
-        <w:rPr>
-          <w:b/>
-          <w:bCs/>
-        </w:rPr>
-        <w:t xml:space="preserve">                    </w:t>
-      </w:r>
-      <w:r>
-        <w:rPr>
-          <w:b/>
-          <w:bCs/>
-        </w:rPr>
-        <w:t xml:space="preserve">                      </w:t>
-      </w:r>
-      <w:r>
-        <w:rPr>
-          <w:b/>
-          <w:bCs/>
-        </w:rPr>
-        <w:t xml:space="preserve">│      </w:t>
-      </w:r>
-      <w:r>
-        <w:rPr>
-          <w:b/>
-          <w:bCs/>
-        </w:rPr>
-        <w:t xml:space="preserve">                        </w:t>
-      </w:r>
-      <w:r>
-        <w:rPr>
-          <w:b/>
-          <w:bCs/>
-        </w:rPr>
-        <w:t>routes: [</w:t>
-      </w:r>
-      <w:proofErr w:type="spellStart"/>
-      <w:r>
-        <w:rPr>
-          <w:b/>
-          <w:bCs/>
-        </w:rPr>
-        <w:t>GoRoute</w:t>
-      </w:r>
-      <w:proofErr w:type="spellEnd"/>
-      <w:r>
-        <w:rPr>
-          <w:b/>
-          <w:bCs/>
-        </w:rPr>
-        <w:t xml:space="preserve">, </w:t>
-      </w:r>
-      <w:proofErr w:type="spellStart"/>
-      <w:r>
-        <w:rPr>
-          <w:b/>
-          <w:bCs/>
-        </w:rPr>
-        <w:t>GoRoute</w:t>
-      </w:r>
-      <w:proofErr w:type="spellEnd"/>
-      <w:r>
-        <w:rPr>
-          <w:b/>
-          <w:bCs/>
-        </w:rPr>
-        <w:t>, ...]  │</w:t>
-      </w:r>
-    </w:p>
-    <w:p>
-      <w:pPr>
-        <w:jc w:val="both"/>
-        <w:rPr>
-          <w:b/>
-          <w:bCs/>
-        </w:rPr>
-      </w:pPr>
-      <w:r>
-        <w:rPr>
-          <w:b/>
-          <w:bCs/>
-        </w:rPr>
-        <w:t xml:space="preserve">                   </w:t>
-      </w:r>
-      <w:r>
-        <w:rPr>
-          <w:b/>
-          <w:bCs/>
-        </w:rPr>
-        <w:t xml:space="preserve">                      </w:t>
-      </w:r>
-      <w:r>
-        <w:rPr>
-          <w:b/>
-          <w:bCs/>
-        </w:rPr>
-        <w:t xml:space="preserve"> │           </w:t>
-      </w:r>
-      <w:r>
-        <w:rPr>
-          <w:b/>
-          <w:bCs/>
-        </w:rPr>
-        <w:t xml:space="preserve">                                   </w:t>
-      </w:r>
-      <w:r>
-        <w:rPr>
-          <w:b/>
-          <w:bCs/>
-        </w:rPr>
-        <w:t xml:space="preserve">  │                            </w:t>
-      </w:r>
-      <w:r>
-        <w:rPr>
-          <w:b/>
-          <w:bCs/>
-        </w:rPr>
-        <w:t xml:space="preserve">                     </w:t>
-      </w:r>
-      <w:r>
-        <w:rPr>
-          <w:b/>
-          <w:bCs/>
-        </w:rPr>
-        <w:t xml:space="preserve"> │</w:t>
-      </w:r>
-    </w:p>
-    <w:p>
-      <w:pPr>
-        <w:jc w:val="both"/>
-        <w:rPr>
-          <w:b/>
-          <w:bCs/>
-        </w:rPr>
-      </w:pPr>
-      <w:r>
-        <w:rPr>
-          <w:b/>
-          <w:bCs/>
-        </w:rPr>
-        <w:t xml:space="preserve">                  </w:t>
-      </w:r>
-      <w:r>
-        <w:rPr>
-          <w:b/>
-          <w:bCs/>
-        </w:rPr>
-        <w:t xml:space="preserve">                      </w:t>
-      </w:r>
-      <w:r>
-        <w:rPr>
-          <w:b/>
-          <w:bCs/>
-        </w:rPr>
-        <w:t xml:space="preserve">  │             </w:t>
-      </w:r>
-      <w:r>
-        <w:rPr>
-          <w:b/>
-          <w:bCs/>
-        </w:rPr>
-        <w:t xml:space="preserve">                                  </w:t>
-      </w:r>
-      <w:r>
-        <w:rPr>
-          <w:rFonts w:ascii="Arial" w:hAnsi="Arial" w:cs="Arial"/>
-          <w:b/>
-          <w:bCs/>
-        </w:rPr>
-        <w:t>▼</w:t>
-      </w:r>
-      <w:r>
-        <w:rPr>
-          <w:rFonts w:ascii="Arial" w:hAnsi="Arial" w:cs="Arial"/>
-          <w:b/>
-          <w:bCs/>
-        </w:rPr>
-        <w:t xml:space="preserve">   </w:t>
-      </w:r>
-      <w:r>
-        <w:rPr>
-          <w:b/>
-          <w:bCs/>
-        </w:rPr>
-        <w:t xml:space="preserve">                             </w:t>
-      </w:r>
-      <w:r>
-        <w:rPr>
-          <w:b/>
-          <w:bCs/>
-        </w:rPr>
-        <w:t xml:space="preserve">               </w:t>
-      </w:r>
-      <w:r>
-        <w:rPr>
-          <w:b/>
-          <w:bCs/>
-        </w:rPr>
-        <w:t xml:space="preserve"> </w:t>
-      </w:r>
-      <w:r>
-        <w:rPr>
-          <w:rFonts w:ascii="Aptos" w:hAnsi="Aptos" w:cs="Aptos"/>
-          <w:b/>
-          <w:bCs/>
-        </w:rPr>
-        <w:t>│</w:t>
-      </w:r>
-    </w:p>
-    <w:p>
-      <w:pPr>
-        <w:jc w:val="both"/>
-        <w:rPr>
-          <w:b/>
-          <w:bCs/>
-        </w:rPr>
-      </w:pPr>
-      <w:r>
-        <w:rPr>
-          <w:b/>
-          <w:bCs/>
-        </w:rPr>
-        <w:t xml:space="preserve">                    </w:t>
-      </w:r>
-      <w:r>
-        <w:rPr>
-          <w:b/>
-          <w:bCs/>
-        </w:rPr>
-        <w:t xml:space="preserve">                      </w:t>
-      </w:r>
-      <w:r>
-        <w:rPr>
-          <w:b/>
-          <w:bCs/>
-        </w:rPr>
-        <w:t xml:space="preserve">│  </w:t>
-      </w:r>
-      <w:r>
-        <w:rPr>
-          <w:b/>
-          <w:bCs/>
-        </w:rPr>
-        <w:t xml:space="preserve">                    </w:t>
-      </w:r>
-      <w:r>
-        <w:rPr>
-          <w:b/>
-          <w:bCs/>
-        </w:rPr>
-        <w:t xml:space="preserve">┌──────────────────────┐         </w:t>
-      </w:r>
-      <w:r>
-        <w:rPr>
-          <w:b/>
-          <w:bCs/>
-        </w:rPr>
-        <w:t xml:space="preserve">           </w:t>
-      </w:r>
-      <w:r>
-        <w:rPr>
-          <w:b/>
-          <w:bCs/>
-        </w:rPr>
-        <w:t>│</w:t>
-      </w:r>
-    </w:p>
-    <w:p>
-      <w:pPr>
-        <w:jc w:val="both"/>
-        <w:rPr>
-          <w:b/>
-          <w:bCs/>
-        </w:rPr>
-      </w:pPr>
-      <w:r>
-        <w:rPr>
-          <w:b/>
-          <w:bCs/>
-        </w:rPr>
-        <w:t xml:space="preserve">                   </w:t>
-      </w:r>
-      <w:r>
-        <w:rPr>
-          <w:b/>
-          <w:bCs/>
-        </w:rPr>
-        <w:t xml:space="preserve">                      </w:t>
-      </w:r>
-      <w:r>
-        <w:rPr>
-          <w:b/>
-          <w:bCs/>
-        </w:rPr>
-        <w:t xml:space="preserve"> │  </w:t>
-      </w:r>
-      <w:r>
-        <w:rPr>
-          <w:b/>
-          <w:bCs/>
-        </w:rPr>
-        <w:t xml:space="preserve">                    </w:t>
-      </w:r>
-      <w:r>
-        <w:rPr>
-          <w:b/>
-          <w:bCs/>
-        </w:rPr>
-        <w:t xml:space="preserve">│ </w:t>
-      </w:r>
-      <w:r>
-        <w:rPr>
-          <w:b/>
-          <w:bCs/>
-        </w:rPr>
-        <w:t xml:space="preserve">       </w:t>
-      </w:r>
-      <w:r>
-        <w:rPr>
-          <w:b/>
-          <w:bCs/>
-        </w:rPr>
-        <w:t xml:space="preserve">   RouterDelegate   </w:t>
-      </w:r>
-      <w:r>
-        <w:rPr>
-          <w:b/>
-          <w:bCs/>
-        </w:rPr>
-        <w:t xml:space="preserve">   </w:t>
-      </w:r>
-      <w:r>
-        <w:rPr>
-          <w:b/>
-          <w:bCs/>
-        </w:rPr>
-        <w:t xml:space="preserve">  │      </w:t>
-      </w:r>
-      <w:r>
-        <w:rPr>
-          <w:b/>
-          <w:bCs/>
-        </w:rPr>
-        <w:t xml:space="preserve">             </w:t>
-      </w:r>
-      <w:r>
-        <w:rPr>
-          <w:b/>
-          <w:bCs/>
-        </w:rPr>
-        <w:t xml:space="preserve"> │</w:t>
-      </w:r>
-    </w:p>
-    <w:p>
-      <w:pPr>
-        <w:jc w:val="both"/>
-        <w:rPr>
-          <w:b/>
-          <w:bCs/>
-        </w:rPr>
-      </w:pPr>
-      <w:r>
-        <w:rPr>
-          <w:b/>
-          <w:bCs/>
-        </w:rPr>
-        <w:t xml:space="preserve">                   </w:t>
-      </w:r>
-      <w:r>
-        <w:rPr>
-          <w:b/>
-          <w:bCs/>
-        </w:rPr>
-        <w:t xml:space="preserve">                      </w:t>
-      </w:r>
-      <w:r>
-        <w:rPr>
-          <w:b/>
-          <w:bCs/>
-        </w:rPr>
-        <w:t xml:space="preserve"> │  </w:t>
-      </w:r>
-      <w:r>
-        <w:rPr>
-          <w:b/>
-          <w:bCs/>
-        </w:rPr>
-        <w:t xml:space="preserve">                    </w:t>
-      </w:r>
-      <w:r>
-        <w:rPr>
-          <w:b/>
-          <w:bCs/>
-        </w:rPr>
-        <w:t>└──────────</w:t>
-      </w:r>
-      <w:r>
-        <w:rPr>
-          <w:rFonts w:ascii="Arial" w:hAnsi="Arial" w:cs="Arial"/>
-          <w:b/>
-          <w:bCs/>
-        </w:rPr>
-        <w:t>┬</w:t>
-      </w:r>
-      <w:r>
-        <w:rPr>
-          <w:rFonts w:ascii="Aptos" w:hAnsi="Aptos" w:cs="Aptos"/>
-          <w:b/>
-          <w:bCs/>
-        </w:rPr>
-        <w:t>───────────┘</w:t>
-      </w:r>
-      <w:r>
-        <w:rPr>
-          <w:b/>
-          <w:bCs/>
-        </w:rPr>
-        <w:t xml:space="preserve">       </w:t>
-      </w:r>
-      <w:r>
-        <w:rPr>
-          <w:b/>
-          <w:bCs/>
-        </w:rPr>
-        <w:t xml:space="preserve">            </w:t>
-      </w:r>
-      <w:r>
-        <w:rPr>
-          <w:rFonts w:ascii="Aptos" w:hAnsi="Aptos" w:cs="Aptos"/>
-          <w:b/>
-          <w:bCs/>
-        </w:rPr>
-        <w:t>│</w:t>
-      </w:r>
-    </w:p>
-    <w:p>
-      <w:pPr>
-        <w:jc w:val="both"/>
-        <w:rPr>
-          <w:b/>
-          <w:bCs/>
-        </w:rPr>
-      </w:pPr>
-      <w:r>
-        <w:rPr>
-          <w:b/>
-          <w:bCs/>
-        </w:rPr>
-        <w:t xml:space="preserve">                    </w:t>
-      </w:r>
-      <w:r>
-        <w:rPr>
-          <w:b/>
-          <w:bCs/>
-        </w:rPr>
-        <w:t xml:space="preserve">                      </w:t>
-      </w:r>
-      <w:r>
-        <w:rPr>
-          <w:b/>
-          <w:bCs/>
-        </w:rPr>
-        <w:t>└──</w:t>
-      </w:r>
-      <w:r>
-        <w:rPr>
-          <w:rFonts w:ascii="Aptos" w:hAnsi="Aptos" w:cs="Aptos"/>
-          <w:b/>
-          <w:bCs/>
-        </w:rPr>
-        <w:t>───────</w:t>
-      </w:r>
-      <w:r>
-        <w:rPr>
-          <w:b/>
-          <w:bCs/>
-        </w:rPr>
-        <w:t>───────────</w:t>
-      </w:r>
-      <w:r>
-        <w:rPr>
-          <w:rFonts w:ascii="Arial" w:hAnsi="Arial" w:cs="Arial"/>
-          <w:b/>
-          <w:bCs/>
-        </w:rPr>
-        <w:t>┼</w:t>
-      </w:r>
-      <w:r>
-        <w:rPr>
-          <w:rFonts w:ascii="Aptos" w:hAnsi="Aptos" w:cs="Aptos"/>
-          <w:b/>
-          <w:bCs/>
-        </w:rPr>
-        <w:t>────────────────────┘</w:t>
-      </w:r>
-    </w:p>
-    <w:p>
-      <w:pPr>
-        <w:jc w:val="both"/>
-        <w:rPr>
-          <w:b/>
-          <w:bCs/>
-        </w:rPr>
-      </w:pPr>
-      <w:r>
-        <w:rPr>
-          <w:b/>
-          <w:bCs/>
-        </w:rPr>
-        <w:t xml:space="preserve">                                  </w:t>
-      </w:r>
-      <w:r>
-        <w:rPr>
-          <w:b/>
-          <w:bCs/>
-        </w:rPr>
-        <w:t xml:space="preserve">                                                           </w:t>
-      </w:r>
-      <w:r>
-        <w:rPr>
-          <w:rFonts w:ascii="Arial" w:hAnsi="Arial" w:cs="Arial"/>
-          <w:b/>
-          <w:bCs/>
-        </w:rPr>
-        <w:t>▼</w:t>
-      </w:r>
-    </w:p>
-    <w:p>
-      <w:pPr>
-        <w:jc w:val="both"/>
-        <w:rPr>
-          <w:b/>
-          <w:bCs/>
-        </w:rPr>
-      </w:pPr>
-      <w:r>
-        <w:rPr>
-          <w:b/>
-          <w:bCs/>
-        </w:rPr>
-        <w:t xml:space="preserve">                     </w:t>
-      </w:r>
-      <w:r>
-        <w:rPr>
-          <w:b/>
-          <w:bCs/>
-        </w:rPr>
-        <w:t xml:space="preserve">                            </w:t>
-      </w:r>
-      <w:proofErr w:type="gramStart"/>
-      <w:r>
-        <w:rPr>
-          <w:b/>
-          <w:bCs/>
-        </w:rPr>
-        <w:t>Navigator(</w:t>
-      </w:r>
-      <w:proofErr w:type="gramEnd"/>
-      <w:r>
-        <w:rPr>
-          <w:b/>
-          <w:bCs/>
-        </w:rPr>
-        <w:t>pages: [</w:t>
-      </w:r>
-      <w:proofErr w:type="spellStart"/>
-      <w:r>
-        <w:rPr>
-          <w:b/>
-          <w:bCs/>
-        </w:rPr>
-        <w:t>HomePage</w:t>
-      </w:r>
-      <w:proofErr w:type="spellEnd"/>
-      <w:r>
-        <w:rPr>
-          <w:b/>
-          <w:bCs/>
-        </w:rPr>
-        <w:t>, DetailsPage])</w:t>
-      </w:r>
-    </w:p>
-    <w:p>
-      <w:pPr>
-        <w:jc w:val="both"/>
-        <w:rPr>
-          <w:b/>
-          <w:bCs/>
-        </w:rPr>
-      </w:pPr>
-      <w:r>
-        <w:rPr>
-          <w:b/>
-          <w:bCs/>
-        </w:rPr>
-        <w:lastRenderedPageBreak/>
-        <w:t xml:space="preserve">                                  </w:t>
-      </w:r>
-      <w:r>
-        <w:rPr>
-          <w:b/>
-          <w:bCs/>
-        </w:rPr>
-        <w:t xml:space="preserve">                                                            </w:t>
-      </w:r>
-      <w:r>
-        <w:rPr>
-          <w:b/>
-          <w:bCs/>
-        </w:rPr>
-        <w:t>│</w:t>
-      </w:r>
-    </w:p>
-    <w:p>
-      <w:pPr>
-        <w:jc w:val="both"/>
-        <w:rPr>
-          <w:b/>
-          <w:bCs/>
-        </w:rPr>
-      </w:pPr>
-      <w:r>
-        <w:rPr>
-          <w:b/>
-          <w:bCs/>
-        </w:rPr>
-        <w:t xml:space="preserve">                                  </w:t>
-      </w:r>
-      <w:r>
-        <w:rPr>
-          <w:b/>
-          <w:bCs/>
-        </w:rPr>
-        <w:t xml:space="preserve">                                                           </w:t>
-      </w:r>
-      <w:r>
-        <w:rPr>
-          <w:rFonts w:ascii="Arial" w:hAnsi="Arial" w:cs="Arial"/>
-          <w:b/>
-          <w:bCs/>
-        </w:rPr>
-        <w:t>▼</w:t>
-      </w:r>
-    </w:p>
-    <w:p>
-      <w:pPr>
-        <w:jc w:val="both"/>
-        <w:rPr>
-          <w:b/>
-          <w:bCs/>
-        </w:rPr>
-      </w:pPr>
-      <w:r>
-        <w:rPr>
-          <w:b/>
-          <w:bCs/>
-        </w:rPr>
-        <w:t xml:space="preserve">                         </w:t>
-      </w:r>
-      <w:r>
-        <w:rPr>
-          <w:b/>
-          <w:bCs/>
-        </w:rPr>
-        <w:t xml:space="preserve">                                              </w:t>
-      </w:r>
-      <w:r>
-        <w:rPr>
-          <w:b/>
-          <w:bCs/>
-        </w:rPr>
-        <w:t xml:space="preserve"> rendered on screen</w:t>
+    </w:p>
+    <w:p>
+      <w:pPr>
+        <w:jc w:val="both"/>
+      </w:pPr>
+      <w:r>
+        <w:t xml:space="preserve">                                                                        rendered on screen</w:t>
       </w:r>
     </w:p>
     <w:p>
@@ -2549,16 +1586,7 @@
           <w:sz w:val="32"/>
           <w:szCs w:val="32"/>
         </w:rPr>
-        <w:t>routes</w:t>
-      </w:r>
-      <w:r>
-        <w:rPr>
-          <w:b/>
-          <w:bCs/>
-          <w:sz w:val="32"/>
-          <w:szCs w:val="32"/>
-        </w:rPr>
-        <w:t>:</w:t>
+        <w:t>routes:</w:t>
       </w:r>
       <w:r>
         <w:rPr>
@@ -2566,20 +1594,7 @@
           <w:szCs w:val="32"/>
         </w:rPr>
         <w:tab/>
-      </w:r>
-      <w:r>
-        <w:rPr>
-          <w:sz w:val="32"/>
-          <w:szCs w:val="32"/>
-        </w:rPr>
-        <w:t>takes the</w:t>
-      </w:r>
-      <w:r>
-        <w:rPr>
-          <w:sz w:val="32"/>
-          <w:szCs w:val="32"/>
-        </w:rPr>
-        <w:t xml:space="preserve"> list of </w:t>
+        <w:t xml:space="preserve">takes the list of </w:t>
       </w:r>
       <w:proofErr w:type="spellStart"/>
       <w:r>
@@ -2597,14 +1612,7 @@
           <w:sz w:val="32"/>
           <w:szCs w:val="32"/>
         </w:rPr>
-        <w:t xml:space="preserve"> or</w:t>
-      </w:r>
-      <w:r>
-        <w:rPr>
-          <w:sz w:val="32"/>
-          <w:szCs w:val="32"/>
-        </w:rPr>
-        <w:t xml:space="preserve"> our entire route tree</w:t>
+        <w:t xml:space="preserve"> or our entire route tree</w:t>
       </w:r>
     </w:p>
     <w:p>
@@ -2645,14 +1653,7 @@
           <w:sz w:val="32"/>
           <w:szCs w:val="32"/>
         </w:rPr>
-        <w:t xml:space="preserve"> w</w:t>
-      </w:r>
-      <w:r>
-        <w:rPr>
-          <w:sz w:val="32"/>
-          <w:szCs w:val="32"/>
-        </w:rPr>
-        <w:t>here the app starts if there's no deep link (defaults to /)</w:t>
+        <w:t xml:space="preserve"> where the app starts if there's no deep link (defaults to /)</w:t>
       </w:r>
     </w:p>
     <w:p>
@@ -2702,21 +1703,7 @@
           <w:sz w:val="32"/>
           <w:szCs w:val="32"/>
         </w:rPr>
-        <w:t>p</w:t>
-      </w:r>
-      <w:r>
-        <w:rPr>
-          <w:sz w:val="32"/>
-          <w:szCs w:val="32"/>
-        </w:rPr>
-        <w:t>rints every route match/parse to console</w:t>
-      </w:r>
-      <w:r>
-        <w:rPr>
-          <w:sz w:val="32"/>
-          <w:szCs w:val="32"/>
-        </w:rPr>
-        <w:t xml:space="preserve"> (easier debugging)</w:t>
+        <w:t>prints every route match/parse to console (easier debugging)</w:t>
       </w:r>
     </w:p>
     <w:p>
@@ -2758,21 +1745,7 @@
           <w:szCs w:val="32"/>
         </w:rPr>
         <w:tab/>
-        <w:t xml:space="preserve">Fallback screen when no route matches </w:t>
-      </w:r>
-      <w:r>
-        <w:rPr>
-          <w:sz w:val="32"/>
-          <w:szCs w:val="32"/>
-        </w:rPr>
-        <w:t>(SEE BELOW</w:t>
-      </w:r>
-      <w:r>
-        <w:rPr>
-          <w:sz w:val="32"/>
-          <w:szCs w:val="32"/>
-        </w:rPr>
-        <w:t>)</w:t>
+        <w:t>Fallback screen when no route matches (SEE BELOW)</w:t>
       </w:r>
     </w:p>
     <w:p>
@@ -2886,53 +1859,14 @@
           <w:sz w:val="32"/>
           <w:szCs w:val="32"/>
         </w:rPr>
-        <w:t>p</w:t>
-      </w:r>
-      <w:r>
-        <w:rPr>
-          <w:b/>
-          <w:bCs/>
-          <w:sz w:val="32"/>
-          <w:szCs w:val="32"/>
-        </w:rPr>
-        <w:t>ath</w:t>
-      </w:r>
-      <w:r>
-        <w:rPr>
-          <w:b/>
-          <w:bCs/>
-          <w:sz w:val="32"/>
-          <w:szCs w:val="32"/>
-        </w:rPr>
-        <w:t>:</w:t>
-      </w:r>
-      <w:r>
-        <w:rPr>
-          <w:sz w:val="32"/>
-          <w:szCs w:val="32"/>
-        </w:rPr>
-        <w:t xml:space="preserve"> t</w:t>
-      </w:r>
-      <w:r>
-        <w:rPr>
-          <w:sz w:val="32"/>
-          <w:szCs w:val="32"/>
-        </w:rPr>
-        <w:t>he URL segment this route matches (:id = param,</w:t>
-      </w:r>
-      <w:r>
-        <w:rPr>
-          <w:sz w:val="32"/>
-          <w:szCs w:val="32"/>
-        </w:rPr>
-        <w:t xml:space="preserve"> SEE BELOW</w:t>
-      </w:r>
-      <w:r>
-        <w:rPr>
-          <w:sz w:val="32"/>
-          <w:szCs w:val="32"/>
-        </w:rPr>
-        <w:t>)</w:t>
+        <w:t>path:</w:t>
+      </w:r>
+      <w:r>
+        <w:rPr>
+          <w:sz w:val="32"/>
+          <w:szCs w:val="32"/>
+        </w:rPr>
+        <w:t xml:space="preserve"> the URL segment this route matches (:id = param, SEE BELOW)</w:t>
       </w:r>
     </w:p>
     <w:p>
@@ -2955,16 +1889,7 @@
           <w:sz w:val="32"/>
           <w:szCs w:val="32"/>
         </w:rPr>
-        <w:t>builder</w:t>
-      </w:r>
-      <w:r>
-        <w:rPr>
-          <w:b/>
-          <w:bCs/>
-          <w:sz w:val="32"/>
-          <w:szCs w:val="32"/>
-        </w:rPr>
-        <w:t>:</w:t>
+        <w:t>builder:</w:t>
       </w:r>
       <w:r>
         <w:rPr>
@@ -3716,17 +2641,13 @@
       <w:pPr>
         <w:jc w:val="both"/>
         <w:rPr>
-          <w:b/>
-          <w:bCs/>
-          <w:color w:val="D86DCB" w:themeColor="accent5" w:themeTint="99"/>
-          <w:sz w:val="32"/>
-          <w:szCs w:val="32"/>
-        </w:rPr>
-      </w:pPr>
-      <w:r>
-        <w:rPr>
-          <w:b/>
-          <w:bCs/>
+          <w:color w:val="D86DCB" w:themeColor="accent5" w:themeTint="99"/>
+          <w:sz w:val="32"/>
+          <w:szCs w:val="32"/>
+        </w:rPr>
+      </w:pPr>
+      <w:r>
+        <w:rPr>
           <w:color w:val="D86DCB" w:themeColor="accent5" w:themeTint="99"/>
           <w:sz w:val="32"/>
           <w:szCs w:val="32"/>
@@ -3736,8 +2657,6 @@
       <w:proofErr w:type="spellStart"/>
       <w:r>
         <w:rPr>
-          <w:b/>
-          <w:bCs/>
           <w:color w:val="D86DCB" w:themeColor="accent5" w:themeTint="99"/>
           <w:sz w:val="32"/>
           <w:szCs w:val="32"/>
@@ -3747,8 +2666,6 @@
       <w:proofErr w:type="spellEnd"/>
       <w:r>
         <w:rPr>
-          <w:b/>
-          <w:bCs/>
           <w:color w:val="D86DCB" w:themeColor="accent5" w:themeTint="99"/>
           <w:sz w:val="32"/>
           <w:szCs w:val="32"/>
@@ -3758,8 +2675,6 @@
       <w:proofErr w:type="spellStart"/>
       <w:r>
         <w:rPr>
-          <w:b/>
-          <w:bCs/>
           <w:color w:val="D86DCB" w:themeColor="accent5" w:themeTint="99"/>
           <w:sz w:val="32"/>
           <w:szCs w:val="32"/>
@@ -3769,8 +2684,6 @@
       <w:proofErr w:type="spellEnd"/>
       <w:r>
         <w:rPr>
-          <w:b/>
-          <w:bCs/>
           <w:color w:val="D86DCB" w:themeColor="accent5" w:themeTint="99"/>
           <w:sz w:val="32"/>
           <w:szCs w:val="32"/>
@@ -3782,17 +2695,13 @@
       <w:pPr>
         <w:jc w:val="both"/>
         <w:rPr>
-          <w:b/>
-          <w:bCs/>
-          <w:color w:val="D86DCB" w:themeColor="accent5" w:themeTint="99"/>
-          <w:sz w:val="32"/>
-          <w:szCs w:val="32"/>
-        </w:rPr>
-      </w:pPr>
-      <w:r>
-        <w:rPr>
-          <w:b/>
-          <w:bCs/>
+          <w:color w:val="D86DCB" w:themeColor="accent5" w:themeTint="99"/>
+          <w:sz w:val="32"/>
+          <w:szCs w:val="32"/>
+        </w:rPr>
+      </w:pPr>
+      <w:r>
+        <w:rPr>
           <w:color w:val="D86DCB" w:themeColor="accent5" w:themeTint="99"/>
           <w:sz w:val="32"/>
           <w:szCs w:val="32"/>
@@ -3801,8 +2710,6 @@
       </w:r>
       <w:r>
         <w:rPr>
-          <w:b/>
-          <w:bCs/>
           <w:color w:val="D86DCB" w:themeColor="accent5" w:themeTint="99"/>
           <w:sz w:val="32"/>
           <w:szCs w:val="32"/>
@@ -3811,8 +2718,6 @@
       </w:r>
       <w:r>
         <w:rPr>
-          <w:b/>
-          <w:bCs/>
           <w:color w:val="D86DCB" w:themeColor="accent5" w:themeTint="99"/>
           <w:sz w:val="32"/>
           <w:szCs w:val="32"/>
@@ -3823,8 +2728,6 @@
       <w:proofErr w:type="gramStart"/>
       <w:r>
         <w:rPr>
-          <w:b/>
-          <w:bCs/>
           <w:color w:val="D86DCB" w:themeColor="accent5" w:themeTint="99"/>
           <w:sz w:val="32"/>
           <w:szCs w:val="32"/>
@@ -3834,8 +2737,6 @@
       <w:proofErr w:type="spellEnd"/>
       <w:r>
         <w:rPr>
-          <w:b/>
-          <w:bCs/>
           <w:color w:val="D86DCB" w:themeColor="accent5" w:themeTint="99"/>
           <w:sz w:val="32"/>
           <w:szCs w:val="32"/>
@@ -3848,38 +2749,22 @@
       <w:pPr>
         <w:jc w:val="both"/>
         <w:rPr>
-          <w:b/>
-          <w:bCs/>
-          <w:color w:val="D86DCB" w:themeColor="accent5" w:themeTint="99"/>
-          <w:sz w:val="32"/>
-          <w:szCs w:val="32"/>
-        </w:rPr>
-      </w:pPr>
-      <w:r>
-        <w:rPr>
-          <w:b/>
-          <w:bCs/>
-          <w:color w:val="D86DCB" w:themeColor="accent5" w:themeTint="99"/>
-          <w:sz w:val="32"/>
-          <w:szCs w:val="32"/>
-        </w:rPr>
-        <w:t xml:space="preserve">  </w:t>
-      </w:r>
-      <w:r>
-        <w:rPr>
-          <w:b/>
-          <w:bCs/>
-          <w:color w:val="D86DCB" w:themeColor="accent5" w:themeTint="99"/>
-          <w:sz w:val="32"/>
-          <w:szCs w:val="32"/>
-        </w:rPr>
-        <w:t xml:space="preserve">    </w:t>
-      </w:r>
-      <w:proofErr w:type="spellStart"/>
-      <w:r>
-        <w:rPr>
-          <w:b/>
-          <w:bCs/>
+          <w:color w:val="D86DCB" w:themeColor="accent5" w:themeTint="99"/>
+          <w:sz w:val="32"/>
+          <w:szCs w:val="32"/>
+        </w:rPr>
+      </w:pPr>
+      <w:r>
+        <w:rPr>
+          <w:color w:val="D86DCB" w:themeColor="accent5" w:themeTint="99"/>
+          <w:sz w:val="32"/>
+          <w:szCs w:val="32"/>
+        </w:rPr>
+        <w:t xml:space="preserve">      </w:t>
+      </w:r>
+      <w:proofErr w:type="spellStart"/>
+      <w:r>
+        <w:rPr>
           <w:color w:val="D86DCB" w:themeColor="accent5" w:themeTint="99"/>
           <w:sz w:val="32"/>
           <w:szCs w:val="32"/>
@@ -3889,8 +2774,6 @@
       <w:proofErr w:type="spellEnd"/>
       <w:r>
         <w:rPr>
-          <w:b/>
-          <w:bCs/>
           <w:color w:val="D86DCB" w:themeColor="accent5" w:themeTint="99"/>
           <w:sz w:val="32"/>
           <w:szCs w:val="32"/>
@@ -3902,38 +2785,22 @@
       <w:pPr>
         <w:jc w:val="both"/>
         <w:rPr>
-          <w:b/>
-          <w:bCs/>
-          <w:color w:val="D86DCB" w:themeColor="accent5" w:themeTint="99"/>
-          <w:sz w:val="32"/>
-          <w:szCs w:val="32"/>
-        </w:rPr>
-      </w:pPr>
-      <w:r>
-        <w:rPr>
-          <w:b/>
-          <w:bCs/>
-          <w:color w:val="D86DCB" w:themeColor="accent5" w:themeTint="99"/>
-          <w:sz w:val="32"/>
-          <w:szCs w:val="32"/>
-        </w:rPr>
-        <w:t xml:space="preserve">  </w:t>
-      </w:r>
-      <w:r>
-        <w:rPr>
-          <w:b/>
-          <w:bCs/>
-          <w:color w:val="D86DCB" w:themeColor="accent5" w:themeTint="99"/>
-          <w:sz w:val="32"/>
-          <w:szCs w:val="32"/>
-        </w:rPr>
-        <w:t xml:space="preserve">    </w:t>
-      </w:r>
-      <w:proofErr w:type="spellStart"/>
-      <w:r>
-        <w:rPr>
-          <w:b/>
-          <w:bCs/>
+          <w:color w:val="D86DCB" w:themeColor="accent5" w:themeTint="99"/>
+          <w:sz w:val="32"/>
+          <w:szCs w:val="32"/>
+        </w:rPr>
+      </w:pPr>
+      <w:r>
+        <w:rPr>
+          <w:color w:val="D86DCB" w:themeColor="accent5" w:themeTint="99"/>
+          <w:sz w:val="32"/>
+          <w:szCs w:val="32"/>
+        </w:rPr>
+        <w:t xml:space="preserve">      </w:t>
+      </w:r>
+      <w:proofErr w:type="spellStart"/>
+      <w:r>
+        <w:rPr>
           <w:color w:val="D86DCB" w:themeColor="accent5" w:themeTint="99"/>
           <w:sz w:val="32"/>
           <w:szCs w:val="32"/>
@@ -3943,8 +2810,6 @@
       <w:proofErr w:type="spellEnd"/>
       <w:r>
         <w:rPr>
-          <w:b/>
-          <w:bCs/>
           <w:color w:val="D86DCB" w:themeColor="accent5" w:themeTint="99"/>
           <w:sz w:val="32"/>
           <w:szCs w:val="32"/>
@@ -3956,81 +2821,41 @@
       <w:pPr>
         <w:jc w:val="both"/>
         <w:rPr>
-          <w:b/>
-          <w:bCs/>
-          <w:color w:val="D86DCB" w:themeColor="accent5" w:themeTint="99"/>
-          <w:sz w:val="32"/>
-          <w:szCs w:val="32"/>
-        </w:rPr>
-      </w:pPr>
-      <w:r>
-        <w:rPr>
-          <w:b/>
-          <w:bCs/>
-          <w:color w:val="D86DCB" w:themeColor="accent5" w:themeTint="99"/>
-          <w:sz w:val="32"/>
-          <w:szCs w:val="32"/>
-        </w:rPr>
-        <w:t xml:space="preserve">  </w:t>
-      </w:r>
-      <w:r>
-        <w:rPr>
-          <w:b/>
-          <w:bCs/>
-          <w:color w:val="D86DCB" w:themeColor="accent5" w:themeTint="99"/>
-          <w:sz w:val="32"/>
-          <w:szCs w:val="32"/>
-        </w:rPr>
-        <w:t xml:space="preserve">    </w:t>
-      </w:r>
-      <w:r>
-        <w:rPr>
-          <w:b/>
-          <w:bCs/>
-          <w:color w:val="D86DCB" w:themeColor="accent5" w:themeTint="99"/>
-          <w:sz w:val="32"/>
-          <w:szCs w:val="32"/>
-        </w:rPr>
-        <w:t>routes: [</w:t>
-      </w:r>
-    </w:p>
-    <w:p>
-      <w:pPr>
-        <w:jc w:val="both"/>
-        <w:rPr>
-          <w:b/>
-          <w:bCs/>
-          <w:color w:val="D86DCB" w:themeColor="accent5" w:themeTint="99"/>
-          <w:sz w:val="32"/>
-          <w:szCs w:val="32"/>
-        </w:rPr>
-      </w:pPr>
-      <w:r>
-        <w:rPr>
-          <w:b/>
-          <w:bCs/>
-          <w:color w:val="D86DCB" w:themeColor="accent5" w:themeTint="99"/>
-          <w:sz w:val="32"/>
-          <w:szCs w:val="32"/>
-        </w:rPr>
-        <w:t xml:space="preserve">    </w:t>
-      </w:r>
-      <w:r>
-        <w:rPr>
-          <w:b/>
-          <w:bCs/>
-          <w:color w:val="D86DCB" w:themeColor="accent5" w:themeTint="99"/>
-          <w:sz w:val="32"/>
-          <w:szCs w:val="32"/>
-        </w:rPr>
-        <w:t xml:space="preserve">     </w:t>
+          <w:color w:val="D86DCB" w:themeColor="accent5" w:themeTint="99"/>
+          <w:sz w:val="32"/>
+          <w:szCs w:val="32"/>
+        </w:rPr>
+      </w:pPr>
+      <w:r>
+        <w:rPr>
+          <w:color w:val="D86DCB" w:themeColor="accent5" w:themeTint="99"/>
+          <w:sz w:val="32"/>
+          <w:szCs w:val="32"/>
+        </w:rPr>
+        <w:t xml:space="preserve">      routes: [</w:t>
+      </w:r>
+    </w:p>
+    <w:p>
+      <w:pPr>
+        <w:jc w:val="both"/>
+        <w:rPr>
+          <w:color w:val="D86DCB" w:themeColor="accent5" w:themeTint="99"/>
+          <w:sz w:val="32"/>
+          <w:szCs w:val="32"/>
+        </w:rPr>
+      </w:pPr>
+      <w:r>
+        <w:rPr>
+          <w:color w:val="D86DCB" w:themeColor="accent5" w:themeTint="99"/>
+          <w:sz w:val="32"/>
+          <w:szCs w:val="32"/>
+        </w:rPr>
+        <w:t xml:space="preserve">         </w:t>
       </w:r>
       <w:proofErr w:type="spellStart"/>
       <w:proofErr w:type="gramStart"/>
       <w:r>
         <w:rPr>
-          <w:b/>
-          <w:bCs/>
           <w:color w:val="D86DCB" w:themeColor="accent5" w:themeTint="99"/>
           <w:sz w:val="32"/>
           <w:szCs w:val="32"/>
@@ -4040,8 +2865,6 @@
       <w:proofErr w:type="spellEnd"/>
       <w:r>
         <w:rPr>
-          <w:b/>
-          <w:bCs/>
           <w:color w:val="D86DCB" w:themeColor="accent5" w:themeTint="99"/>
           <w:sz w:val="32"/>
           <w:szCs w:val="32"/>
@@ -4054,131 +2877,41 @@
       <w:pPr>
         <w:jc w:val="both"/>
         <w:rPr>
-          <w:b/>
-          <w:bCs/>
-          <w:color w:val="D86DCB" w:themeColor="accent5" w:themeTint="99"/>
-          <w:sz w:val="32"/>
-          <w:szCs w:val="32"/>
-        </w:rPr>
-      </w:pPr>
-      <w:r>
-        <w:rPr>
-          <w:b/>
-          <w:bCs/>
-          <w:color w:val="D86DCB" w:themeColor="accent5" w:themeTint="99"/>
-          <w:sz w:val="32"/>
-          <w:szCs w:val="32"/>
-        </w:rPr>
-        <w:t xml:space="preserve">     </w:t>
-      </w:r>
-      <w:r>
-        <w:rPr>
-          <w:b/>
-          <w:bCs/>
-          <w:color w:val="D86DCB" w:themeColor="accent5" w:themeTint="99"/>
-          <w:sz w:val="32"/>
-          <w:szCs w:val="32"/>
-        </w:rPr>
-        <w:t xml:space="preserve"> </w:t>
-      </w:r>
-      <w:r>
-        <w:rPr>
-          <w:b/>
-          <w:bCs/>
-          <w:color w:val="D86DCB" w:themeColor="accent5" w:themeTint="99"/>
-          <w:sz w:val="32"/>
-          <w:szCs w:val="32"/>
-        </w:rPr>
-        <w:t xml:space="preserve"> </w:t>
-      </w:r>
-      <w:r>
-        <w:rPr>
-          <w:b/>
-          <w:bCs/>
-          <w:color w:val="D86DCB" w:themeColor="accent5" w:themeTint="99"/>
-          <w:sz w:val="32"/>
-          <w:szCs w:val="32"/>
-        </w:rPr>
-        <w:t xml:space="preserve">      </w:t>
-      </w:r>
-      <w:r>
-        <w:rPr>
-          <w:b/>
-          <w:bCs/>
-          <w:color w:val="D86DCB" w:themeColor="accent5" w:themeTint="99"/>
-          <w:sz w:val="32"/>
-          <w:szCs w:val="32"/>
-        </w:rPr>
-        <w:t>path: '/',</w:t>
-      </w:r>
-    </w:p>
-    <w:p>
-      <w:pPr>
-        <w:jc w:val="both"/>
-        <w:rPr>
-          <w:b/>
-          <w:bCs/>
-          <w:color w:val="D86DCB" w:themeColor="accent5" w:themeTint="99"/>
-          <w:sz w:val="32"/>
-          <w:szCs w:val="32"/>
-        </w:rPr>
-      </w:pPr>
-      <w:r>
-        <w:rPr>
-          <w:b/>
-          <w:bCs/>
-          <w:color w:val="D86DCB" w:themeColor="accent5" w:themeTint="99"/>
-          <w:sz w:val="32"/>
-          <w:szCs w:val="32"/>
-        </w:rPr>
-        <w:t xml:space="preserve">    </w:t>
-      </w:r>
-      <w:r>
-        <w:rPr>
-          <w:b/>
-          <w:bCs/>
-          <w:color w:val="D86DCB" w:themeColor="accent5" w:themeTint="99"/>
-          <w:sz w:val="32"/>
-          <w:szCs w:val="32"/>
-        </w:rPr>
-        <w:t xml:space="preserve"> </w:t>
-      </w:r>
-      <w:r>
-        <w:rPr>
-          <w:b/>
-          <w:bCs/>
-          <w:color w:val="D86DCB" w:themeColor="accent5" w:themeTint="99"/>
-          <w:sz w:val="32"/>
-          <w:szCs w:val="32"/>
-        </w:rPr>
-        <w:t xml:space="preserve"> </w:t>
-      </w:r>
-      <w:r>
-        <w:rPr>
-          <w:b/>
-          <w:bCs/>
-          <w:color w:val="D86DCB" w:themeColor="accent5" w:themeTint="99"/>
-          <w:sz w:val="32"/>
-          <w:szCs w:val="32"/>
-        </w:rPr>
-        <w:t xml:space="preserve">      </w:t>
-      </w:r>
-      <w:r>
-        <w:rPr>
-          <w:b/>
-          <w:bCs/>
-          <w:color w:val="D86DCB" w:themeColor="accent5" w:themeTint="99"/>
-          <w:sz w:val="32"/>
-          <w:szCs w:val="32"/>
-        </w:rPr>
-        <w:t xml:space="preserve"> builder: (context, state) =&gt; const </w:t>
+          <w:color w:val="D86DCB" w:themeColor="accent5" w:themeTint="99"/>
+          <w:sz w:val="32"/>
+          <w:szCs w:val="32"/>
+        </w:rPr>
+      </w:pPr>
+      <w:r>
+        <w:rPr>
+          <w:color w:val="D86DCB" w:themeColor="accent5" w:themeTint="99"/>
+          <w:sz w:val="32"/>
+          <w:szCs w:val="32"/>
+        </w:rPr>
+        <w:t xml:space="preserve">             path: '/',</w:t>
+      </w:r>
+    </w:p>
+    <w:p>
+      <w:pPr>
+        <w:jc w:val="both"/>
+        <w:rPr>
+          <w:color w:val="D86DCB" w:themeColor="accent5" w:themeTint="99"/>
+          <w:sz w:val="32"/>
+          <w:szCs w:val="32"/>
+        </w:rPr>
+      </w:pPr>
+      <w:r>
+        <w:rPr>
+          <w:color w:val="D86DCB" w:themeColor="accent5" w:themeTint="99"/>
+          <w:sz w:val="32"/>
+          <w:szCs w:val="32"/>
+        </w:rPr>
+        <w:t xml:space="preserve">             builder: (context, state) =&gt; const </w:t>
       </w:r>
       <w:proofErr w:type="spellStart"/>
       <w:proofErr w:type="gramStart"/>
       <w:r>
         <w:rPr>
-          <w:b/>
-          <w:bCs/>
           <w:color w:val="D86DCB" w:themeColor="accent5" w:themeTint="99"/>
           <w:sz w:val="32"/>
           <w:szCs w:val="32"/>
@@ -4188,8 +2921,6 @@
       <w:proofErr w:type="spellEnd"/>
       <w:r>
         <w:rPr>
-          <w:b/>
-          <w:bCs/>
           <w:color w:val="D86DCB" w:themeColor="accent5" w:themeTint="99"/>
           <w:sz w:val="32"/>
           <w:szCs w:val="32"/>
@@ -4199,8 +2930,6 @@
       <w:proofErr w:type="gramEnd"/>
       <w:r>
         <w:rPr>
-          <w:b/>
-          <w:bCs/>
           <w:color w:val="D86DCB" w:themeColor="accent5" w:themeTint="99"/>
           <w:sz w:val="32"/>
           <w:szCs w:val="32"/>
@@ -4212,133 +2941,67 @@
       <w:pPr>
         <w:jc w:val="both"/>
         <w:rPr>
-          <w:b/>
-          <w:bCs/>
-          <w:color w:val="D86DCB" w:themeColor="accent5" w:themeTint="99"/>
-          <w:sz w:val="32"/>
-          <w:szCs w:val="32"/>
-        </w:rPr>
-      </w:pPr>
-      <w:r>
-        <w:rPr>
-          <w:b/>
-          <w:bCs/>
-          <w:color w:val="D86DCB" w:themeColor="accent5" w:themeTint="99"/>
-          <w:sz w:val="32"/>
-          <w:szCs w:val="32"/>
-        </w:rPr>
-        <w:t xml:space="preserve">    </w:t>
-      </w:r>
-      <w:r>
-        <w:rPr>
-          <w:b/>
-          <w:bCs/>
-          <w:color w:val="D86DCB" w:themeColor="accent5" w:themeTint="99"/>
-          <w:sz w:val="32"/>
-          <w:szCs w:val="32"/>
-        </w:rPr>
-        <w:t xml:space="preserve">      </w:t>
-      </w:r>
-      <w:r>
-        <w:rPr>
-          <w:b/>
-          <w:bCs/>
-          <w:color w:val="D86DCB" w:themeColor="accent5" w:themeTint="99"/>
-          <w:sz w:val="32"/>
-          <w:szCs w:val="32"/>
-        </w:rPr>
-        <w:t>),</w:t>
-      </w:r>
-    </w:p>
-    <w:p>
-      <w:pPr>
-        <w:jc w:val="both"/>
-        <w:rPr>
-          <w:b/>
-          <w:bCs/>
-          <w:color w:val="D86DCB" w:themeColor="accent5" w:themeTint="99"/>
-          <w:sz w:val="32"/>
-          <w:szCs w:val="32"/>
-        </w:rPr>
-      </w:pPr>
-      <w:r>
-        <w:rPr>
-          <w:b/>
-          <w:bCs/>
-          <w:color w:val="D86DCB" w:themeColor="accent5" w:themeTint="99"/>
-          <w:sz w:val="32"/>
-          <w:szCs w:val="32"/>
-        </w:rPr>
-        <w:t xml:space="preserve">   </w:t>
-      </w:r>
-      <w:r>
-        <w:rPr>
-          <w:b/>
-          <w:bCs/>
-          <w:color w:val="D86DCB" w:themeColor="accent5" w:themeTint="99"/>
-          <w:sz w:val="32"/>
-          <w:szCs w:val="32"/>
-        </w:rPr>
-        <w:t xml:space="preserve"> </w:t>
-      </w:r>
-      <w:r>
-        <w:rPr>
-          <w:b/>
-          <w:bCs/>
-          <w:color w:val="D86DCB" w:themeColor="accent5" w:themeTint="99"/>
-          <w:sz w:val="32"/>
-          <w:szCs w:val="32"/>
-        </w:rPr>
-        <w:t xml:space="preserve">  ],</w:t>
-      </w:r>
-    </w:p>
-    <w:p>
-      <w:pPr>
-        <w:jc w:val="both"/>
-        <w:rPr>
-          <w:b/>
-          <w:bCs/>
-          <w:color w:val="D86DCB" w:themeColor="accent5" w:themeTint="99"/>
-          <w:sz w:val="32"/>
-          <w:szCs w:val="32"/>
-        </w:rPr>
-      </w:pPr>
-      <w:r>
-        <w:rPr>
-          <w:b/>
-          <w:bCs/>
-          <w:color w:val="D86DCB" w:themeColor="accent5" w:themeTint="99"/>
-          <w:sz w:val="32"/>
-          <w:szCs w:val="32"/>
-        </w:rPr>
-        <w:t xml:space="preserve"> </w:t>
-      </w:r>
-      <w:r>
-        <w:rPr>
-          <w:b/>
-          <w:bCs/>
-          <w:color w:val="D86DCB" w:themeColor="accent5" w:themeTint="99"/>
-          <w:sz w:val="32"/>
-          <w:szCs w:val="32"/>
-        </w:rPr>
-        <w:t xml:space="preserve">  );</w:t>
-      </w:r>
-    </w:p>
-    <w:p>
-      <w:pPr>
-        <w:jc w:val="both"/>
-        <w:rPr>
-          <w:b/>
-          <w:bCs/>
-          <w:color w:val="D86DCB" w:themeColor="accent5" w:themeTint="99"/>
-          <w:sz w:val="32"/>
-          <w:szCs w:val="32"/>
-        </w:rPr>
-      </w:pPr>
-      <w:r>
-        <w:rPr>
-          <w:b/>
-          <w:bCs/>
+          <w:color w:val="D86DCB" w:themeColor="accent5" w:themeTint="99"/>
+          <w:sz w:val="32"/>
+          <w:szCs w:val="32"/>
+        </w:rPr>
+      </w:pPr>
+      <w:r>
+        <w:rPr>
+          <w:color w:val="D86DCB" w:themeColor="accent5" w:themeTint="99"/>
+          <w:sz w:val="32"/>
+          <w:szCs w:val="32"/>
+        </w:rPr>
+        <w:t xml:space="preserve">          ),</w:t>
+      </w:r>
+    </w:p>
+    <w:p>
+      <w:pPr>
+        <w:jc w:val="both"/>
+        <w:rPr>
+          <w:color w:val="D86DCB" w:themeColor="accent5" w:themeTint="99"/>
+          <w:sz w:val="32"/>
+          <w:szCs w:val="32"/>
+        </w:rPr>
+      </w:pPr>
+      <w:r>
+        <w:rPr>
+          <w:color w:val="D86DCB" w:themeColor="accent5" w:themeTint="99"/>
+          <w:sz w:val="32"/>
+          <w:szCs w:val="32"/>
+        </w:rPr>
+        <w:t xml:space="preserve">      ],</w:t>
+      </w:r>
+    </w:p>
+    <w:p>
+      <w:pPr>
+        <w:jc w:val="both"/>
+        <w:rPr>
+          <w:color w:val="D86DCB" w:themeColor="accent5" w:themeTint="99"/>
+          <w:sz w:val="32"/>
+          <w:szCs w:val="32"/>
+        </w:rPr>
+      </w:pPr>
+      <w:r>
+        <w:rPr>
+          <w:color w:val="D86DCB" w:themeColor="accent5" w:themeTint="99"/>
+          <w:sz w:val="32"/>
+          <w:szCs w:val="32"/>
+        </w:rPr>
+        <w:t xml:space="preserve">   );</w:t>
+      </w:r>
+    </w:p>
+    <w:p>
+      <w:pPr>
+        <w:jc w:val="both"/>
+        <w:rPr>
+          <w:color w:val="D86DCB" w:themeColor="accent5" w:themeTint="99"/>
+          <w:sz w:val="32"/>
+          <w:szCs w:val="32"/>
+        </w:rPr>
+      </w:pPr>
+      <w:r>
+        <w:rPr>
           <w:color w:val="D86DCB" w:themeColor="accent5" w:themeTint="99"/>
           <w:sz w:val="32"/>
           <w:szCs w:val="32"/>
@@ -4350,29 +3013,23 @@
       <w:pPr>
         <w:jc w:val="both"/>
         <w:rPr>
-          <w:b/>
-          <w:bCs/>
-          <w:color w:val="D86DCB" w:themeColor="accent5" w:themeTint="99"/>
-          <w:sz w:val="32"/>
-          <w:szCs w:val="32"/>
-        </w:rPr>
-      </w:pPr>
-    </w:p>
-    <w:p>
-      <w:pPr>
-        <w:jc w:val="both"/>
-        <w:rPr>
-          <w:b/>
-          <w:bCs/>
-          <w:color w:val="D86DCB" w:themeColor="accent5" w:themeTint="99"/>
-          <w:sz w:val="32"/>
-          <w:szCs w:val="32"/>
-        </w:rPr>
-      </w:pPr>
-      <w:r>
-        <w:rPr>
-          <w:b/>
-          <w:bCs/>
+          <w:color w:val="D86DCB" w:themeColor="accent5" w:themeTint="99"/>
+          <w:sz w:val="32"/>
+          <w:szCs w:val="32"/>
+        </w:rPr>
+      </w:pPr>
+    </w:p>
+    <w:p>
+      <w:pPr>
+        <w:jc w:val="both"/>
+        <w:rPr>
+          <w:color w:val="D86DCB" w:themeColor="accent5" w:themeTint="99"/>
+          <w:sz w:val="32"/>
+          <w:szCs w:val="32"/>
+        </w:rPr>
+      </w:pPr>
+      <w:r>
+        <w:rPr>
           <w:color w:val="D86DCB" w:themeColor="accent5" w:themeTint="99"/>
           <w:sz w:val="32"/>
           <w:szCs w:val="32"/>
@@ -4382,8 +3039,6 @@
       <w:proofErr w:type="spellStart"/>
       <w:r>
         <w:rPr>
-          <w:b/>
-          <w:bCs/>
           <w:color w:val="D86DCB" w:themeColor="accent5" w:themeTint="99"/>
           <w:sz w:val="32"/>
           <w:szCs w:val="32"/>
@@ -4393,8 +3048,6 @@
       <w:proofErr w:type="spellEnd"/>
       <w:r>
         <w:rPr>
-          <w:b/>
-          <w:bCs/>
           <w:color w:val="D86DCB" w:themeColor="accent5" w:themeTint="99"/>
           <w:sz w:val="32"/>
           <w:szCs w:val="32"/>
@@ -4404,29 +3057,15 @@
       <w:proofErr w:type="spellStart"/>
       <w:r>
         <w:rPr>
-          <w:b/>
-          <w:bCs/>
-          <w:color w:val="D86DCB" w:themeColor="accent5" w:themeTint="99"/>
-          <w:sz w:val="32"/>
-          <w:szCs w:val="32"/>
-        </w:rPr>
-        <w:t>Consumer</w:t>
-      </w:r>
-      <w:r>
-        <w:rPr>
-          <w:b/>
-          <w:bCs/>
-          <w:color w:val="D86DCB" w:themeColor="accent5" w:themeTint="99"/>
-          <w:sz w:val="32"/>
-          <w:szCs w:val="32"/>
-        </w:rPr>
-        <w:t>Widget</w:t>
-      </w:r>
-      <w:proofErr w:type="spellEnd"/>
-      <w:r>
-        <w:rPr>
-          <w:b/>
-          <w:bCs/>
+          <w:color w:val="D86DCB" w:themeColor="accent5" w:themeTint="99"/>
+          <w:sz w:val="32"/>
+          <w:szCs w:val="32"/>
+        </w:rPr>
+        <w:t>ConsumerWidget</w:t>
+      </w:r>
+      <w:proofErr w:type="spellEnd"/>
+      <w:r>
+        <w:rPr>
           <w:color w:val="D86DCB" w:themeColor="accent5" w:themeTint="99"/>
           <w:sz w:val="32"/>
           <w:szCs w:val="32"/>
@@ -4438,17 +3077,13 @@
       <w:pPr>
         <w:jc w:val="both"/>
         <w:rPr>
-          <w:b/>
-          <w:bCs/>
-          <w:color w:val="D86DCB" w:themeColor="accent5" w:themeTint="99"/>
-          <w:sz w:val="32"/>
-          <w:szCs w:val="32"/>
-        </w:rPr>
-      </w:pPr>
-      <w:r>
-        <w:rPr>
-          <w:b/>
-          <w:bCs/>
+          <w:color w:val="D86DCB" w:themeColor="accent5" w:themeTint="99"/>
+          <w:sz w:val="32"/>
+          <w:szCs w:val="32"/>
+        </w:rPr>
+      </w:pPr>
+      <w:r>
+        <w:rPr>
           <w:color w:val="D86DCB" w:themeColor="accent5" w:themeTint="99"/>
           <w:sz w:val="32"/>
           <w:szCs w:val="32"/>
@@ -4458,8 +3093,6 @@
       <w:proofErr w:type="spellStart"/>
       <w:r>
         <w:rPr>
-          <w:b/>
-          <w:bCs/>
           <w:color w:val="D86DCB" w:themeColor="accent5" w:themeTint="99"/>
           <w:sz w:val="32"/>
           <w:szCs w:val="32"/>
@@ -4469,8 +3102,6 @@
       <w:proofErr w:type="spellEnd"/>
       <w:r>
         <w:rPr>
-          <w:b/>
-          <w:bCs/>
           <w:color w:val="D86DCB" w:themeColor="accent5" w:themeTint="99"/>
           <w:sz w:val="32"/>
           <w:szCs w:val="32"/>
@@ -4480,8 +3111,6 @@
       <w:proofErr w:type="spellStart"/>
       <w:r>
         <w:rPr>
-          <w:b/>
-          <w:bCs/>
           <w:color w:val="D86DCB" w:themeColor="accent5" w:themeTint="99"/>
           <w:sz w:val="32"/>
           <w:szCs w:val="32"/>
@@ -4491,8 +3120,6 @@
       <w:proofErr w:type="spellEnd"/>
       <w:r>
         <w:rPr>
-          <w:b/>
-          <w:bCs/>
           <w:color w:val="D86DCB" w:themeColor="accent5" w:themeTint="99"/>
           <w:sz w:val="32"/>
           <w:szCs w:val="32"/>
@@ -4504,29 +3131,23 @@
       <w:pPr>
         <w:jc w:val="both"/>
         <w:rPr>
-          <w:b/>
-          <w:bCs/>
-          <w:color w:val="D86DCB" w:themeColor="accent5" w:themeTint="99"/>
-          <w:sz w:val="32"/>
-          <w:szCs w:val="32"/>
-        </w:rPr>
-      </w:pPr>
-    </w:p>
-    <w:p>
-      <w:pPr>
-        <w:jc w:val="both"/>
-        <w:rPr>
-          <w:b/>
-          <w:bCs/>
-          <w:color w:val="D86DCB" w:themeColor="accent5" w:themeTint="99"/>
-          <w:sz w:val="32"/>
-          <w:szCs w:val="32"/>
-        </w:rPr>
-      </w:pPr>
-      <w:r>
-        <w:rPr>
-          <w:b/>
-          <w:bCs/>
+          <w:color w:val="D86DCB" w:themeColor="accent5" w:themeTint="99"/>
+          <w:sz w:val="32"/>
+          <w:szCs w:val="32"/>
+        </w:rPr>
+      </w:pPr>
+    </w:p>
+    <w:p>
+      <w:pPr>
+        <w:jc w:val="both"/>
+        <w:rPr>
+          <w:color w:val="D86DCB" w:themeColor="accent5" w:themeTint="99"/>
+          <w:sz w:val="32"/>
+          <w:szCs w:val="32"/>
+        </w:rPr>
+      </w:pPr>
+      <w:r>
+        <w:rPr>
           <w:color w:val="D86DCB" w:themeColor="accent5" w:themeTint="99"/>
           <w:sz w:val="32"/>
           <w:szCs w:val="32"/>
@@ -4539,17 +3160,13 @@
       <w:pPr>
         <w:jc w:val="both"/>
         <w:rPr>
-          <w:b/>
-          <w:bCs/>
-          <w:color w:val="D86DCB" w:themeColor="accent5" w:themeTint="99"/>
-          <w:sz w:val="32"/>
-          <w:szCs w:val="32"/>
-        </w:rPr>
-      </w:pPr>
-      <w:r>
-        <w:rPr>
-          <w:b/>
-          <w:bCs/>
+          <w:color w:val="D86DCB" w:themeColor="accent5" w:themeTint="99"/>
+          <w:sz w:val="32"/>
+          <w:szCs w:val="32"/>
+        </w:rPr>
+      </w:pPr>
+      <w:r>
+        <w:rPr>
           <w:color w:val="D86DCB" w:themeColor="accent5" w:themeTint="99"/>
           <w:sz w:val="32"/>
           <w:szCs w:val="32"/>
@@ -4559,8 +3176,6 @@
       <w:proofErr w:type="gramStart"/>
       <w:r>
         <w:rPr>
-          <w:b/>
-          <w:bCs/>
           <w:color w:val="D86DCB" w:themeColor="accent5" w:themeTint="99"/>
           <w:sz w:val="32"/>
           <w:szCs w:val="32"/>
@@ -4571,8 +3186,6 @@
       <w:proofErr w:type="gramEnd"/>
       <w:r>
         <w:rPr>
-          <w:b/>
-          <w:bCs/>
           <w:color w:val="D86DCB" w:themeColor="accent5" w:themeTint="99"/>
           <w:sz w:val="32"/>
           <w:szCs w:val="32"/>
@@ -4582,29 +3195,15 @@
       <w:proofErr w:type="spellEnd"/>
       <w:r>
         <w:rPr>
-          <w:b/>
-          <w:bCs/>
-          <w:color w:val="D86DCB" w:themeColor="accent5" w:themeTint="99"/>
-          <w:sz w:val="32"/>
-          <w:szCs w:val="32"/>
-        </w:rPr>
-        <w:t xml:space="preserve"> context</w:t>
-      </w:r>
-      <w:r>
-        <w:rPr>
-          <w:b/>
-          <w:bCs/>
-          <w:color w:val="D86DCB" w:themeColor="accent5" w:themeTint="99"/>
-          <w:sz w:val="32"/>
-          <w:szCs w:val="32"/>
-        </w:rPr>
-        <w:t xml:space="preserve">, </w:t>
-      </w:r>
-      <w:proofErr w:type="spellStart"/>
-      <w:r>
-        <w:rPr>
-          <w:b/>
-          <w:bCs/>
+          <w:color w:val="D86DCB" w:themeColor="accent5" w:themeTint="99"/>
+          <w:sz w:val="32"/>
+          <w:szCs w:val="32"/>
+        </w:rPr>
+        <w:t xml:space="preserve"> context, </w:t>
+      </w:r>
+      <w:proofErr w:type="spellStart"/>
+      <w:r>
+        <w:rPr>
           <w:color w:val="D86DCB" w:themeColor="accent5" w:themeTint="99"/>
           <w:sz w:val="32"/>
           <w:szCs w:val="32"/>
@@ -4614,62 +3213,34 @@
       <w:proofErr w:type="spellEnd"/>
       <w:r>
         <w:rPr>
-          <w:b/>
-          <w:bCs/>
-          <w:color w:val="D86DCB" w:themeColor="accent5" w:themeTint="99"/>
-          <w:sz w:val="32"/>
-          <w:szCs w:val="32"/>
-        </w:rPr>
-        <w:t xml:space="preserve"> ref</w:t>
-      </w:r>
-      <w:r>
-        <w:rPr>
-          <w:b/>
-          <w:bCs/>
-          <w:color w:val="D86DCB" w:themeColor="accent5" w:themeTint="99"/>
-          <w:sz w:val="32"/>
-          <w:szCs w:val="32"/>
-        </w:rPr>
-        <w:t>) {</w:t>
-      </w:r>
-    </w:p>
-    <w:p>
-      <w:pPr>
-        <w:jc w:val="both"/>
-        <w:rPr>
-          <w:b/>
-          <w:bCs/>
-          <w:color w:val="D86DCB" w:themeColor="accent5" w:themeTint="99"/>
-          <w:sz w:val="32"/>
-          <w:szCs w:val="32"/>
-        </w:rPr>
-      </w:pPr>
-      <w:r>
-        <w:rPr>
-          <w:b/>
-          <w:bCs/>
-          <w:color w:val="D86DCB" w:themeColor="accent5" w:themeTint="99"/>
-          <w:sz w:val="32"/>
-          <w:szCs w:val="32"/>
-        </w:rPr>
-        <w:t xml:space="preserve">    </w:t>
-      </w:r>
-      <w:r>
-        <w:rPr>
-          <w:b/>
-          <w:bCs/>
-          <w:color w:val="D86DCB" w:themeColor="accent5" w:themeTint="99"/>
-          <w:sz w:val="32"/>
-          <w:szCs w:val="32"/>
-        </w:rPr>
-        <w:t xml:space="preserve">final router = </w:t>
+          <w:color w:val="D86DCB" w:themeColor="accent5" w:themeTint="99"/>
+          <w:sz w:val="32"/>
+          <w:szCs w:val="32"/>
+        </w:rPr>
+        <w:t xml:space="preserve"> ref) {</w:t>
+      </w:r>
+    </w:p>
+    <w:p>
+      <w:pPr>
+        <w:jc w:val="both"/>
+        <w:rPr>
+          <w:color w:val="D86DCB" w:themeColor="accent5" w:themeTint="99"/>
+          <w:sz w:val="32"/>
+          <w:szCs w:val="32"/>
+        </w:rPr>
+      </w:pPr>
+      <w:r>
+        <w:rPr>
+          <w:color w:val="D86DCB" w:themeColor="accent5" w:themeTint="99"/>
+          <w:sz w:val="32"/>
+          <w:szCs w:val="32"/>
+        </w:rPr>
+        <w:t xml:space="preserve">    final router = </w:t>
       </w:r>
       <w:proofErr w:type="spellStart"/>
       <w:proofErr w:type="gramStart"/>
       <w:r>
         <w:rPr>
-          <w:b/>
-          <w:bCs/>
           <w:color w:val="D86DCB" w:themeColor="accent5" w:themeTint="99"/>
           <w:sz w:val="32"/>
           <w:szCs w:val="32"/>
@@ -4680,8 +3251,6 @@
       <w:proofErr w:type="gramEnd"/>
       <w:r>
         <w:rPr>
-          <w:b/>
-          <w:bCs/>
           <w:color w:val="D86DCB" w:themeColor="accent5" w:themeTint="99"/>
           <w:sz w:val="32"/>
           <w:szCs w:val="32"/>
@@ -4691,8 +3260,6 @@
       <w:proofErr w:type="spellStart"/>
       <w:r>
         <w:rPr>
-          <w:b/>
-          <w:bCs/>
           <w:color w:val="D86DCB" w:themeColor="accent5" w:themeTint="99"/>
           <w:sz w:val="32"/>
           <w:szCs w:val="32"/>
@@ -4702,8 +3269,6 @@
       <w:proofErr w:type="spellEnd"/>
       <w:r>
         <w:rPr>
-          <w:b/>
-          <w:bCs/>
           <w:color w:val="D86DCB" w:themeColor="accent5" w:themeTint="99"/>
           <w:sz w:val="32"/>
           <w:szCs w:val="32"/>
@@ -4715,17 +3280,13 @@
       <w:pPr>
         <w:jc w:val="both"/>
         <w:rPr>
-          <w:b/>
-          <w:bCs/>
-          <w:color w:val="D86DCB" w:themeColor="accent5" w:themeTint="99"/>
-          <w:sz w:val="32"/>
-          <w:szCs w:val="32"/>
-        </w:rPr>
-      </w:pPr>
-      <w:r>
-        <w:rPr>
-          <w:b/>
-          <w:bCs/>
+          <w:color w:val="D86DCB" w:themeColor="accent5" w:themeTint="99"/>
+          <w:sz w:val="32"/>
+          <w:szCs w:val="32"/>
+        </w:rPr>
+      </w:pPr>
+      <w:r>
+        <w:rPr>
           <w:color w:val="D86DCB" w:themeColor="accent5" w:themeTint="99"/>
           <w:sz w:val="32"/>
           <w:szCs w:val="32"/>
@@ -4735,8 +3296,6 @@
       <w:proofErr w:type="spellStart"/>
       <w:r>
         <w:rPr>
-          <w:b/>
-          <w:bCs/>
           <w:color w:val="D86DCB" w:themeColor="accent5" w:themeTint="99"/>
           <w:sz w:val="32"/>
           <w:szCs w:val="32"/>
@@ -4746,8 +3305,6 @@
       <w:proofErr w:type="spellEnd"/>
       <w:r>
         <w:rPr>
-          <w:b/>
-          <w:bCs/>
           <w:color w:val="D86DCB" w:themeColor="accent5" w:themeTint="99"/>
           <w:sz w:val="32"/>
           <w:szCs w:val="32"/>
@@ -4759,17 +3316,13 @@
       <w:pPr>
         <w:jc w:val="both"/>
         <w:rPr>
-          <w:b/>
-          <w:bCs/>
-          <w:color w:val="D86DCB" w:themeColor="accent5" w:themeTint="99"/>
-          <w:sz w:val="32"/>
-          <w:szCs w:val="32"/>
-        </w:rPr>
-      </w:pPr>
-      <w:r>
-        <w:rPr>
-          <w:b/>
-          <w:bCs/>
+          <w:color w:val="D86DCB" w:themeColor="accent5" w:themeTint="99"/>
+          <w:sz w:val="32"/>
+          <w:szCs w:val="32"/>
+        </w:rPr>
+      </w:pPr>
+      <w:r>
+        <w:rPr>
           <w:color w:val="D86DCB" w:themeColor="accent5" w:themeTint="99"/>
           <w:sz w:val="32"/>
           <w:szCs w:val="32"/>
@@ -4779,8 +3332,6 @@
       <w:proofErr w:type="spellStart"/>
       <w:r>
         <w:rPr>
-          <w:b/>
-          <w:bCs/>
           <w:color w:val="D86DCB" w:themeColor="accent5" w:themeTint="99"/>
           <w:sz w:val="32"/>
           <w:szCs w:val="32"/>
@@ -4790,8 +3341,6 @@
       <w:proofErr w:type="spellEnd"/>
       <w:r>
         <w:rPr>
-          <w:b/>
-          <w:bCs/>
           <w:color w:val="D86DCB" w:themeColor="accent5" w:themeTint="99"/>
           <w:sz w:val="32"/>
           <w:szCs w:val="32"/>
@@ -4803,17 +3352,13 @@
       <w:pPr>
         <w:jc w:val="both"/>
         <w:rPr>
-          <w:b/>
-          <w:bCs/>
-          <w:color w:val="D86DCB" w:themeColor="accent5" w:themeTint="99"/>
-          <w:sz w:val="32"/>
-          <w:szCs w:val="32"/>
-        </w:rPr>
-      </w:pPr>
-      <w:r>
-        <w:rPr>
-          <w:b/>
-          <w:bCs/>
+          <w:color w:val="D86DCB" w:themeColor="accent5" w:themeTint="99"/>
+          <w:sz w:val="32"/>
+          <w:szCs w:val="32"/>
+        </w:rPr>
+      </w:pPr>
+      <w:r>
+        <w:rPr>
           <w:color w:val="D86DCB" w:themeColor="accent5" w:themeTint="99"/>
           <w:sz w:val="32"/>
           <w:szCs w:val="32"/>
@@ -4825,17 +3370,13 @@
       <w:pPr>
         <w:jc w:val="both"/>
         <w:rPr>
-          <w:b/>
-          <w:bCs/>
-          <w:color w:val="D86DCB" w:themeColor="accent5" w:themeTint="99"/>
-          <w:sz w:val="32"/>
-          <w:szCs w:val="32"/>
-        </w:rPr>
-      </w:pPr>
-      <w:r>
-        <w:rPr>
-          <w:b/>
-          <w:bCs/>
+          <w:color w:val="D86DCB" w:themeColor="accent5" w:themeTint="99"/>
+          <w:sz w:val="32"/>
+          <w:szCs w:val="32"/>
+        </w:rPr>
+      </w:pPr>
+      <w:r>
+        <w:rPr>
           <w:color w:val="D86DCB" w:themeColor="accent5" w:themeTint="99"/>
           <w:sz w:val="32"/>
           <w:szCs w:val="32"/>
@@ -4853,8 +3394,6 @@
       </w:pPr>
       <w:r>
         <w:rPr>
-          <w:b/>
-          <w:bCs/>
           <w:color w:val="D86DCB" w:themeColor="accent5" w:themeTint="99"/>
           <w:sz w:val="32"/>
           <w:szCs w:val="32"/>
@@ -6442,6 +4981,7 @@
   <w:style w:type="character" w:default="1" w:styleId="DefaultParagraphFont">
     <w:name w:val="Default Paragraph Font"/>
     <w:uiPriority w:val="1"/>
+    <w:semiHidden/>
     <w:unhideWhenUsed/>
   </w:style>
   <w:style w:type="table" w:default="1" w:styleId="TableNormal">
